--- a/manuals/Baccable_manual_PL.docx
+++ b/manuals/Baccable_manual_PL.docx
@@ -163,7 +163,7 @@
           <w:noProof/>
         </w:rPr>
         <w:drawing>
-          <wp:inline distT="0" distB="0" distL="0" distR="0" wp14:anchorId="67CE4B57" wp14:editId="58431989">
+          <wp:inline distT="0" distB="0" distL="0" distR="0" wp14:anchorId="0FBD6783" wp14:editId="3D8CAF75">
             <wp:extent cx="4918635" cy="2294890"/>
             <wp:effectExtent l="0" t="0" r="0" b="0"/>
             <wp:docPr id="1632200295" name="Immagine 37"/>
@@ -295,7 +295,7 @@
           <w:r>
             <w:fldChar w:fldCharType="separate"/>
           </w:r>
-          <w:hyperlink w:anchor="_Toc239527353" w:history="1">
+          <w:hyperlink w:anchor="_Toc243860563" w:history="1">
             <w:r>
               <w:rPr>
                 <w:rStyle w:val="Collegamentoipertestuale"/>
@@ -344,7 +344,7 @@
                 <w:noProof/>
                 <w:webHidden/>
               </w:rPr>
-              <w:instrText xml:space="preserve"> PAGEREF _Toc239527353 \h </w:instrText>
+              <w:instrText xml:space="preserve"> PAGEREF _Toc243860563 \h </w:instrText>
             </w:r>
             <w:r>
               <w:rPr>
@@ -389,7 +389,7 @@
               <w14:ligatures w14:val="standardContextual"/>
             </w:rPr>
           </w:pPr>
-          <w:hyperlink w:anchor="_Toc239527354" w:history="1">
+          <w:hyperlink w:anchor="_Toc243860564" w:history="1">
             <w:r>
               <w:rPr>
                 <w:rStyle w:val="Collegamentoipertestuale"/>
@@ -438,7 +438,7 @@
                 <w:noProof/>
                 <w:webHidden/>
               </w:rPr>
-              <w:instrText xml:space="preserve"> PAGEREF _Toc239527354 \h </w:instrText>
+              <w:instrText xml:space="preserve"> PAGEREF _Toc243860564 \h </w:instrText>
             </w:r>
             <w:r>
               <w:rPr>
@@ -483,7 +483,7 @@
               <w14:ligatures w14:val="standardContextual"/>
             </w:rPr>
           </w:pPr>
-          <w:hyperlink w:anchor="_Toc239527355" w:history="1">
+          <w:hyperlink w:anchor="_Toc243860565" w:history="1">
             <w:r>
               <w:rPr>
                 <w:rStyle w:val="Collegamentoipertestuale"/>
@@ -534,7 +534,7 @@
                 <w:noProof/>
                 <w:webHidden/>
               </w:rPr>
-              <w:instrText xml:space="preserve"> PAGEREF _Toc239527355 \h </w:instrText>
+              <w:instrText xml:space="preserve"> PAGEREF _Toc243860565 \h </w:instrText>
             </w:r>
             <w:r>
               <w:rPr>
@@ -579,7 +579,7 @@
               <w14:ligatures w14:val="standardContextual"/>
             </w:rPr>
           </w:pPr>
-          <w:hyperlink w:anchor="_Toc239527356" w:history="1">
+          <w:hyperlink w:anchor="_Toc243860566" w:history="1">
             <w:r>
               <w:rPr>
                 <w:rStyle w:val="Collegamentoipertestuale"/>
@@ -630,7 +630,7 @@
                 <w:noProof/>
                 <w:webHidden/>
               </w:rPr>
-              <w:instrText xml:space="preserve"> PAGEREF _Toc239527356 \h </w:instrText>
+              <w:instrText xml:space="preserve"> PAGEREF _Toc243860566 \h </w:instrText>
             </w:r>
             <w:r>
               <w:rPr>
@@ -675,7 +675,7 @@
               <w14:ligatures w14:val="standardContextual"/>
             </w:rPr>
           </w:pPr>
-          <w:hyperlink w:anchor="_Toc239527357" w:history="1">
+          <w:hyperlink w:anchor="_Toc243860567" w:history="1">
             <w:r>
               <w:rPr>
                 <w:rStyle w:val="Collegamentoipertestuale"/>
@@ -726,7 +726,7 @@
                 <w:noProof/>
                 <w:webHidden/>
               </w:rPr>
-              <w:instrText xml:space="preserve"> PAGEREF _Toc239527357 \h </w:instrText>
+              <w:instrText xml:space="preserve"> PAGEREF _Toc243860567 \h </w:instrText>
             </w:r>
             <w:r>
               <w:rPr>
@@ -771,7 +771,7 @@
               <w14:ligatures w14:val="standardContextual"/>
             </w:rPr>
           </w:pPr>
-          <w:hyperlink w:anchor="_Toc239527358" w:history="1">
+          <w:hyperlink w:anchor="_Toc243860568" w:history="1">
             <w:r>
               <w:rPr>
                 <w:rStyle w:val="Collegamentoipertestuale"/>
@@ -822,7 +822,7 @@
                 <w:noProof/>
                 <w:webHidden/>
               </w:rPr>
-              <w:instrText xml:space="preserve"> PAGEREF _Toc239527358 \h </w:instrText>
+              <w:instrText xml:space="preserve"> PAGEREF _Toc243860568 \h </w:instrText>
             </w:r>
             <w:r>
               <w:rPr>
@@ -867,7 +867,7 @@
               <w14:ligatures w14:val="standardContextual"/>
             </w:rPr>
           </w:pPr>
-          <w:hyperlink w:anchor="_Toc239527359" w:history="1">
+          <w:hyperlink w:anchor="_Toc243860569" w:history="1">
             <w:r>
               <w:rPr>
                 <w:rStyle w:val="Collegamentoipertestuale"/>
@@ -918,7 +918,7 @@
                 <w:noProof/>
                 <w:webHidden/>
               </w:rPr>
-              <w:instrText xml:space="preserve"> PAGEREF _Toc239527359 \h </w:instrText>
+              <w:instrText xml:space="preserve"> PAGEREF _Toc243860569 \h </w:instrText>
             </w:r>
             <w:r>
               <w:rPr>
@@ -963,7 +963,7 @@
               <w14:ligatures w14:val="standardContextual"/>
             </w:rPr>
           </w:pPr>
-          <w:hyperlink w:anchor="_Toc239527360" w:history="1">
+          <w:hyperlink w:anchor="_Toc243860570" w:history="1">
             <w:r>
               <w:rPr>
                 <w:rStyle w:val="Collegamentoipertestuale"/>
@@ -1014,7 +1014,7 @@
                 <w:noProof/>
                 <w:webHidden/>
               </w:rPr>
-              <w:instrText xml:space="preserve"> PAGEREF _Toc239527360 \h </w:instrText>
+              <w:instrText xml:space="preserve"> PAGEREF _Toc243860570 \h </w:instrText>
             </w:r>
             <w:r>
               <w:rPr>
@@ -1059,7 +1059,7 @@
               <w14:ligatures w14:val="standardContextual"/>
             </w:rPr>
           </w:pPr>
-          <w:hyperlink w:anchor="_Toc239527361" w:history="1">
+          <w:hyperlink w:anchor="_Toc243860571" w:history="1">
             <w:r>
               <w:rPr>
                 <w:rStyle w:val="Collegamentoipertestuale"/>
@@ -1110,7 +1110,7 @@
                 <w:noProof/>
                 <w:webHidden/>
               </w:rPr>
-              <w:instrText xml:space="preserve"> PAGEREF _Toc239527361 \h </w:instrText>
+              <w:instrText xml:space="preserve"> PAGEREF _Toc243860571 \h </w:instrText>
             </w:r>
             <w:r>
               <w:rPr>
@@ -1155,7 +1155,7 @@
               <w14:ligatures w14:val="standardContextual"/>
             </w:rPr>
           </w:pPr>
-          <w:hyperlink w:anchor="_Toc239527362" w:history="1">
+          <w:hyperlink w:anchor="_Toc243860572" w:history="1">
             <w:r>
               <w:rPr>
                 <w:rStyle w:val="Collegamentoipertestuale"/>
@@ -1206,7 +1206,7 @@
                 <w:noProof/>
                 <w:webHidden/>
               </w:rPr>
-              <w:instrText xml:space="preserve"> PAGEREF _Toc239527362 \h </w:instrText>
+              <w:instrText xml:space="preserve"> PAGEREF _Toc243860572 \h </w:instrText>
             </w:r>
             <w:r>
               <w:rPr>
@@ -1251,7 +1251,7 @@
               <w14:ligatures w14:val="standardContextual"/>
             </w:rPr>
           </w:pPr>
-          <w:hyperlink w:anchor="_Toc239527363" w:history="1">
+          <w:hyperlink w:anchor="_Toc243860573" w:history="1">
             <w:r>
               <w:rPr>
                 <w:rStyle w:val="Collegamentoipertestuale"/>
@@ -1302,7 +1302,7 @@
                 <w:noProof/>
                 <w:webHidden/>
               </w:rPr>
-              <w:instrText xml:space="preserve"> PAGEREF _Toc239527363 \h </w:instrText>
+              <w:instrText xml:space="preserve"> PAGEREF _Toc243860573 \h </w:instrText>
             </w:r>
             <w:r>
               <w:rPr>
@@ -1347,7 +1347,7 @@
               <w14:ligatures w14:val="standardContextual"/>
             </w:rPr>
           </w:pPr>
-          <w:hyperlink w:anchor="_Toc239527364" w:history="1">
+          <w:hyperlink w:anchor="_Toc243860574" w:history="1">
             <w:r>
               <w:rPr>
                 <w:rStyle w:val="Collegamentoipertestuale"/>
@@ -1398,7 +1398,7 @@
                 <w:noProof/>
                 <w:webHidden/>
               </w:rPr>
-              <w:instrText xml:space="preserve"> PAGEREF _Toc239527364 \h </w:instrText>
+              <w:instrText xml:space="preserve"> PAGEREF _Toc243860574 \h </w:instrText>
             </w:r>
             <w:r>
               <w:rPr>
@@ -1443,7 +1443,7 @@
               <w14:ligatures w14:val="standardContextual"/>
             </w:rPr>
           </w:pPr>
-          <w:hyperlink w:anchor="_Toc239527365" w:history="1">
+          <w:hyperlink w:anchor="_Toc243860575" w:history="1">
             <w:r>
               <w:rPr>
                 <w:rStyle w:val="Collegamentoipertestuale"/>
@@ -1494,7 +1494,7 @@
                 <w:noProof/>
                 <w:webHidden/>
               </w:rPr>
-              <w:instrText xml:space="preserve"> PAGEREF _Toc239527365 \h </w:instrText>
+              <w:instrText xml:space="preserve"> PAGEREF _Toc243860575 \h </w:instrText>
             </w:r>
             <w:r>
               <w:rPr>
@@ -1539,7 +1539,7 @@
               <w14:ligatures w14:val="standardContextual"/>
             </w:rPr>
           </w:pPr>
-          <w:hyperlink w:anchor="_Toc239527366" w:history="1">
+          <w:hyperlink w:anchor="_Toc243860576" w:history="1">
             <w:r>
               <w:rPr>
                 <w:rStyle w:val="Collegamentoipertestuale"/>
@@ -1590,7 +1590,7 @@
                 <w:noProof/>
                 <w:webHidden/>
               </w:rPr>
-              <w:instrText xml:space="preserve"> PAGEREF _Toc239527366 \h </w:instrText>
+              <w:instrText xml:space="preserve"> PAGEREF _Toc243860576 \h </w:instrText>
             </w:r>
             <w:r>
               <w:rPr>
@@ -1635,7 +1635,7 @@
               <w14:ligatures w14:val="standardContextual"/>
             </w:rPr>
           </w:pPr>
-          <w:hyperlink w:anchor="_Toc239527367" w:history="1">
+          <w:hyperlink w:anchor="_Toc243860577" w:history="1">
             <w:r>
               <w:rPr>
                 <w:rStyle w:val="Collegamentoipertestuale"/>
@@ -1684,7 +1684,7 @@
                 <w:noProof/>
                 <w:webHidden/>
               </w:rPr>
-              <w:instrText xml:space="preserve"> PAGEREF _Toc239527367 \h </w:instrText>
+              <w:instrText xml:space="preserve"> PAGEREF _Toc243860577 \h </w:instrText>
             </w:r>
             <w:r>
               <w:rPr>
@@ -1729,7 +1729,7 @@
               <w14:ligatures w14:val="standardContextual"/>
             </w:rPr>
           </w:pPr>
-          <w:hyperlink w:anchor="_Toc239527368" w:history="1">
+          <w:hyperlink w:anchor="_Toc243860578" w:history="1">
             <w:r>
               <w:rPr>
                 <w:rStyle w:val="Collegamentoipertestuale"/>
@@ -1780,7 +1780,7 @@
                 <w:noProof/>
                 <w:webHidden/>
               </w:rPr>
-              <w:instrText xml:space="preserve"> PAGEREF _Toc239527368 \h </w:instrText>
+              <w:instrText xml:space="preserve"> PAGEREF _Toc243860578 \h </w:instrText>
             </w:r>
             <w:r>
               <w:rPr>
@@ -1825,7 +1825,7 @@
               <w14:ligatures w14:val="standardContextual"/>
             </w:rPr>
           </w:pPr>
-          <w:hyperlink w:anchor="_Toc239527369" w:history="1">
+          <w:hyperlink w:anchor="_Toc243860579" w:history="1">
             <w:r>
               <w:rPr>
                 <w:rStyle w:val="Collegamentoipertestuale"/>
@@ -1876,7 +1876,7 @@
                 <w:noProof/>
                 <w:webHidden/>
               </w:rPr>
-              <w:instrText xml:space="preserve"> PAGEREF _Toc239527369 \h </w:instrText>
+              <w:instrText xml:space="preserve"> PAGEREF _Toc243860579 \h </w:instrText>
             </w:r>
             <w:r>
               <w:rPr>
@@ -1896,7 +1896,7 @@
                 <w:noProof/>
                 <w:webHidden/>
               </w:rPr>
-              <w:t>25</w:t>
+              <w:t>24</w:t>
             </w:r>
             <w:r>
               <w:rPr>
@@ -1921,7 +1921,7 @@
               <w14:ligatures w14:val="standardContextual"/>
             </w:rPr>
           </w:pPr>
-          <w:hyperlink w:anchor="_Toc239527370" w:history="1">
+          <w:hyperlink w:anchor="_Toc243860580" w:history="1">
             <w:r>
               <w:rPr>
                 <w:rStyle w:val="Collegamentoipertestuale"/>
@@ -1972,7 +1972,7 @@
                 <w:noProof/>
                 <w:webHidden/>
               </w:rPr>
-              <w:instrText xml:space="preserve"> PAGEREF _Toc239527370 \h </w:instrText>
+              <w:instrText xml:space="preserve"> PAGEREF _Toc243860580 \h </w:instrText>
             </w:r>
             <w:r>
               <w:rPr>
@@ -2017,7 +2017,7 @@
               <w14:ligatures w14:val="standardContextual"/>
             </w:rPr>
           </w:pPr>
-          <w:hyperlink w:anchor="_Toc239527371" w:history="1">
+          <w:hyperlink w:anchor="_Toc243860581" w:history="1">
             <w:r>
               <w:rPr>
                 <w:rStyle w:val="Collegamentoipertestuale"/>
@@ -2068,7 +2068,7 @@
                 <w:noProof/>
                 <w:webHidden/>
               </w:rPr>
-              <w:instrText xml:space="preserve"> PAGEREF _Toc239527371 \h </w:instrText>
+              <w:instrText xml:space="preserve"> PAGEREF _Toc243860581 \h </w:instrText>
             </w:r>
             <w:r>
               <w:rPr>
@@ -2113,7 +2113,7 @@
               <w14:ligatures w14:val="standardContextual"/>
             </w:rPr>
           </w:pPr>
-          <w:hyperlink w:anchor="_Toc239527372" w:history="1">
+          <w:hyperlink w:anchor="_Toc243860582" w:history="1">
             <w:r>
               <w:rPr>
                 <w:rStyle w:val="Collegamentoipertestuale"/>
@@ -2162,7 +2162,7 @@
                 <w:noProof/>
                 <w:webHidden/>
               </w:rPr>
-              <w:instrText xml:space="preserve"> PAGEREF _Toc239527372 \h </w:instrText>
+              <w:instrText xml:space="preserve"> PAGEREF _Toc243860582 \h </w:instrText>
             </w:r>
             <w:r>
               <w:rPr>
@@ -2207,7 +2207,7 @@
               <w14:ligatures w14:val="standardContextual"/>
             </w:rPr>
           </w:pPr>
-          <w:hyperlink w:anchor="_Toc239527373" w:history="1">
+          <w:hyperlink w:anchor="_Toc243860583" w:history="1">
             <w:r>
               <w:rPr>
                 <w:rStyle w:val="Collegamentoipertestuale"/>
@@ -2258,7 +2258,7 @@
                 <w:noProof/>
                 <w:webHidden/>
               </w:rPr>
-              <w:instrText xml:space="preserve"> PAGEREF _Toc239527373 \h </w:instrText>
+              <w:instrText xml:space="preserve"> PAGEREF _Toc243860583 \h </w:instrText>
             </w:r>
             <w:r>
               <w:rPr>
@@ -2303,7 +2303,7 @@
               <w14:ligatures w14:val="standardContextual"/>
             </w:rPr>
           </w:pPr>
-          <w:hyperlink w:anchor="_Toc239527374" w:history="1">
+          <w:hyperlink w:anchor="_Toc243860584" w:history="1">
             <w:r>
               <w:rPr>
                 <w:rStyle w:val="Collegamentoipertestuale"/>
@@ -2354,7 +2354,7 @@
                 <w:noProof/>
                 <w:webHidden/>
               </w:rPr>
-              <w:instrText xml:space="preserve"> PAGEREF _Toc239527374 \h </w:instrText>
+              <w:instrText xml:space="preserve"> PAGEREF _Toc243860584 \h </w:instrText>
             </w:r>
             <w:r>
               <w:rPr>
@@ -2399,7 +2399,7 @@
               <w14:ligatures w14:val="standardContextual"/>
             </w:rPr>
           </w:pPr>
-          <w:hyperlink w:anchor="_Toc239527375" w:history="1">
+          <w:hyperlink w:anchor="_Toc243860585" w:history="1">
             <w:r>
               <w:rPr>
                 <w:rStyle w:val="Collegamentoipertestuale"/>
@@ -2450,7 +2450,7 @@
                 <w:noProof/>
                 <w:webHidden/>
               </w:rPr>
-              <w:instrText xml:space="preserve"> PAGEREF _Toc239527375 \h </w:instrText>
+              <w:instrText xml:space="preserve"> PAGEREF _Toc243860585 \h </w:instrText>
             </w:r>
             <w:r>
               <w:rPr>
@@ -2495,7 +2495,7 @@
               <w14:ligatures w14:val="standardContextual"/>
             </w:rPr>
           </w:pPr>
-          <w:hyperlink w:anchor="_Toc239527376" w:history="1">
+          <w:hyperlink w:anchor="_Toc243860586" w:history="1">
             <w:r>
               <w:rPr>
                 <w:rStyle w:val="Collegamentoipertestuale"/>
@@ -2546,7 +2546,7 @@
                 <w:noProof/>
                 <w:webHidden/>
               </w:rPr>
-              <w:instrText xml:space="preserve"> PAGEREF _Toc239527376 \h </w:instrText>
+              <w:instrText xml:space="preserve"> PAGEREF _Toc243860586 \h </w:instrText>
             </w:r>
             <w:r>
               <w:rPr>
@@ -2591,7 +2591,7 @@
               <w14:ligatures w14:val="standardContextual"/>
             </w:rPr>
           </w:pPr>
-          <w:hyperlink w:anchor="_Toc239527377" w:history="1">
+          <w:hyperlink w:anchor="_Toc243860587" w:history="1">
             <w:r>
               <w:rPr>
                 <w:rStyle w:val="Collegamentoipertestuale"/>
@@ -2642,7 +2642,7 @@
                 <w:noProof/>
                 <w:webHidden/>
               </w:rPr>
-              <w:instrText xml:space="preserve"> PAGEREF _Toc239527377 \h </w:instrText>
+              <w:instrText xml:space="preserve"> PAGEREF _Toc243860587 \h </w:instrText>
             </w:r>
             <w:r>
               <w:rPr>
@@ -2662,7 +2662,7 @@
                 <w:noProof/>
                 <w:webHidden/>
               </w:rPr>
-              <w:t>31</w:t>
+              <w:t>32</w:t>
             </w:r>
             <w:r>
               <w:rPr>
@@ -2687,7 +2687,7 @@
               <w14:ligatures w14:val="standardContextual"/>
             </w:rPr>
           </w:pPr>
-          <w:hyperlink w:anchor="_Toc239527378" w:history="1">
+          <w:hyperlink w:anchor="_Toc243860588" w:history="1">
             <w:r>
               <w:rPr>
                 <w:rStyle w:val="Collegamentoipertestuale"/>
@@ -2738,7 +2738,7 @@
                 <w:noProof/>
                 <w:webHidden/>
               </w:rPr>
-              <w:instrText xml:space="preserve"> PAGEREF _Toc239527378 \h </w:instrText>
+              <w:instrText xml:space="preserve"> PAGEREF _Toc243860588 \h </w:instrText>
             </w:r>
             <w:r>
               <w:rPr>
@@ -2758,7 +2758,7 @@
                 <w:noProof/>
                 <w:webHidden/>
               </w:rPr>
-              <w:t>36</w:t>
+              <w:t>37</w:t>
             </w:r>
             <w:r>
               <w:rPr>
@@ -2783,7 +2783,7 @@
               <w14:ligatures w14:val="standardContextual"/>
             </w:rPr>
           </w:pPr>
-          <w:hyperlink w:anchor="_Toc239527379" w:history="1">
+          <w:hyperlink w:anchor="_Toc243860589" w:history="1">
             <w:r>
               <w:rPr>
                 <w:rStyle w:val="Collegamentoipertestuale"/>
@@ -2834,7 +2834,7 @@
                 <w:noProof/>
                 <w:webHidden/>
               </w:rPr>
-              <w:instrText xml:space="preserve"> PAGEREF _Toc239527379 \h </w:instrText>
+              <w:instrText xml:space="preserve"> PAGEREF _Toc243860589 \h </w:instrText>
             </w:r>
             <w:r>
               <w:rPr>
@@ -2854,7 +2854,7 @@
                 <w:noProof/>
                 <w:webHidden/>
               </w:rPr>
-              <w:t>37</w:t>
+              <w:t>38</w:t>
             </w:r>
             <w:r>
               <w:rPr>
@@ -2879,7 +2879,7 @@
               <w14:ligatures w14:val="standardContextual"/>
             </w:rPr>
           </w:pPr>
-          <w:hyperlink w:anchor="_Toc239527380" w:history="1">
+          <w:hyperlink w:anchor="_Toc243860590" w:history="1">
             <w:r>
               <w:rPr>
                 <w:rStyle w:val="Collegamentoipertestuale"/>
@@ -2930,7 +2930,7 @@
                 <w:noProof/>
                 <w:webHidden/>
               </w:rPr>
-              <w:instrText xml:space="preserve"> PAGEREF _Toc239527380 \h </w:instrText>
+              <w:instrText xml:space="preserve"> PAGEREF _Toc243860590 \h </w:instrText>
             </w:r>
             <w:r>
               <w:rPr>
@@ -2950,7 +2950,7 @@
                 <w:noProof/>
                 <w:webHidden/>
               </w:rPr>
-              <w:t>38</w:t>
+              <w:t>39</w:t>
             </w:r>
             <w:r>
               <w:rPr>
@@ -2975,7 +2975,7 @@
               <w14:ligatures w14:val="standardContextual"/>
             </w:rPr>
           </w:pPr>
-          <w:hyperlink w:anchor="_Toc239527381" w:history="1">
+          <w:hyperlink w:anchor="_Toc243860591" w:history="1">
             <w:r>
               <w:rPr>
                 <w:rStyle w:val="Collegamentoipertestuale"/>
@@ -3026,7 +3026,7 @@
                 <w:noProof/>
                 <w:webHidden/>
               </w:rPr>
-              <w:instrText xml:space="preserve"> PAGEREF _Toc239527381 \h </w:instrText>
+              <w:instrText xml:space="preserve"> PAGEREF _Toc243860591 \h </w:instrText>
             </w:r>
             <w:r>
               <w:rPr>
@@ -3046,7 +3046,7 @@
                 <w:noProof/>
                 <w:webHidden/>
               </w:rPr>
-              <w:t>38</w:t>
+              <w:t>39</w:t>
             </w:r>
             <w:r>
               <w:rPr>
@@ -3071,7 +3071,7 @@
               <w14:ligatures w14:val="standardContextual"/>
             </w:rPr>
           </w:pPr>
-          <w:hyperlink w:anchor="_Toc239527382" w:history="1">
+          <w:hyperlink w:anchor="_Toc243860592" w:history="1">
             <w:r>
               <w:rPr>
                 <w:rStyle w:val="Collegamentoipertestuale"/>
@@ -3122,7 +3122,7 @@
                 <w:noProof/>
                 <w:webHidden/>
               </w:rPr>
-              <w:instrText xml:space="preserve"> PAGEREF _Toc239527382 \h </w:instrText>
+              <w:instrText xml:space="preserve"> PAGEREF _Toc243860592 \h </w:instrText>
             </w:r>
             <w:r>
               <w:rPr>
@@ -3142,7 +3142,7 @@
                 <w:noProof/>
                 <w:webHidden/>
               </w:rPr>
-              <w:t>39</w:t>
+              <w:t>40</w:t>
             </w:r>
             <w:r>
               <w:rPr>
@@ -3167,7 +3167,7 @@
               <w14:ligatures w14:val="standardContextual"/>
             </w:rPr>
           </w:pPr>
-          <w:hyperlink w:anchor="_Toc239527383" w:history="1">
+          <w:hyperlink w:anchor="_Toc243860593" w:history="1">
             <w:r>
               <w:rPr>
                 <w:rStyle w:val="Collegamentoipertestuale"/>
@@ -3218,7 +3218,7 @@
                 <w:noProof/>
                 <w:webHidden/>
               </w:rPr>
-              <w:instrText xml:space="preserve"> PAGEREF _Toc239527383 \h </w:instrText>
+              <w:instrText xml:space="preserve"> PAGEREF _Toc243860593 \h </w:instrText>
             </w:r>
             <w:r>
               <w:rPr>
@@ -3238,7 +3238,7 @@
                 <w:noProof/>
                 <w:webHidden/>
               </w:rPr>
-              <w:t>39</w:t>
+              <w:t>40</w:t>
             </w:r>
             <w:r>
               <w:rPr>
@@ -3263,7 +3263,7 @@
               <w14:ligatures w14:val="standardContextual"/>
             </w:rPr>
           </w:pPr>
-          <w:hyperlink w:anchor="_Toc239527384" w:history="1">
+          <w:hyperlink w:anchor="_Toc243860594" w:history="1">
             <w:r>
               <w:rPr>
                 <w:rStyle w:val="Collegamentoipertestuale"/>
@@ -3314,7 +3314,7 @@
                 <w:noProof/>
                 <w:webHidden/>
               </w:rPr>
-              <w:instrText xml:space="preserve"> PAGEREF _Toc239527384 \h </w:instrText>
+              <w:instrText xml:space="preserve"> PAGEREF _Toc243860594 \h </w:instrText>
             </w:r>
             <w:r>
               <w:rPr>
@@ -3334,7 +3334,7 @@
                 <w:noProof/>
                 <w:webHidden/>
               </w:rPr>
-              <w:t>39</w:t>
+              <w:t>40</w:t>
             </w:r>
             <w:r>
               <w:rPr>
@@ -3359,7 +3359,7 @@
               <w14:ligatures w14:val="standardContextual"/>
             </w:rPr>
           </w:pPr>
-          <w:hyperlink w:anchor="_Toc239527385" w:history="1">
+          <w:hyperlink w:anchor="_Toc243860595" w:history="1">
             <w:r>
               <w:rPr>
                 <w:rStyle w:val="Collegamentoipertestuale"/>
@@ -3410,7 +3410,7 @@
                 <w:noProof/>
                 <w:webHidden/>
               </w:rPr>
-              <w:instrText xml:space="preserve"> PAGEREF _Toc239527385 \h </w:instrText>
+              <w:instrText xml:space="preserve"> PAGEREF _Toc243860595 \h </w:instrText>
             </w:r>
             <w:r>
               <w:rPr>
@@ -3430,7 +3430,7 @@
                 <w:noProof/>
                 <w:webHidden/>
               </w:rPr>
-              <w:t>40</w:t>
+              <w:t>41</w:t>
             </w:r>
             <w:r>
               <w:rPr>
@@ -3455,7 +3455,7 @@
               <w14:ligatures w14:val="standardContextual"/>
             </w:rPr>
           </w:pPr>
-          <w:hyperlink w:anchor="_Toc239527386" w:history="1">
+          <w:hyperlink w:anchor="_Toc243860596" w:history="1">
             <w:r>
               <w:rPr>
                 <w:rStyle w:val="Collegamentoipertestuale"/>
@@ -3506,7 +3506,7 @@
                 <w:noProof/>
                 <w:webHidden/>
               </w:rPr>
-              <w:instrText xml:space="preserve"> PAGEREF _Toc239527386 \h </w:instrText>
+              <w:instrText xml:space="preserve"> PAGEREF _Toc243860596 \h </w:instrText>
             </w:r>
             <w:r>
               <w:rPr>
@@ -3526,7 +3526,7 @@
                 <w:noProof/>
                 <w:webHidden/>
               </w:rPr>
-              <w:t>40</w:t>
+              <w:t>41</w:t>
             </w:r>
             <w:r>
               <w:rPr>
@@ -3551,7 +3551,7 @@
               <w14:ligatures w14:val="standardContextual"/>
             </w:rPr>
           </w:pPr>
-          <w:hyperlink w:anchor="_Toc239527387" w:history="1">
+          <w:hyperlink w:anchor="_Toc243860597" w:history="1">
             <w:r>
               <w:rPr>
                 <w:rStyle w:val="Collegamentoipertestuale"/>
@@ -3602,7 +3602,7 @@
                 <w:noProof/>
                 <w:webHidden/>
               </w:rPr>
-              <w:instrText xml:space="preserve"> PAGEREF _Toc239527387 \h </w:instrText>
+              <w:instrText xml:space="preserve"> PAGEREF _Toc243860597 \h </w:instrText>
             </w:r>
             <w:r>
               <w:rPr>
@@ -3622,7 +3622,7 @@
                 <w:noProof/>
                 <w:webHidden/>
               </w:rPr>
-              <w:t>40</w:t>
+              <w:t>41</w:t>
             </w:r>
             <w:r>
               <w:rPr>
@@ -3647,7 +3647,7 @@
               <w14:ligatures w14:val="standardContextual"/>
             </w:rPr>
           </w:pPr>
-          <w:hyperlink w:anchor="_Toc239527388" w:history="1">
+          <w:hyperlink w:anchor="_Toc243860598" w:history="1">
             <w:r>
               <w:rPr>
                 <w:rStyle w:val="Collegamentoipertestuale"/>
@@ -3698,7 +3698,7 @@
                 <w:noProof/>
                 <w:webHidden/>
               </w:rPr>
-              <w:instrText xml:space="preserve"> PAGEREF _Toc239527388 \h </w:instrText>
+              <w:instrText xml:space="preserve"> PAGEREF _Toc243860598 \h </w:instrText>
             </w:r>
             <w:r>
               <w:rPr>
@@ -3718,7 +3718,7 @@
                 <w:noProof/>
                 <w:webHidden/>
               </w:rPr>
-              <w:t>42</w:t>
+              <w:t>43</w:t>
             </w:r>
             <w:r>
               <w:rPr>
@@ -3743,7 +3743,7 @@
               <w14:ligatures w14:val="standardContextual"/>
             </w:rPr>
           </w:pPr>
-          <w:hyperlink w:anchor="_Toc239527389" w:history="1">
+          <w:hyperlink w:anchor="_Toc243860599" w:history="1">
             <w:r>
               <w:rPr>
                 <w:rStyle w:val="Collegamentoipertestuale"/>
@@ -3794,7 +3794,7 @@
                 <w:noProof/>
                 <w:webHidden/>
               </w:rPr>
-              <w:instrText xml:space="preserve"> PAGEREF _Toc239527389 \h </w:instrText>
+              <w:instrText xml:space="preserve"> PAGEREF _Toc243860599 \h </w:instrText>
             </w:r>
             <w:r>
               <w:rPr>
@@ -3814,7 +3814,7 @@
                 <w:noProof/>
                 <w:webHidden/>
               </w:rPr>
-              <w:t>42</w:t>
+              <w:t>43</w:t>
             </w:r>
             <w:r>
               <w:rPr>
@@ -3839,7 +3839,7 @@
               <w14:ligatures w14:val="standardContextual"/>
             </w:rPr>
           </w:pPr>
-          <w:hyperlink w:anchor="_Toc239527390" w:history="1">
+          <w:hyperlink w:anchor="_Toc243860600" w:history="1">
             <w:r>
               <w:rPr>
                 <w:rStyle w:val="Collegamentoipertestuale"/>
@@ -3890,7 +3890,7 @@
                 <w:noProof/>
                 <w:webHidden/>
               </w:rPr>
-              <w:instrText xml:space="preserve"> PAGEREF _Toc239527390 \h </w:instrText>
+              <w:instrText xml:space="preserve"> PAGEREF _Toc243860600 \h </w:instrText>
             </w:r>
             <w:r>
               <w:rPr>
@@ -3910,7 +3910,7 @@
                 <w:noProof/>
                 <w:webHidden/>
               </w:rPr>
-              <w:t>42</w:t>
+              <w:t>44</w:t>
             </w:r>
             <w:r>
               <w:rPr>
@@ -3935,7 +3935,7 @@
               <w14:ligatures w14:val="standardContextual"/>
             </w:rPr>
           </w:pPr>
-          <w:hyperlink w:anchor="_Toc239527391" w:history="1">
+          <w:hyperlink w:anchor="_Toc243860601" w:history="1">
             <w:r>
               <w:rPr>
                 <w:rStyle w:val="Collegamentoipertestuale"/>
@@ -3986,7 +3986,7 @@
                 <w:noProof/>
                 <w:webHidden/>
               </w:rPr>
-              <w:instrText xml:space="preserve"> PAGEREF _Toc239527391 \h </w:instrText>
+              <w:instrText xml:space="preserve"> PAGEREF _Toc243860601 \h </w:instrText>
             </w:r>
             <w:r>
               <w:rPr>
@@ -4006,7 +4006,7 @@
                 <w:noProof/>
                 <w:webHidden/>
               </w:rPr>
-              <w:t>43</w:t>
+              <w:t>44</w:t>
             </w:r>
             <w:r>
               <w:rPr>
@@ -4031,7 +4031,7 @@
               <w14:ligatures w14:val="standardContextual"/>
             </w:rPr>
           </w:pPr>
-          <w:hyperlink w:anchor="_Toc239527392" w:history="1">
+          <w:hyperlink w:anchor="_Toc243860602" w:history="1">
             <w:r>
               <w:rPr>
                 <w:rStyle w:val="Collegamentoipertestuale"/>
@@ -4082,7 +4082,7 @@
                 <w:noProof/>
                 <w:webHidden/>
               </w:rPr>
-              <w:instrText xml:space="preserve"> PAGEREF _Toc239527392 \h </w:instrText>
+              <w:instrText xml:space="preserve"> PAGEREF _Toc243860602 \h </w:instrText>
             </w:r>
             <w:r>
               <w:rPr>
@@ -4102,7 +4102,7 @@
                 <w:noProof/>
                 <w:webHidden/>
               </w:rPr>
-              <w:t>43</w:t>
+              <w:t>45</w:t>
             </w:r>
             <w:r>
               <w:rPr>
@@ -4127,7 +4127,7 @@
               <w14:ligatures w14:val="standardContextual"/>
             </w:rPr>
           </w:pPr>
-          <w:hyperlink w:anchor="_Toc239527393" w:history="1">
+          <w:hyperlink w:anchor="_Toc243860603" w:history="1">
             <w:r>
               <w:rPr>
                 <w:rStyle w:val="Collegamentoipertestuale"/>
@@ -4178,7 +4178,7 @@
                 <w:noProof/>
                 <w:webHidden/>
               </w:rPr>
-              <w:instrText xml:space="preserve"> PAGEREF _Toc239527393 \h </w:instrText>
+              <w:instrText xml:space="preserve"> PAGEREF _Toc243860603 \h </w:instrText>
             </w:r>
             <w:r>
               <w:rPr>
@@ -4198,7 +4198,7 @@
                 <w:noProof/>
                 <w:webHidden/>
               </w:rPr>
-              <w:t>44</w:t>
+              <w:t>46</w:t>
             </w:r>
             <w:r>
               <w:rPr>
@@ -4223,7 +4223,7 @@
               <w14:ligatures w14:val="standardContextual"/>
             </w:rPr>
           </w:pPr>
-          <w:hyperlink w:anchor="_Toc239527394" w:history="1">
+          <w:hyperlink w:anchor="_Toc243860604" w:history="1">
             <w:r>
               <w:rPr>
                 <w:rStyle w:val="Collegamentoipertestuale"/>
@@ -4274,7 +4274,7 @@
                 <w:noProof/>
                 <w:webHidden/>
               </w:rPr>
-              <w:instrText xml:space="preserve"> PAGEREF _Toc239527394 \h </w:instrText>
+              <w:instrText xml:space="preserve"> PAGEREF _Toc243860604 \h </w:instrText>
             </w:r>
             <w:r>
               <w:rPr>
@@ -4294,7 +4294,7 @@
                 <w:noProof/>
                 <w:webHidden/>
               </w:rPr>
-              <w:t>44</w:t>
+              <w:t>46</w:t>
             </w:r>
             <w:r>
               <w:rPr>
@@ -4319,7 +4319,7 @@
               <w14:ligatures w14:val="standardContextual"/>
             </w:rPr>
           </w:pPr>
-          <w:hyperlink w:anchor="_Toc239527395" w:history="1">
+          <w:hyperlink w:anchor="_Toc243860605" w:history="1">
             <w:r>
               <w:rPr>
                 <w:rStyle w:val="Collegamentoipertestuale"/>
@@ -4370,7 +4370,7 @@
                 <w:noProof/>
                 <w:webHidden/>
               </w:rPr>
-              <w:instrText xml:space="preserve"> PAGEREF _Toc239527395 \h </w:instrText>
+              <w:instrText xml:space="preserve"> PAGEREF _Toc243860605 \h </w:instrText>
             </w:r>
             <w:r>
               <w:rPr>
@@ -4390,7 +4390,7 @@
                 <w:noProof/>
                 <w:webHidden/>
               </w:rPr>
-              <w:t>44</w:t>
+              <w:t>46</w:t>
             </w:r>
             <w:r>
               <w:rPr>
@@ -4415,7 +4415,7 @@
               <w14:ligatures w14:val="standardContextual"/>
             </w:rPr>
           </w:pPr>
-          <w:hyperlink w:anchor="_Toc239527396" w:history="1">
+          <w:hyperlink w:anchor="_Toc243860606" w:history="1">
             <w:r>
               <w:rPr>
                 <w:rStyle w:val="Collegamentoipertestuale"/>
@@ -4466,7 +4466,7 @@
                 <w:noProof/>
                 <w:webHidden/>
               </w:rPr>
-              <w:instrText xml:space="preserve"> PAGEREF _Toc239527396 \h </w:instrText>
+              <w:instrText xml:space="preserve"> PAGEREF _Toc243860606 \h </w:instrText>
             </w:r>
             <w:r>
               <w:rPr>
@@ -4486,7 +4486,7 @@
                 <w:noProof/>
                 <w:webHidden/>
               </w:rPr>
-              <w:t>44</w:t>
+              <w:t>46</w:t>
             </w:r>
             <w:r>
               <w:rPr>
@@ -4511,7 +4511,7 @@
               <w14:ligatures w14:val="standardContextual"/>
             </w:rPr>
           </w:pPr>
-          <w:hyperlink w:anchor="_Toc239527397" w:history="1">
+          <w:hyperlink w:anchor="_Toc243860607" w:history="1">
             <w:r>
               <w:rPr>
                 <w:rStyle w:val="Collegamentoipertestuale"/>
@@ -4562,7 +4562,7 @@
                 <w:noProof/>
                 <w:webHidden/>
               </w:rPr>
-              <w:instrText xml:space="preserve"> PAGEREF _Toc239527397 \h </w:instrText>
+              <w:instrText xml:space="preserve"> PAGEREF _Toc243860607 \h </w:instrText>
             </w:r>
             <w:r>
               <w:rPr>
@@ -4582,7 +4582,7 @@
                 <w:noProof/>
                 <w:webHidden/>
               </w:rPr>
-              <w:t>45</w:t>
+              <w:t>47</w:t>
             </w:r>
             <w:r>
               <w:rPr>
@@ -4607,7 +4607,7 @@
               <w14:ligatures w14:val="standardContextual"/>
             </w:rPr>
           </w:pPr>
-          <w:hyperlink w:anchor="_Toc239527398" w:history="1">
+          <w:hyperlink w:anchor="_Toc243860608" w:history="1">
             <w:r>
               <w:rPr>
                 <w:rStyle w:val="Collegamentoipertestuale"/>
@@ -4658,7 +4658,7 @@
                 <w:noProof/>
                 <w:webHidden/>
               </w:rPr>
-              <w:instrText xml:space="preserve"> PAGEREF _Toc239527398 \h </w:instrText>
+              <w:instrText xml:space="preserve"> PAGEREF _Toc243860608 \h </w:instrText>
             </w:r>
             <w:r>
               <w:rPr>
@@ -4678,7 +4678,7 @@
                 <w:noProof/>
                 <w:webHidden/>
               </w:rPr>
-              <w:t>45</w:t>
+              <w:t>47</w:t>
             </w:r>
             <w:r>
               <w:rPr>
@@ -4703,7 +4703,7 @@
               <w14:ligatures w14:val="standardContextual"/>
             </w:rPr>
           </w:pPr>
-          <w:hyperlink w:anchor="_Toc239527399" w:history="1">
+          <w:hyperlink w:anchor="_Toc243860609" w:history="1">
             <w:r>
               <w:rPr>
                 <w:rStyle w:val="Collegamentoipertestuale"/>
@@ -4754,7 +4754,7 @@
                 <w:noProof/>
                 <w:webHidden/>
               </w:rPr>
-              <w:instrText xml:space="preserve"> PAGEREF _Toc239527399 \h </w:instrText>
+              <w:instrText xml:space="preserve"> PAGEREF _Toc243860609 \h </w:instrText>
             </w:r>
             <w:r>
               <w:rPr>
@@ -4774,7 +4774,7 @@
                 <w:noProof/>
                 <w:webHidden/>
               </w:rPr>
-              <w:t>46</w:t>
+              <w:t>47</w:t>
             </w:r>
             <w:r>
               <w:rPr>
@@ -4799,7 +4799,7 @@
               <w14:ligatures w14:val="standardContextual"/>
             </w:rPr>
           </w:pPr>
-          <w:hyperlink w:anchor="_Toc239527400" w:history="1">
+          <w:hyperlink w:anchor="_Toc243860610" w:history="1">
             <w:r>
               <w:rPr>
                 <w:rStyle w:val="Collegamentoipertestuale"/>
@@ -4850,7 +4850,7 @@
                 <w:noProof/>
                 <w:webHidden/>
               </w:rPr>
-              <w:instrText xml:space="preserve"> PAGEREF _Toc239527400 \h </w:instrText>
+              <w:instrText xml:space="preserve"> PAGEREF _Toc243860610 \h </w:instrText>
             </w:r>
             <w:r>
               <w:rPr>
@@ -4870,7 +4870,7 @@
                 <w:noProof/>
                 <w:webHidden/>
               </w:rPr>
-              <w:t>46</w:t>
+              <w:t>48</w:t>
             </w:r>
             <w:r>
               <w:rPr>
@@ -4895,7 +4895,7 @@
               <w14:ligatures w14:val="standardContextual"/>
             </w:rPr>
           </w:pPr>
-          <w:hyperlink w:anchor="_Toc239527401" w:history="1">
+          <w:hyperlink w:anchor="_Toc243860611" w:history="1">
             <w:r>
               <w:rPr>
                 <w:rStyle w:val="Collegamentoipertestuale"/>
@@ -4925,7 +4925,7 @@
                 <w:noProof/>
                 <w:lang w:val="pl-PL"/>
               </w:rPr>
-              <w:t>QV EXHAUST FLAP</w:t>
+              <w:t>EXHAUST FLAP</w:t>
             </w:r>
             <w:r>
               <w:rPr>
@@ -4946,7 +4946,7 @@
                 <w:noProof/>
                 <w:webHidden/>
               </w:rPr>
-              <w:instrText xml:space="preserve"> PAGEREF _Toc239527401 \h </w:instrText>
+              <w:instrText xml:space="preserve"> PAGEREF _Toc243860611 \h </w:instrText>
             </w:r>
             <w:r>
               <w:rPr>
@@ -4966,7 +4966,7 @@
                 <w:noProof/>
                 <w:webHidden/>
               </w:rPr>
-              <w:t>47</w:t>
+              <w:t>48</w:t>
             </w:r>
             <w:r>
               <w:rPr>
@@ -4991,7 +4991,7 @@
               <w14:ligatures w14:val="standardContextual"/>
             </w:rPr>
           </w:pPr>
-          <w:hyperlink w:anchor="_Toc239527402" w:history="1">
+          <w:hyperlink w:anchor="_Toc243860612" w:history="1">
             <w:r>
               <w:rPr>
                 <w:rStyle w:val="Collegamentoipertestuale"/>
@@ -5042,7 +5042,7 @@
                 <w:noProof/>
                 <w:webHidden/>
               </w:rPr>
-              <w:instrText xml:space="preserve"> PAGEREF _Toc239527402 \h </w:instrText>
+              <w:instrText xml:space="preserve"> PAGEREF _Toc243860612 \h </w:instrText>
             </w:r>
             <w:r>
               <w:rPr>
@@ -5062,7 +5062,7 @@
                 <w:noProof/>
                 <w:webHidden/>
               </w:rPr>
-              <w:t>47</w:t>
+              <w:t>49</w:t>
             </w:r>
             <w:r>
               <w:rPr>
@@ -5087,7 +5087,7 @@
               <w14:ligatures w14:val="standardContextual"/>
             </w:rPr>
           </w:pPr>
-          <w:hyperlink w:anchor="_Toc239527403" w:history="1">
+          <w:hyperlink w:anchor="_Toc243860613" w:history="1">
             <w:r>
               <w:rPr>
                 <w:rStyle w:val="Collegamentoipertestuale"/>
@@ -5138,7 +5138,7 @@
                 <w:noProof/>
                 <w:webHidden/>
               </w:rPr>
-              <w:instrText xml:space="preserve"> PAGEREF _Toc239527403 \h </w:instrText>
+              <w:instrText xml:space="preserve"> PAGEREF _Toc243860613 \h </w:instrText>
             </w:r>
             <w:r>
               <w:rPr>
@@ -5158,7 +5158,7 @@
                 <w:noProof/>
                 <w:webHidden/>
               </w:rPr>
-              <w:t>47</w:t>
+              <w:t>49</w:t>
             </w:r>
             <w:r>
               <w:rPr>
@@ -5183,7 +5183,7 @@
               <w14:ligatures w14:val="standardContextual"/>
             </w:rPr>
           </w:pPr>
-          <w:hyperlink w:anchor="_Toc239527404" w:history="1">
+          <w:hyperlink w:anchor="_Toc243860614" w:history="1">
             <w:r>
               <w:rPr>
                 <w:rStyle w:val="Collegamentoipertestuale"/>
@@ -5234,7 +5234,7 @@
                 <w:noProof/>
                 <w:webHidden/>
               </w:rPr>
-              <w:instrText xml:space="preserve"> PAGEREF _Toc239527404 \h </w:instrText>
+              <w:instrText xml:space="preserve"> PAGEREF _Toc243860614 \h </w:instrText>
             </w:r>
             <w:r>
               <w:rPr>
@@ -5254,7 +5254,103 @@
                 <w:noProof/>
                 <w:webHidden/>
               </w:rPr>
-              <w:t>47</w:t>
+              <w:t>50</w:t>
+            </w:r>
+            <w:r>
+              <w:rPr>
+                <w:noProof/>
+                <w:webHidden/>
+              </w:rPr>
+              <w:fldChar w:fldCharType="end"/>
+            </w:r>
+          </w:hyperlink>
+        </w:p>
+        <w:p>
+          <w:pPr>
+            <w:pStyle w:val="Sommario2"/>
+            <w:tabs>
+              <w:tab w:val="left" w:pos="880"/>
+              <w:tab w:val="right" w:leader="dot" w:pos="9344"/>
+            </w:tabs>
+            <w:rPr>
+              <w:noProof/>
+              <w:kern w:val="2"/>
+              <w:lang w:val="it-IT" w:eastAsia="it-IT"/>
+              <w14:ligatures w14:val="standardContextual"/>
+            </w:rPr>
+          </w:pPr>
+          <w:hyperlink w:anchor="_Toc243860615" w:history="1">
+            <w:r>
+              <w:rPr>
+                <w:rStyle w:val="Collegamentoipertestuale"/>
+                <w:rFonts w:cstheme="minorHAnsi"/>
+                <w:b/>
+                <w:bCs/>
+                <w:noProof/>
+                <w:lang w:val="pl-PL"/>
+              </w:rPr>
+              <w:t>2.34</w:t>
+            </w:r>
+            <w:r>
+              <w:rPr>
+                <w:noProof/>
+                <w:kern w:val="2"/>
+                <w:lang w:val="it-IT" w:eastAsia="it-IT"/>
+                <w14:ligatures w14:val="standardContextual"/>
+              </w:rPr>
+              <w:tab/>
+            </w:r>
+            <w:r>
+              <w:rPr>
+                <w:rStyle w:val="Collegamentoipertestuale"/>
+                <w:rFonts w:cstheme="minorHAnsi"/>
+                <w:b/>
+                <w:bCs/>
+                <w:noProof/>
+                <w:lang w:val="pl-PL"/>
+              </w:rPr>
+              <w:t>DNA MEMORY</w:t>
+            </w:r>
+            <w:r>
+              <w:rPr>
+                <w:noProof/>
+                <w:webHidden/>
+              </w:rPr>
+              <w:tab/>
+            </w:r>
+            <w:r>
+              <w:rPr>
+                <w:noProof/>
+                <w:webHidden/>
+              </w:rPr>
+              <w:fldChar w:fldCharType="begin"/>
+            </w:r>
+            <w:r>
+              <w:rPr>
+                <w:noProof/>
+                <w:webHidden/>
+              </w:rPr>
+              <w:instrText xml:space="preserve"> PAGEREF _Toc243860615 \h </w:instrText>
+            </w:r>
+            <w:r>
+              <w:rPr>
+                <w:noProof/>
+                <w:webHidden/>
+              </w:rPr>
+            </w:r>
+            <w:r>
+              <w:rPr>
+                <w:noProof/>
+                <w:webHidden/>
+              </w:rPr>
+              <w:fldChar w:fldCharType="separate"/>
+            </w:r>
+            <w:r>
+              <w:rPr>
+                <w:noProof/>
+                <w:webHidden/>
+              </w:rPr>
+              <w:t>50</w:t>
             </w:r>
             <w:r>
               <w:rPr>
@@ -5325,7 +5421,7 @@
           <w:color w:val="auto"/>
         </w:rPr>
       </w:pPr>
-      <w:bookmarkStart w:id="0" w:name="_Toc239527353"/>
+      <w:bookmarkStart w:id="0" w:name="_Toc243860563"/>
       <w:r>
         <w:rPr>
           <w:rStyle w:val="Enfasigrassetto"/>
@@ -5347,7 +5443,7 @@
           <w:color w:val="auto"/>
         </w:rPr>
       </w:pPr>
-      <w:bookmarkStart w:id="1" w:name="_Toc239527354"/>
+      <w:bookmarkStart w:id="1" w:name="_Toc243860564"/>
       <w:r>
         <w:rPr>
           <w:rStyle w:val="Enfasigrassetto"/>
@@ -5363,36 +5459,9 @@
           <w:color w:val="auto"/>
         </w:rPr>
         <w:tab/>
-      </w:r>
-      <w:proofErr w:type="spellStart"/>
-      <w:r>
-        <w:rPr>
-          <w:rStyle w:val="Enfasigrassetto"/>
-          <w:rFonts w:asciiTheme="minorHAnsi" w:hAnsiTheme="minorHAnsi" w:cstheme="minorHAnsi"/>
-          <w:color w:val="auto"/>
-        </w:rPr>
-        <w:t>Zawartość</w:t>
-      </w:r>
-      <w:proofErr w:type="spellEnd"/>
-      <w:r>
-        <w:rPr>
-          <w:rStyle w:val="Enfasigrassetto"/>
-          <w:rFonts w:asciiTheme="minorHAnsi" w:hAnsiTheme="minorHAnsi" w:cstheme="minorHAnsi"/>
-          <w:color w:val="auto"/>
-        </w:rPr>
-        <w:t xml:space="preserve"> </w:t>
-      </w:r>
-      <w:proofErr w:type="spellStart"/>
-      <w:r>
-        <w:rPr>
-          <w:rStyle w:val="Enfasigrassetto"/>
-          <w:rFonts w:asciiTheme="minorHAnsi" w:hAnsiTheme="minorHAnsi" w:cstheme="minorHAnsi"/>
-          <w:color w:val="auto"/>
-        </w:rPr>
-        <w:t>zestawu</w:t>
+        <w:t>Zawartość zestawu</w:t>
       </w:r>
       <w:bookmarkEnd w:id="1"/>
-      <w:proofErr w:type="spellEnd"/>
     </w:p>
     <w:p>
       <w:pPr>
@@ -5414,7 +5483,7 @@
           <w:noProof/>
         </w:rPr>
         <w:drawing>
-          <wp:inline distT="0" distB="0" distL="0" distR="0" wp14:anchorId="609577F7" wp14:editId="2A88AC34">
+          <wp:inline distT="0" distB="0" distL="0" distR="0" wp14:anchorId="4BA0442F" wp14:editId="365D8A3A">
             <wp:extent cx="2583211" cy="2313745"/>
             <wp:effectExtent l="0" t="0" r="7620" b="0"/>
             <wp:docPr id="781633535" name="Immagine 39"/>
@@ -5470,7 +5539,7 @@
           <w:noProof/>
         </w:rPr>
         <w:drawing>
-          <wp:inline distT="0" distB="0" distL="0" distR="0" wp14:anchorId="61281DE3" wp14:editId="09F8D825">
+          <wp:inline distT="0" distB="0" distL="0" distR="0" wp14:anchorId="55C0C9DE" wp14:editId="10EEDB3E">
             <wp:extent cx="2411730" cy="2314135"/>
             <wp:effectExtent l="0" t="0" r="7620" b="0"/>
             <wp:docPr id="1618152605" name="Immagine 38"/>
@@ -5587,7 +5656,7 @@
           <w:lang w:val="pl-PL"/>
         </w:rPr>
       </w:pPr>
-      <w:bookmarkStart w:id="2" w:name="_Toc239527355"/>
+      <w:bookmarkStart w:id="2" w:name="_Toc243860565"/>
       <w:r>
         <w:rPr>
           <w:rStyle w:val="Enfasigrassetto"/>
@@ -5647,7 +5716,7 @@
           <w:noProof/>
         </w:rPr>
         <w:drawing>
-          <wp:inline distT="0" distB="0" distL="0" distR="0" wp14:anchorId="2F3D1A4A" wp14:editId="4EE0BE5A">
+          <wp:inline distT="0" distB="0" distL="0" distR="0" wp14:anchorId="7339C287" wp14:editId="09E8A9B6">
             <wp:extent cx="5939790" cy="5939790"/>
             <wp:effectExtent l="0" t="0" r="3810" b="3810"/>
             <wp:docPr id="945825761" name="Immagine 3"/>
@@ -5758,7 +5827,7 @@
           <w:lang w:val="pl-PL"/>
         </w:rPr>
       </w:pPr>
-      <w:bookmarkStart w:id="3" w:name="_Toc239527356"/>
+      <w:bookmarkStart w:id="3" w:name="_Toc243860566"/>
       <w:r>
         <w:rPr>
           <w:rStyle w:val="Enfasigrassetto"/>
@@ -5831,7 +5900,7 @@
         <mc:AlternateContent>
           <mc:Choice Requires="wps">
             <w:drawing>
-              <wp:anchor distT="0" distB="0" distL="114300" distR="114300" simplePos="0" relativeHeight="251658240" behindDoc="0" locked="0" layoutInCell="1" allowOverlap="1" wp14:anchorId="7A31EA5F" wp14:editId="521A93A7">
+              <wp:anchor distT="0" distB="0" distL="114300" distR="114300" simplePos="0" relativeHeight="251658240" behindDoc="0" locked="0" layoutInCell="1" allowOverlap="1" wp14:anchorId="3DC3578D" wp14:editId="0A028B0D">
                 <wp:simplePos x="0" y="0"/>
                 <wp:positionH relativeFrom="column">
                   <wp:posOffset>4540152</wp:posOffset>
@@ -5912,7 +5981,7 @@
           </mc:Choice>
           <mc:Fallback>
             <w:pict>
-              <v:shapetype w14:anchorId="7A31EA5F" id="_x0000_t61" coordsize="21600,21600" o:spt="61" adj="1350,25920" path="m,l0@8@12@24,0@9,,21600@6,21600@15@27@7,21600,21600,21600,21600@9@18@30,21600@8,21600,0@7,0@21@33@6,xe">
+              <v:shapetype w14:anchorId="3DC3578D" id="_x0000_t61" coordsize="21600,21600" o:spt="61" adj="1350,25920" path="m,l0@8@12@24,0@9,,21600@6,21600@15@27@7,21600,21600,21600,21600@9@18@30,21600@8,21600,0@7,0@21@33@6,xe">
                 <v:stroke joinstyle="miter"/>
                 <v:formulas>
                   <v:f eqn="sum 10800 0 #0"/>
@@ -5986,7 +6055,7 @@
           <w:noProof/>
         </w:rPr>
         <w:drawing>
-          <wp:inline distT="0" distB="0" distL="0" distR="0" wp14:anchorId="22162EBD" wp14:editId="2F7DD8F4">
+          <wp:inline distT="0" distB="0" distL="0" distR="0" wp14:anchorId="1E9D287F" wp14:editId="1CF227D5">
             <wp:extent cx="2700997" cy="2488565"/>
             <wp:effectExtent l="0" t="0" r="4445" b="6985"/>
             <wp:docPr id="133927039" name="Immagine 37"/>
@@ -6107,7 +6176,7 @@
         <mc:AlternateContent>
           <mc:Choice Requires="wps">
             <w:drawing>
-              <wp:inline distT="0" distB="0" distL="0" distR="0" wp14:anchorId="7F8E3573" wp14:editId="278748DE">
+              <wp:inline distT="0" distB="0" distL="0" distR="0" wp14:anchorId="17D49C1C" wp14:editId="52759684">
                 <wp:extent cx="5704450" cy="2644726"/>
                 <wp:effectExtent l="0" t="0" r="10795" b="22860"/>
                 <wp:docPr id="1636936888" name="Rettangolo 42"/>
@@ -6205,7 +6274,7 @@
           </mc:Choice>
           <mc:Fallback>
             <w:pict>
-              <v:rect w14:anchorId="7F8E3573" id="Rettangolo 42" o:spid="_x0000_s1027" style="width:449.15pt;height:208.25pt;visibility:visible;mso-wrap-style:square;mso-left-percent:-10001;mso-top-percent:-10001;mso-position-horizontal:absolute;mso-position-horizontal-relative:char;mso-position-vertical:absolute;mso-position-vertical-relative:line;mso-left-percent:-10001;mso-top-percent:-10001;v-text-anchor:middle" o:gfxdata="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" fillcolor="#4472c4 [3204]" strokecolor="#09101d [484]" strokeweight="1pt">
+              <v:rect w14:anchorId="17D49C1C" id="Rettangolo 42" o:spid="_x0000_s1027" style="width:449.15pt;height:208.25pt;visibility:visible;mso-wrap-style:square;mso-left-percent:-10001;mso-top-percent:-10001;mso-position-horizontal:absolute;mso-position-horizontal-relative:char;mso-position-vertical:absolute;mso-position-vertical-relative:line;mso-left-percent:-10001;mso-top-percent:-10001;v-text-anchor:middle" o:gfxdata="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" fillcolor="#4472c4 [3204]" strokecolor="#09101d [484]" strokeweight="1pt">
                 <v:textbox>
                   <w:txbxContent>
                     <w:p>
@@ -6290,7 +6359,7 @@
           <w:lang w:val="pl-PL"/>
         </w:rPr>
       </w:pPr>
-      <w:bookmarkStart w:id="4" w:name="_Toc239527357"/>
+      <w:bookmarkStart w:id="4" w:name="_Toc243860567"/>
       <w:r>
         <w:rPr>
           <w:rStyle w:val="Enfasigrassetto"/>
@@ -6330,7 +6399,7 @@
         <w:rPr>
           <w:lang w:val="pl-PL"/>
         </w:rPr>
-        <w:t>Oprócz kabla w zestawie znajdują się złączki IDC (nazywane również „złodziejkami”). Są to szybkozłącza służące do odczytu żądanego sygnału bez przerywania przewodu instalacji pojazdu. Podwójne szybkozłącza są przeznaczone dla pinów H i L, natomiast pojedyncze do zasilania.</w:t>
+        <w:t>Oprócz kabla w zestawie znajdują się złączki IDC (nazywane również „złodziejkami”). Są to szybkozłącza służące do odczytu żądanego sygnału bez przerywania przewodu instalacji pojazdu. Podwójne szybkozłącza są przeznaczone dla pinów H i L, natomiast pojedyncze (czerwone) zaciskają tylko jeden przewód i mogą być używane do zasilania lub do pojedynczego pinu (H lub L).</w:t>
       </w:r>
     </w:p>
     <w:p>
@@ -6350,7 +6419,7 @@
         <w:rPr>
           <w:lang w:val="pl-PL"/>
         </w:rPr>
-        <w:t>Szybkozłącze pozwala na zaciśnięcie przewodów o szerokim zakresie przekrojów, jednak ta uniwersalność sprawia, że złącze „podwójne” jest trudniejsze w użyciu. Aby zamocować przewody złącza „pojedynczego” na magistrali CAN, wystarczy mocno ścisnąć je szczypcami, a następnie zamknąć klapkę zabezpieczającą. Jeśli dostarczono szybkozłącza „podwójne”, za pomocą małego śrubokrętu płaskiego wciśnij przewód do wnętrza gilotyny, tak aby całkowicie w nią wszedł, a dopiero potem zamknij zawiasową pokrywę. Jeśli ta wstępna czynność została wykonana poprawnie, przy mocnym zamykaniu klapki złącza „podwójnego” powinna ona zaczepić się o zatrzaski i być idealnie dociśnięta, bez szczelin między przezroczystą klapką a czarną podstawą. Czerwone złącze „pojedyncze” można natomiast zacisnąć szczypcami i zwykle nie wymaga ono czynności wstępnych. Po zakończeniu zaciskania zawsze sprawdź trwałość połączenia.</w:t>
+        <w:t>Szybkozłącze pozwala na zaciśnięcie przewodów o szerokim zakresie przekrojów, jednak ta uniwersalność sprawia, że złącze „podwójne” jest trudniejsze w użyciu. Aby zamocować przewód za pomocą złącza „pojedynczego” (na przykład na CAN H lub CAN L), wystarczy mocno ścisnąć je szczypcami, a następnie zamknąć klapkę zabezpieczającą. Jeśli dostarczono szybkozłącza „podwójne”, za pomocą małego śrubokrętu płaskiego wciśnij przewód do wnętrza gilotyny, tak aby całkowicie w nią wszedł, a dopiero potem zamknij zawiasową pokrywę. Jeśli ta wstępna czynność została wykonana poprawnie, przy mocnym zamykaniu klapki złącza „podwójnego” powinna ona zaczepić się o zatrzaski i być idealnie dociśnięta, bez szczelin między przezroczystą klapką a czarną podstawą. Czerwone złącze „pojedyncze” można natomiast zacisnąć szczypcami i zwykle nie wymaga ono czynności wstępnych. Po zakończeniu zaciskania zawsze sprawdź trwałość połączenia.</w:t>
       </w:r>
     </w:p>
     <w:p>
@@ -6378,7 +6447,7 @@
           <w:noProof/>
         </w:rPr>
         <w:drawing>
-          <wp:anchor distT="0" distB="0" distL="114300" distR="114300" simplePos="0" relativeHeight="251659264" behindDoc="0" locked="0" layoutInCell="1" allowOverlap="1" wp14:anchorId="6B70AAF3" wp14:editId="609F4927">
+          <wp:anchor distT="0" distB="0" distL="114300" distR="114300" simplePos="0" relativeHeight="251659264" behindDoc="0" locked="0" layoutInCell="1" allowOverlap="1" wp14:anchorId="041C3693" wp14:editId="4966591A">
             <wp:simplePos x="0" y="0"/>
             <wp:positionH relativeFrom="column">
               <wp:posOffset>843373</wp:posOffset>
@@ -6466,7 +6535,7 @@
         </w:rPr>
       </w:pPr>
       <w:bookmarkStart w:id="5" w:name="_Hlk196905581"/>
-      <w:bookmarkStart w:id="6" w:name="_Toc239527358"/>
+      <w:bookmarkStart w:id="6" w:name="_Toc243860568"/>
       <w:r>
         <w:rPr>
           <w:rStyle w:val="Enfasigrassetto"/>
@@ -6594,7 +6663,7 @@
         <w:rPr>
           <w:lang w:val="pl-PL"/>
         </w:rPr>
-        <w:t>Sprawdź, czy wewnętrzna niebieska dioda LED mignie dwukrotnie przy uruchomieniu, wskazując prawidłową aktywację funkcji Immobilizer, aktywnej domyślnie (bez idealnego wyrównania oka z diodą trudno to zauważyć, więc może być potrzebnych kilka uruchomień, aby to sprawdzić)</w:t>
+        <w:t>Sprawdź, czy wewnętrzna niebieska dioda LED mignie dwukrotnie przy uruchomieniu, wskazując prawidłową aktywację funkcji Immobilizer, aktywnej domyślnie (bez idealnego wyrównania oka z diodą trudno to zauważyć, więc może być potrzebnych kilka uruchomień, aby to sprawdzić).</w:t>
       </w:r>
     </w:p>
     <w:p>
@@ -6627,7 +6696,7 @@
           <w:lang w:val="pl-PL"/>
         </w:rPr>
       </w:pPr>
-      <w:bookmarkStart w:id="7" w:name="_Toc239527359"/>
+      <w:bookmarkStart w:id="7" w:name="_Toc243860569"/>
       <w:r>
         <w:rPr>
           <w:rStyle w:val="Enfasigrassetto"/>
@@ -6660,7 +6729,7 @@
         <w:rPr>
           <w:lang w:val="pl-PL"/>
         </w:rPr>
-        <w:t>Przy pierwszym użyciu należy określić funkcje, które mają być używane w danym pojeździe, wchodząc do menu SETUP</w:t>
+        <w:t>Przy pierwszym użyciu należy określić funkcje, które mają być używane w danym pojeździe, wchodząc do menu SETUP.</w:t>
       </w:r>
     </w:p>
     <w:p>
@@ -6704,7 +6773,7 @@
           <w:lang w:val="pl-PL"/>
         </w:rPr>
       </w:pPr>
-      <w:bookmarkStart w:id="8" w:name="_Toc239527360"/>
+      <w:bookmarkStart w:id="8" w:name="_Toc243860570"/>
       <w:r>
         <w:rPr>
           <w:rStyle w:val="Enfasigrassetto"/>
@@ -6843,7 +6912,7 @@
           <w:noProof/>
         </w:rPr>
         <w:drawing>
-          <wp:inline distT="0" distB="0" distL="0" distR="0" wp14:anchorId="0D6E6364" wp14:editId="5EE7B9C2">
+          <wp:inline distT="0" distB="0" distL="0" distR="0" wp14:anchorId="76752105" wp14:editId="0680B036">
             <wp:extent cx="2618509" cy="1392382"/>
             <wp:effectExtent l="0" t="0" r="0" b="0"/>
             <wp:docPr id="867148006" name="Immagine 9" descr="Immagine che contiene testo&#10;&#10;Descrizione generata automaticamente"/>
@@ -6905,7 +6974,7 @@
           <w:noProof/>
         </w:rPr>
         <w:drawing>
-          <wp:inline distT="0" distB="0" distL="0" distR="0" wp14:anchorId="7ACE3DC9" wp14:editId="552540F4">
+          <wp:inline distT="0" distB="0" distL="0" distR="0" wp14:anchorId="11F4B09B" wp14:editId="7327EB7E">
             <wp:extent cx="1475740" cy="1323340"/>
             <wp:effectExtent l="0" t="0" r="0" b="0"/>
             <wp:docPr id="55067346" name="Immagine 10" descr="Immagine che contiene testo, schermata, Rettangolo, linea&#10;&#10;Descrizione generata automaticamente"/>
@@ -6980,7 +7049,7 @@
           <w:lang w:val="pl-PL"/>
         </w:rPr>
       </w:pPr>
-      <w:bookmarkStart w:id="9" w:name="_Toc239527361"/>
+      <w:bookmarkStart w:id="9" w:name="_Toc243860571"/>
       <w:r>
         <w:rPr>
           <w:rStyle w:val="Enfasigrassetto"/>
@@ -7039,7 +7108,7 @@
           <w:lang w:val="pl-PL"/>
         </w:rPr>
       </w:pPr>
-      <w:bookmarkStart w:id="10" w:name="_Toc239527362"/>
+      <w:bookmarkStart w:id="10" w:name="_Toc243860572"/>
       <w:r>
         <w:rPr>
           <w:rStyle w:val="Enfasigrassetto"/>
@@ -7104,7 +7173,7 @@
           <w:noProof/>
         </w:rPr>
         <w:drawing>
-          <wp:inline distT="0" distB="0" distL="0" distR="0" wp14:anchorId="6B961B86" wp14:editId="2659C17B">
+          <wp:inline distT="0" distB="0" distL="0" distR="0" wp14:anchorId="5D824206" wp14:editId="692BC6C1">
             <wp:extent cx="4065295" cy="4417822"/>
             <wp:effectExtent l="0" t="0" r="0" b="1905"/>
             <wp:docPr id="1904345776" name="Immagine 4" descr="Immagine che contiene giocattolo, plastica&#10;&#10;Descrizione generata automaticamente"/>
@@ -7160,7 +7229,7 @@
           <w:noProof/>
         </w:rPr>
         <w:drawing>
-          <wp:inline distT="0" distB="0" distL="0" distR="0" wp14:anchorId="40789BCD" wp14:editId="692428E0">
+          <wp:inline distT="0" distB="0" distL="0" distR="0" wp14:anchorId="4F74CD81" wp14:editId="4EFC9D36">
             <wp:extent cx="6663350" cy="2955552"/>
             <wp:effectExtent l="0" t="0" r="4445" b="0"/>
             <wp:docPr id="1310308793" name="Immagine 6" descr="Immagine che contiene testo, schermata, diagramma, Piano&#10;&#10;Descrizione generata automaticamente"/>
@@ -7245,7 +7314,7 @@
           <w:lang w:val="pl-PL"/>
         </w:rPr>
         <w:drawing>
-          <wp:inline distT="0" distB="0" distL="0" distR="0" wp14:anchorId="5D18AD01" wp14:editId="03A15C4F">
+          <wp:inline distT="0" distB="0" distL="0" distR="0" wp14:anchorId="4C28082B" wp14:editId="36CE3483">
             <wp:extent cx="6753828" cy="4010349"/>
             <wp:effectExtent l="0" t="0" r="9525" b="0"/>
             <wp:docPr id="1093252236" name="Immagine 1" descr="Immagine che contiene Attrezzature mediche, plastica&#10;&#10;Descrizione generata automaticamente"/>
@@ -7285,7 +7354,7 @@
           <w:noProof/>
         </w:rPr>
         <w:drawing>
-          <wp:inline distT="0" distB="0" distL="0" distR="0" wp14:anchorId="4E73E049" wp14:editId="6E895D3E">
+          <wp:inline distT="0" distB="0" distL="0" distR="0" wp14:anchorId="1FC145BB" wp14:editId="549CDCFE">
             <wp:extent cx="6743538" cy="3312126"/>
             <wp:effectExtent l="0" t="0" r="635" b="3175"/>
             <wp:docPr id="2052063199" name="Immagine 3" descr="Immagine che contiene testo, schermata, diagramma, numero&#10;&#10;Descrizione generata automaticamente"/>
@@ -7396,7 +7465,7 @@
           <w:lang w:val="pl-PL"/>
         </w:rPr>
         <w:drawing>
-          <wp:inline distT="0" distB="0" distL="0" distR="0" wp14:anchorId="283E26E7" wp14:editId="0862190F">
+          <wp:inline distT="0" distB="0" distL="0" distR="0" wp14:anchorId="20D6CFBF" wp14:editId="6BEC9333">
             <wp:extent cx="5939790" cy="4716780"/>
             <wp:effectExtent l="19050" t="19050" r="22860" b="26670"/>
             <wp:docPr id="2038611040" name="Immagine 1" descr="Immagine che contiene testo, schermata, diagramma, Rettangolo&#10;&#10;Descrizione generata automaticamente"/>
@@ -7499,7 +7568,7 @@
           <w:noProof/>
         </w:rPr>
         <w:drawing>
-          <wp:inline distT="0" distB="0" distL="0" distR="0" wp14:anchorId="53D54CB0" wp14:editId="401CE4AF">
+          <wp:inline distT="0" distB="0" distL="0" distR="0" wp14:anchorId="6DD7E9EF" wp14:editId="7943110D">
             <wp:extent cx="5071403" cy="5171703"/>
             <wp:effectExtent l="0" t="0" r="0" b="0"/>
             <wp:docPr id="1206942674" name="Immagine 1"/>
@@ -7589,7 +7658,7 @@
           <w:noProof/>
         </w:rPr>
         <w:drawing>
-          <wp:inline distT="0" distB="0" distL="0" distR="0" wp14:anchorId="178F3E62" wp14:editId="53F0621D">
+          <wp:inline distT="0" distB="0" distL="0" distR="0" wp14:anchorId="36974516" wp14:editId="644222AC">
             <wp:extent cx="2321462" cy="1547641"/>
             <wp:effectExtent l="0" t="0" r="3175" b="0"/>
             <wp:docPr id="919032718" name="Immagine 2"/>
@@ -7642,7 +7711,7 @@
           <w:noProof/>
         </w:rPr>
         <w:drawing>
-          <wp:inline distT="0" distB="0" distL="0" distR="0" wp14:anchorId="6D5900C1" wp14:editId="44F32772">
+          <wp:inline distT="0" distB="0" distL="0" distR="0" wp14:anchorId="58391DD7" wp14:editId="223A9687">
             <wp:extent cx="2236763" cy="1522731"/>
             <wp:effectExtent l="0" t="0" r="0" b="1270"/>
             <wp:docPr id="366343115" name="Immagine 1"/>
@@ -7773,7 +7842,7 @@
         </w:rPr>
       </w:pPr>
       <w:bookmarkStart w:id="11" w:name="_Hlk196906132"/>
-      <w:bookmarkStart w:id="12" w:name="_Toc239527363"/>
+      <w:bookmarkStart w:id="12" w:name="_Toc243860573"/>
       <w:r>
         <w:rPr>
           <w:rStyle w:val="Enfasigrassetto"/>
@@ -7884,7 +7953,7 @@
         <w:rPr>
           <w:lang w:val="pl-PL"/>
         </w:rPr>
-        <w:t>: około 15 mAh przy wyłączonym pojeździe w trybie uśpienia. Mniej niż 30 mA podczas pracy przy włączonym pojeździe.</w:t>
+        <w:t>: około 15 mA przy wyłączonym pojeździe w trybie uśpienia. Mniej niż 30 mA podczas pracy przy włączonym pojeździe.</w:t>
       </w:r>
       <w:bookmarkEnd w:id="11"/>
       <w:r>
@@ -7904,7 +7973,7 @@
           <w:lang w:val="pl-PL"/>
         </w:rPr>
       </w:pPr>
-      <w:bookmarkStart w:id="13" w:name="_Toc239527364"/>
+      <w:bookmarkStart w:id="13" w:name="_Toc243860574"/>
       <w:r>
         <w:rPr>
           <w:rStyle w:val="Enfasigrassetto"/>
@@ -7938,7 +8007,7 @@
         <w:rPr>
           <w:lang w:val="pl-PL"/>
         </w:rPr>
-        <w:t>BACCABLE jest dostarczany zaprogramowany z najnowszą dostępną wersją oprogramowania, jednak można korzystać z kolejnych aktualizacji za pomocą procedury aktualizacji oprogramowania</w:t>
+        <w:t>BACCABLE jest dostarczany zaprogramowany z najnowszą dostępną wersją oprogramowania, jednak można korzystać z kolejnych aktualizacji za pomocą procedury aktualizacji oprogramowania.</w:t>
       </w:r>
     </w:p>
     <w:p>
@@ -7969,7 +8038,7 @@
         <mc:AlternateContent>
           <mc:Choice Requires="wpg">
             <w:drawing>
-              <wp:anchor distT="0" distB="0" distL="114300" distR="114300" simplePos="0" relativeHeight="251667456" behindDoc="0" locked="0" layoutInCell="1" allowOverlap="1" wp14:anchorId="283486DD" wp14:editId="62B16F44">
+              <wp:anchor distT="0" distB="0" distL="114300" distR="114300" simplePos="0" relativeHeight="251667456" behindDoc="0" locked="0" layoutInCell="1" allowOverlap="1" wp14:anchorId="3CAD6F37" wp14:editId="64907755">
                 <wp:simplePos x="0" y="0"/>
                 <wp:positionH relativeFrom="column">
                   <wp:posOffset>1304290</wp:posOffset>
@@ -8194,7 +8263,7 @@
           </mc:Choice>
           <mc:Fallback>
             <w:pict>
-              <v:group w14:anchorId="283486DD" id="Gruppo 2" o:spid="_x0000_s1028" style="position:absolute;left:0;text-align:left;margin-left:102.7pt;margin-top:13.55pt;width:343.9pt;height:187.3pt;z-index:251667456;mso-position-horizontal-relative:text;mso-position-vertical-relative:text" coordsize="43678,23784" o:gfxdata="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">
+              <v:group w14:anchorId="3CAD6F37" id="Gruppo 2" o:spid="_x0000_s1028" style="position:absolute;left:0;text-align:left;margin-left:102.7pt;margin-top:13.55pt;width:343.9pt;height:187.3pt;z-index:251667456;mso-position-horizontal-relative:text;mso-position-vertical-relative:text" coordsize="43678,23784" o:gfxdata="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">
                 <v:shape id="Fumetto: rettangolo 1" o:spid="_x0000_s1029" type="#_x0000_t61" style="position:absolute;left:30616;width:13062;height:7505;visibility:visible;mso-wrap-style:square;v-text-anchor:middle" o:gfxdata="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" adj="-8821,15842" fillcolor="white [3201]" strokecolor="black [3200]" strokeweight="1pt">
                   <v:textbox>
                     <w:txbxContent>
@@ -8261,7 +8330,7 @@
           <w:noProof/>
         </w:rPr>
         <w:drawing>
-          <wp:inline distT="0" distB="0" distL="0" distR="0" wp14:anchorId="442283DC" wp14:editId="57CBCA4E">
+          <wp:inline distT="0" distB="0" distL="0" distR="0" wp14:anchorId="153ED65E" wp14:editId="34E2BB95">
             <wp:extent cx="2700997" cy="2488565"/>
             <wp:effectExtent l="0" t="0" r="4445" b="6985"/>
             <wp:docPr id="317039099" name="Immagine 37"/>
@@ -8349,7 +8418,7 @@
         <w:rPr>
           <w:lang w:val="pl-PL"/>
         </w:rPr>
-        <w:t>Wykonaj na wszystkich 3 złączach USB następującą procedurę wgrywania oprogramowania, wgrywając na każdy port USB odpowiednie oprogramowanie (baccableC1diesel_stable.elf na USB C1, baccableC2_stable.elf na USB C2, baccableBH_stable.elf na USB BH).</w:t>
+        <w:t>Wykonaj na wszystkich 3 złączach USB następującą procedurę wgrywania oprogramowania, wgrywając na każdy port USB odpowiednie oprogramowanie (jedno dla każdego USB).</w:t>
       </w:r>
     </w:p>
     <w:p>
@@ -8396,7 +8465,7 @@
           <w:lang w:val="pl-PL"/>
         </w:rPr>
       </w:pPr>
-      <w:bookmarkStart w:id="14" w:name="_Toc239527365"/>
+      <w:bookmarkStart w:id="14" w:name="_Toc243860575"/>
       <w:r>
         <w:rPr>
           <w:rStyle w:val="Enfasigrassetto"/>
@@ -8469,31 +8538,15 @@
         </w:rPr>
         <w:t xml:space="preserve">aplikacja BaccableAppForWindows, dostępna pod adresem </w:t>
       </w:r>
-      <w:r>
-        <w:fldChar w:fldCharType="begin"/>
-      </w:r>
-      <w:r>
-        <w:rPr>
-          <w:lang w:val="pl-PL"/>
-        </w:rPr>
-        <w:instrText>HYPERLINK "https://www.tr3ma.com/baccable"</w:instrText>
-      </w:r>
-      <w:r>
-        <w:fldChar w:fldCharType="separate"/>
-      </w:r>
-      <w:r>
-        <w:rPr>
-          <w:rStyle w:val="Collegamentoipertestuale"/>
-          <w:lang w:val="pl-PL"/>
-        </w:rPr>
-        <w:t>https://www.tr3ma.com/baccable</w:t>
-      </w:r>
-      <w:r>
-        <w:rPr>
-          <w:rStyle w:val="Collegamentoipertestuale"/>
-        </w:rPr>
-        <w:fldChar w:fldCharType="end"/>
-      </w:r>
+      <w:hyperlink r:id="rId22" w:history="1">
+        <w:r>
+          <w:rPr>
+            <w:rStyle w:val="Collegamentoipertestuale"/>
+            <w:lang w:val="pl-PL"/>
+          </w:rPr>
+          <w:t>https://www.tr3ma.com/baccable</w:t>
+        </w:r>
+      </w:hyperlink>
     </w:p>
     <w:p>
       <w:pPr>
@@ -8574,31 +8627,15 @@
         </w:rPr>
         <w:t xml:space="preserve"> (</w:t>
       </w:r>
-      <w:r>
-        <w:fldChar w:fldCharType="begin"/>
-      </w:r>
-      <w:r>
-        <w:rPr>
-          <w:lang w:val="pl-PL"/>
-        </w:rPr>
-        <w:instrText>HYPERLINK "https://zadig.akeo.ie" \t "_blank"</w:instrText>
-      </w:r>
-      <w:r>
-        <w:fldChar w:fldCharType="separate"/>
-      </w:r>
-      <w:r>
-        <w:rPr>
-          <w:rStyle w:val="Collegamentoipertestuale"/>
-          <w:lang w:val="pl-PL"/>
-        </w:rPr>
-        <w:t>https://zadig.akeo.ie</w:t>
-      </w:r>
-      <w:r>
-        <w:rPr>
-          <w:rStyle w:val="Collegamentoipertestuale"/>
-        </w:rPr>
-        <w:fldChar w:fldCharType="end"/>
-      </w:r>
+      <w:hyperlink r:id="rId23" w:tgtFrame="_blank" w:history="1">
+        <w:r>
+          <w:rPr>
+            <w:rStyle w:val="Collegamentoipertestuale"/>
+            <w:lang w:val="pl-PL"/>
+          </w:rPr>
+          <w:t>https://zadig.akeo.ie</w:t>
+        </w:r>
+      </w:hyperlink>
       <w:r>
         <w:rPr>
           <w:lang w:val="pl-PL"/>
@@ -8632,31 +8669,7 @@
         <w:t xml:space="preserve"> → Install Driver. </w:t>
       </w:r>
       <w:r>
-        <w:t xml:space="preserve">Po </w:t>
-      </w:r>
-      <w:proofErr w:type="spellStart"/>
-      <w:r>
-        <w:t>zakończeniu</w:t>
-      </w:r>
-      <w:proofErr w:type="spellEnd"/>
-      <w:r>
-        <w:t xml:space="preserve"> </w:t>
-      </w:r>
-      <w:proofErr w:type="spellStart"/>
-      <w:r>
-        <w:t>odłącz</w:t>
-      </w:r>
-      <w:proofErr w:type="spellEnd"/>
-      <w:r>
-        <w:t xml:space="preserve"> </w:t>
-      </w:r>
-      <w:proofErr w:type="spellStart"/>
-      <w:r>
-        <w:t>płytkę</w:t>
-      </w:r>
-      <w:proofErr w:type="spellEnd"/>
-      <w:r>
-        <w:t>.</w:t>
+        <w:t>Po zakończeniu odłącz płytkę.</w:t>
       </w:r>
     </w:p>
     <w:p>
@@ -8736,7 +8749,7 @@
         <w:rPr>
           <w:lang w:val="pl-PL"/>
         </w:rPr>
-        <w:t>: jeśli zielona dioda LED BACCABLE świeci migotliwym i słabym światłem, użyj krótszego kabla USB lub wymień kabel USB</w:t>
+        <w:t>: jeśli zielona dioda LED BACCABLE świeci migotliwym i słabym światłem, użyj krótszego kabla USB lub wymień kabel USB.</w:t>
       </w:r>
     </w:p>
     <w:p>
@@ -8790,7 +8803,7 @@
         </w:rPr>
         <w:lastRenderedPageBreak/>
         <w:drawing>
-          <wp:inline distT="0" distB="0" distL="0" distR="0" wp14:anchorId="57447679" wp14:editId="329D0584">
+          <wp:inline distT="0" distB="0" distL="0" distR="0" wp14:anchorId="2A51B391" wp14:editId="1B6280C5">
             <wp:extent cx="4334375" cy="2557346"/>
             <wp:effectExtent l="0" t="0" r="9525" b="0"/>
             <wp:docPr id="1188958908" name="Immagine 1"/>
@@ -8807,7 +8820,7 @@
                     </pic:cNvPicPr>
                   </pic:nvPicPr>
                   <pic:blipFill>
-                    <a:blip r:embed="rId22">
+                    <a:blip r:embed="rId24">
                       <a:extLst>
                         <a:ext uri="{28A0092B-C50C-407E-A947-70E740481C1C}">
                           <a14:useLocalDpi xmlns:a14="http://schemas.microsoft.com/office/drawing/2010/main" val="0"/>
@@ -8848,143 +8861,7 @@
         </w:numPr>
       </w:pPr>
       <w:r>
-        <w:t xml:space="preserve">W </w:t>
-      </w:r>
-      <w:proofErr w:type="spellStart"/>
-      <w:r>
-        <w:t>oknie</w:t>
-      </w:r>
-      <w:proofErr w:type="spellEnd"/>
-      <w:r>
-        <w:t xml:space="preserve"> „</w:t>
-      </w:r>
-      <w:proofErr w:type="spellStart"/>
-      <w:r>
-        <w:t>Wybierz</w:t>
-      </w:r>
-      <w:proofErr w:type="spellEnd"/>
-      <w:r>
-        <w:t xml:space="preserve"> </w:t>
-      </w:r>
-      <w:proofErr w:type="spellStart"/>
-      <w:r>
-        <w:t>oprogramowanie</w:t>
-      </w:r>
-      <w:proofErr w:type="spellEnd"/>
-      <w:r>
-        <w:t xml:space="preserve">” </w:t>
-      </w:r>
-      <w:proofErr w:type="spellStart"/>
-      <w:r>
-        <w:t>wybierz</w:t>
-      </w:r>
-      <w:proofErr w:type="spellEnd"/>
-      <w:r>
-        <w:t xml:space="preserve"> </w:t>
-      </w:r>
-      <w:proofErr w:type="spellStart"/>
-      <w:r>
-        <w:t>żądaną</w:t>
-      </w:r>
-      <w:proofErr w:type="spellEnd"/>
-      <w:r>
-        <w:t xml:space="preserve"> </w:t>
-      </w:r>
-      <w:proofErr w:type="spellStart"/>
-      <w:r>
-        <w:t>wersję</w:t>
-      </w:r>
-      <w:proofErr w:type="spellEnd"/>
-      <w:r>
-        <w:t xml:space="preserve"> </w:t>
-      </w:r>
-      <w:proofErr w:type="spellStart"/>
-      <w:r>
-        <w:t>oprogramowania</w:t>
-      </w:r>
-      <w:proofErr w:type="spellEnd"/>
-      <w:r>
-        <w:t xml:space="preserve">, a </w:t>
-      </w:r>
-      <w:proofErr w:type="spellStart"/>
-      <w:r>
-        <w:t>następnie</w:t>
-      </w:r>
-      <w:proofErr w:type="spellEnd"/>
-      <w:r>
-        <w:t xml:space="preserve"> </w:t>
-      </w:r>
-      <w:proofErr w:type="spellStart"/>
-      <w:r>
-        <w:t>dotknij</w:t>
-      </w:r>
-      <w:proofErr w:type="spellEnd"/>
-      <w:r>
-        <w:t xml:space="preserve"> </w:t>
-      </w:r>
-      <w:proofErr w:type="spellStart"/>
-      <w:r>
-        <w:t>złącza</w:t>
-      </w:r>
-      <w:proofErr w:type="spellEnd"/>
-      <w:r>
-        <w:t xml:space="preserve"> USB </w:t>
-      </w:r>
-      <w:proofErr w:type="spellStart"/>
-      <w:r>
-        <w:t>pokazanego</w:t>
-      </w:r>
-      <w:proofErr w:type="spellEnd"/>
-      <w:r>
-        <w:t xml:space="preserve"> w </w:t>
-      </w:r>
-      <w:proofErr w:type="spellStart"/>
-      <w:r>
-        <w:t>oknie</w:t>
-      </w:r>
-      <w:proofErr w:type="spellEnd"/>
-      <w:r>
-        <w:t xml:space="preserve">, </w:t>
-      </w:r>
-      <w:proofErr w:type="spellStart"/>
-      <w:r>
-        <w:t>które</w:t>
-      </w:r>
-      <w:proofErr w:type="spellEnd"/>
-      <w:r>
-        <w:t xml:space="preserve"> </w:t>
-      </w:r>
-      <w:proofErr w:type="spellStart"/>
-      <w:r>
-        <w:t>zdecydowałeś</w:t>
-      </w:r>
-      <w:proofErr w:type="spellEnd"/>
-      <w:r>
-        <w:t>(-</w:t>
-      </w:r>
-      <w:proofErr w:type="spellStart"/>
-      <w:r>
-        <w:t>aś</w:t>
-      </w:r>
-      <w:proofErr w:type="spellEnd"/>
-      <w:r>
-        <w:t xml:space="preserve">) </w:t>
-      </w:r>
-      <w:proofErr w:type="spellStart"/>
-      <w:r>
-        <w:t>podłączyć</w:t>
-      </w:r>
-      <w:proofErr w:type="spellEnd"/>
-      <w:r>
-        <w:t xml:space="preserve"> do </w:t>
-      </w:r>
-      <w:proofErr w:type="spellStart"/>
-      <w:r>
-        <w:t>urządzenia</w:t>
-      </w:r>
-      <w:proofErr w:type="spellEnd"/>
-      <w:r>
-        <w:t>.</w:t>
+        <w:t>W oknie „Wybierz oprogramowanie” wybierz żądaną wersję oprogramowania, a następnie dotknij złącza USB pokazanego w oknie, które zdecydowałeś(-aś) podłączyć do urządzenia.</w:t>
       </w:r>
     </w:p>
     <w:p>
@@ -8996,7 +8873,7 @@
           <w:noProof/>
         </w:rPr>
         <w:drawing>
-          <wp:inline distT="0" distB="0" distL="0" distR="0" wp14:anchorId="603CA64C" wp14:editId="21BCD18C">
+          <wp:inline distT="0" distB="0" distL="0" distR="0" wp14:anchorId="2CF2B6CC" wp14:editId="765B708B">
             <wp:extent cx="2683727" cy="4247330"/>
             <wp:effectExtent l="0" t="0" r="2540" b="1270"/>
             <wp:docPr id="510535527" name="Immagine 2"/>
@@ -9013,7 +8890,7 @@
                     </pic:cNvPicPr>
                   </pic:nvPicPr>
                   <pic:blipFill>
-                    <a:blip r:embed="rId23">
+                    <a:blip r:embed="rId25">
                       <a:extLst>
                         <a:ext uri="{28A0092B-C50C-407E-A947-70E740481C1C}">
                           <a14:useLocalDpi xmlns:a14="http://schemas.microsoft.com/office/drawing/2010/main" val="0"/>
@@ -9054,111 +8931,7 @@
         </w:numPr>
       </w:pPr>
       <w:r>
-        <w:t xml:space="preserve">W </w:t>
-      </w:r>
-      <w:proofErr w:type="spellStart"/>
-      <w:r>
-        <w:t>oknie</w:t>
-      </w:r>
-      <w:proofErr w:type="spellEnd"/>
-      <w:r>
-        <w:t xml:space="preserve"> „</w:t>
-      </w:r>
-      <w:proofErr w:type="spellStart"/>
-      <w:r>
-        <w:t>Podłącz</w:t>
-      </w:r>
-      <w:proofErr w:type="spellEnd"/>
-      <w:r>
-        <w:t xml:space="preserve"> </w:t>
-      </w:r>
-      <w:proofErr w:type="spellStart"/>
-      <w:r>
-        <w:t>płytkę</w:t>
-      </w:r>
-      <w:proofErr w:type="spellEnd"/>
-      <w:r>
-        <w:t xml:space="preserve">”, </w:t>
-      </w:r>
-      <w:proofErr w:type="spellStart"/>
-      <w:r>
-        <w:t>jeśli</w:t>
-      </w:r>
-      <w:proofErr w:type="spellEnd"/>
-      <w:r>
-        <w:t xml:space="preserve"> </w:t>
-      </w:r>
-      <w:proofErr w:type="spellStart"/>
-      <w:r>
-        <w:t>płytka</w:t>
-      </w:r>
-      <w:proofErr w:type="spellEnd"/>
-      <w:r>
-        <w:t xml:space="preserve"> </w:t>
-      </w:r>
-      <w:proofErr w:type="spellStart"/>
-      <w:r>
-        <w:t>nie</w:t>
-      </w:r>
-      <w:proofErr w:type="spellEnd"/>
-      <w:r>
-        <w:t xml:space="preserve"> </w:t>
-      </w:r>
-      <w:proofErr w:type="spellStart"/>
-      <w:r>
-        <w:t>została</w:t>
-      </w:r>
-      <w:proofErr w:type="spellEnd"/>
-      <w:r>
-        <w:t xml:space="preserve"> </w:t>
-      </w:r>
-      <w:proofErr w:type="spellStart"/>
-      <w:r>
-        <w:t>wykryta</w:t>
-      </w:r>
-      <w:proofErr w:type="spellEnd"/>
-      <w:r>
-        <w:t xml:space="preserve">, </w:t>
-      </w:r>
-      <w:proofErr w:type="spellStart"/>
-      <w:r>
-        <w:t>pojawi</w:t>
-      </w:r>
-      <w:proofErr w:type="spellEnd"/>
-      <w:r>
-        <w:t xml:space="preserve"> </w:t>
-      </w:r>
-      <w:proofErr w:type="spellStart"/>
-      <w:r>
-        <w:t>się</w:t>
-      </w:r>
-      <w:proofErr w:type="spellEnd"/>
-      <w:r>
-        <w:t xml:space="preserve"> </w:t>
-      </w:r>
-      <w:proofErr w:type="spellStart"/>
-      <w:r>
-        <w:t>komunikat</w:t>
-      </w:r>
-      <w:proofErr w:type="spellEnd"/>
-      <w:r>
-        <w:t xml:space="preserve"> „</w:t>
-      </w:r>
-      <w:proofErr w:type="spellStart"/>
-      <w:r>
-        <w:t>oczekiwanie</w:t>
-      </w:r>
-      <w:proofErr w:type="spellEnd"/>
-      <w:r>
-        <w:t xml:space="preserve"> </w:t>
-      </w:r>
-      <w:proofErr w:type="spellStart"/>
-      <w:r>
-        <w:t>na</w:t>
-      </w:r>
-      <w:proofErr w:type="spellEnd"/>
-      <w:r>
-        <w:t xml:space="preserve"> bootloader”</w:t>
+        <w:t>W oknie „Podłącz płytkę”, jeśli płytka nie została wykryta, pojawi się komunikat „oczekiwanie na bootloader”</w:t>
       </w:r>
     </w:p>
     <w:p>
@@ -9171,7 +8944,7 @@
         </w:rPr>
         <w:lastRenderedPageBreak/>
         <w:drawing>
-          <wp:inline distT="0" distB="0" distL="0" distR="0" wp14:anchorId="4FBD7162" wp14:editId="6E7818A2">
+          <wp:inline distT="0" distB="0" distL="0" distR="0" wp14:anchorId="2CF98CCB" wp14:editId="7C9B0ACE">
             <wp:extent cx="2445834" cy="1925811"/>
             <wp:effectExtent l="0" t="0" r="0" b="0"/>
             <wp:docPr id="307536508" name="Immagine 3"/>
@@ -9188,7 +8961,7 @@
                     </pic:cNvPicPr>
                   </pic:nvPicPr>
                   <pic:blipFill>
-                    <a:blip r:embed="rId24">
+                    <a:blip r:embed="rId26">
                       <a:extLst>
                         <a:ext uri="{28A0092B-C50C-407E-A947-70E740481C1C}">
                           <a14:useLocalDpi xmlns:a14="http://schemas.microsoft.com/office/drawing/2010/main" val="0"/>
@@ -9224,7 +8997,6 @@
       <w:pPr>
         <w:jc w:val="both"/>
       </w:pPr>
-      <w:proofErr w:type="spellStart"/>
       <w:r>
         <w:rPr>
           <w:b/>
@@ -9232,345 +9004,8 @@
         </w:rPr>
         <w:t>Uwaga</w:t>
       </w:r>
-      <w:proofErr w:type="spellEnd"/>
-      <w:r>
-        <w:t xml:space="preserve">: w </w:t>
-      </w:r>
-      <w:proofErr w:type="spellStart"/>
-      <w:r>
-        <w:t>przypadku</w:t>
-      </w:r>
-      <w:proofErr w:type="spellEnd"/>
-      <w:r>
-        <w:t xml:space="preserve"> </w:t>
-      </w:r>
-      <w:proofErr w:type="spellStart"/>
-      <w:r>
-        <w:t>błędów</w:t>
-      </w:r>
-      <w:proofErr w:type="spellEnd"/>
-      <w:r>
-        <w:t xml:space="preserve"> </w:t>
-      </w:r>
-      <w:proofErr w:type="spellStart"/>
-      <w:r>
-        <w:t>może</w:t>
-      </w:r>
-      <w:proofErr w:type="spellEnd"/>
-      <w:r>
-        <w:t xml:space="preserve"> </w:t>
-      </w:r>
-      <w:proofErr w:type="spellStart"/>
-      <w:r>
-        <w:t>występować</w:t>
-      </w:r>
-      <w:proofErr w:type="spellEnd"/>
-      <w:r>
-        <w:t xml:space="preserve"> </w:t>
-      </w:r>
-      <w:proofErr w:type="spellStart"/>
-      <w:r>
-        <w:t>niezgodność</w:t>
-      </w:r>
-      <w:proofErr w:type="spellEnd"/>
-      <w:r>
-        <w:t xml:space="preserve"> </w:t>
-      </w:r>
-      <w:proofErr w:type="spellStart"/>
-      <w:r>
-        <w:t>między</w:t>
-      </w:r>
-      <w:proofErr w:type="spellEnd"/>
-      <w:r>
-        <w:t xml:space="preserve"> </w:t>
-      </w:r>
-      <w:proofErr w:type="spellStart"/>
-      <w:r>
-        <w:t>chipsetem</w:t>
-      </w:r>
-      <w:proofErr w:type="spellEnd"/>
-      <w:r>
-        <w:t xml:space="preserve"> </w:t>
-      </w:r>
-      <w:proofErr w:type="spellStart"/>
-      <w:r>
-        <w:t>portu</w:t>
-      </w:r>
-      <w:proofErr w:type="spellEnd"/>
-      <w:r>
-        <w:t xml:space="preserve"> USB </w:t>
-      </w:r>
-      <w:proofErr w:type="spellStart"/>
-      <w:r>
-        <w:t>komputera</w:t>
-      </w:r>
-      <w:proofErr w:type="spellEnd"/>
-      <w:r>
-        <w:t xml:space="preserve"> a </w:t>
-      </w:r>
-      <w:proofErr w:type="spellStart"/>
-      <w:r>
-        <w:t>układem</w:t>
-      </w:r>
-      <w:proofErr w:type="spellEnd"/>
-      <w:r>
-        <w:t xml:space="preserve"> </w:t>
-      </w:r>
-      <w:proofErr w:type="spellStart"/>
-      <w:r>
-        <w:t>scalonym</w:t>
-      </w:r>
-      <w:proofErr w:type="spellEnd"/>
-      <w:r>
-        <w:t xml:space="preserve"> </w:t>
-      </w:r>
-      <w:proofErr w:type="spellStart"/>
-      <w:r>
-        <w:t>zastosowanym</w:t>
-      </w:r>
-      <w:proofErr w:type="spellEnd"/>
-      <w:r>
-        <w:t xml:space="preserve"> w </w:t>
-      </w:r>
-      <w:proofErr w:type="spellStart"/>
-      <w:r>
-        <w:t>Baccable</w:t>
-      </w:r>
-      <w:proofErr w:type="spellEnd"/>
-      <w:r>
-        <w:t xml:space="preserve">. Aby </w:t>
-      </w:r>
-      <w:proofErr w:type="spellStart"/>
-      <w:r>
-        <w:t>rozwiązać</w:t>
-      </w:r>
-      <w:proofErr w:type="spellEnd"/>
-      <w:r>
-        <w:t xml:space="preserve"> ten problem, </w:t>
-      </w:r>
-      <w:proofErr w:type="spellStart"/>
-      <w:r>
-        <w:t>spróbuj</w:t>
-      </w:r>
-      <w:proofErr w:type="spellEnd"/>
-      <w:r>
-        <w:t xml:space="preserve"> </w:t>
-      </w:r>
-      <w:proofErr w:type="spellStart"/>
-      <w:r>
-        <w:t>ponownie</w:t>
-      </w:r>
-      <w:proofErr w:type="spellEnd"/>
-      <w:r>
-        <w:t xml:space="preserve"> </w:t>
-      </w:r>
-      <w:proofErr w:type="spellStart"/>
-      <w:r>
-        <w:t>wykonać</w:t>
-      </w:r>
-      <w:proofErr w:type="spellEnd"/>
-      <w:r>
-        <w:t xml:space="preserve"> </w:t>
-      </w:r>
-      <w:proofErr w:type="spellStart"/>
-      <w:r>
-        <w:t>procedurę</w:t>
-      </w:r>
-      <w:proofErr w:type="spellEnd"/>
-      <w:r>
-        <w:t xml:space="preserve">, </w:t>
-      </w:r>
-      <w:proofErr w:type="spellStart"/>
-      <w:r>
-        <w:t>korzystając</w:t>
-      </w:r>
-      <w:proofErr w:type="spellEnd"/>
-      <w:r>
-        <w:t xml:space="preserve"> z </w:t>
-      </w:r>
-      <w:proofErr w:type="spellStart"/>
-      <w:r>
-        <w:t>innych</w:t>
-      </w:r>
-      <w:proofErr w:type="spellEnd"/>
-      <w:r>
-        <w:t xml:space="preserve"> </w:t>
-      </w:r>
-      <w:proofErr w:type="spellStart"/>
-      <w:r>
-        <w:t>portów</w:t>
-      </w:r>
-      <w:proofErr w:type="spellEnd"/>
-      <w:r>
-        <w:t xml:space="preserve"> USB </w:t>
-      </w:r>
-      <w:proofErr w:type="spellStart"/>
-      <w:r>
-        <w:t>komputera</w:t>
-      </w:r>
-      <w:proofErr w:type="spellEnd"/>
-      <w:r>
-        <w:t xml:space="preserve">, </w:t>
-      </w:r>
-      <w:proofErr w:type="spellStart"/>
-      <w:r>
-        <w:t>użyj</w:t>
-      </w:r>
-      <w:proofErr w:type="spellEnd"/>
-      <w:r>
-        <w:t xml:space="preserve"> </w:t>
-      </w:r>
-      <w:proofErr w:type="spellStart"/>
-      <w:r>
-        <w:t>innego</w:t>
-      </w:r>
-      <w:proofErr w:type="spellEnd"/>
-      <w:r>
-        <w:t xml:space="preserve"> </w:t>
-      </w:r>
-      <w:proofErr w:type="spellStart"/>
-      <w:r>
-        <w:t>komputera</w:t>
-      </w:r>
-      <w:proofErr w:type="spellEnd"/>
-      <w:r>
-        <w:t xml:space="preserve"> </w:t>
-      </w:r>
-      <w:proofErr w:type="spellStart"/>
-      <w:r>
-        <w:t>lub</w:t>
-      </w:r>
-      <w:proofErr w:type="spellEnd"/>
-      <w:r>
-        <w:t xml:space="preserve"> </w:t>
-      </w:r>
-      <w:proofErr w:type="spellStart"/>
-      <w:r>
-        <w:t>podłącz</w:t>
-      </w:r>
-      <w:proofErr w:type="spellEnd"/>
-      <w:r>
-        <w:t xml:space="preserve"> </w:t>
-      </w:r>
-      <w:proofErr w:type="spellStart"/>
-      <w:r>
-        <w:t>koncentrator</w:t>
-      </w:r>
-      <w:proofErr w:type="spellEnd"/>
-      <w:r>
-        <w:t xml:space="preserve"> USB (</w:t>
-      </w:r>
-      <w:proofErr w:type="spellStart"/>
-      <w:r>
-        <w:t>najlepiej</w:t>
-      </w:r>
-      <w:proofErr w:type="spellEnd"/>
-      <w:r>
-        <w:t xml:space="preserve"> </w:t>
-      </w:r>
-      <w:proofErr w:type="spellStart"/>
-      <w:r>
-        <w:t>starszy</w:t>
-      </w:r>
-      <w:proofErr w:type="spellEnd"/>
-      <w:r>
-        <w:t xml:space="preserve"> model, </w:t>
-      </w:r>
-      <w:proofErr w:type="spellStart"/>
-      <w:r>
-        <w:t>nie</w:t>
-      </w:r>
-      <w:proofErr w:type="spellEnd"/>
-      <w:r>
-        <w:t xml:space="preserve"> </w:t>
-      </w:r>
-      <w:proofErr w:type="spellStart"/>
-      <w:r>
-        <w:t>najnowszej</w:t>
-      </w:r>
-      <w:proofErr w:type="spellEnd"/>
-      <w:r>
-        <w:t xml:space="preserve"> </w:t>
-      </w:r>
-      <w:proofErr w:type="spellStart"/>
-      <w:r>
-        <w:t>generacji</w:t>
-      </w:r>
-      <w:proofErr w:type="spellEnd"/>
-      <w:r>
-        <w:t xml:space="preserve">) </w:t>
-      </w:r>
-      <w:proofErr w:type="spellStart"/>
-      <w:r>
-        <w:t>pomiędzy</w:t>
-      </w:r>
-      <w:proofErr w:type="spellEnd"/>
-      <w:r>
-        <w:t xml:space="preserve"> </w:t>
-      </w:r>
-      <w:proofErr w:type="spellStart"/>
-      <w:r>
-        <w:t>Baccable</w:t>
-      </w:r>
-      <w:proofErr w:type="spellEnd"/>
-      <w:r>
-        <w:t xml:space="preserve"> a </w:t>
-      </w:r>
-      <w:proofErr w:type="spellStart"/>
-      <w:r>
-        <w:t>komputerem</w:t>
-      </w:r>
-      <w:proofErr w:type="spellEnd"/>
-      <w:r>
-        <w:t xml:space="preserve">. Ta </w:t>
-      </w:r>
-      <w:proofErr w:type="spellStart"/>
-      <w:r>
-        <w:t>ostatnia</w:t>
-      </w:r>
-      <w:proofErr w:type="spellEnd"/>
-      <w:r>
-        <w:t xml:space="preserve"> </w:t>
-      </w:r>
-      <w:proofErr w:type="spellStart"/>
-      <w:r>
-        <w:t>metoda</w:t>
-      </w:r>
-      <w:proofErr w:type="spellEnd"/>
-      <w:r>
-        <w:t xml:space="preserve"> jest </w:t>
-      </w:r>
-      <w:proofErr w:type="spellStart"/>
-      <w:r>
-        <w:t>idealna</w:t>
-      </w:r>
-      <w:proofErr w:type="spellEnd"/>
-      <w:r>
-        <w:t xml:space="preserve"> w </w:t>
-      </w:r>
-      <w:proofErr w:type="spellStart"/>
-      <w:r>
-        <w:t>przypadku</w:t>
-      </w:r>
-      <w:proofErr w:type="spellEnd"/>
-      <w:r>
-        <w:t xml:space="preserve"> </w:t>
-      </w:r>
-      <w:proofErr w:type="spellStart"/>
-      <w:r>
-        <w:t>nowszych</w:t>
-      </w:r>
-      <w:proofErr w:type="spellEnd"/>
-      <w:r>
-        <w:t xml:space="preserve"> </w:t>
-      </w:r>
-      <w:proofErr w:type="spellStart"/>
-      <w:r>
-        <w:t>komputerów</w:t>
-      </w:r>
-      <w:proofErr w:type="spellEnd"/>
-      <w:r>
-        <w:t>.</w:t>
+      <w:r>
+        <w:t>: w przypadku błędów może występować niezgodność między chipsetem portu USB komputera a układem scalonym zastosowanym w Baccable. Aby rozwiązać ten problem, spróbuj ponownie wykonać procedurę, korzystając z innych portów USB komputera, użyj innego komputera lub podłącz koncentrator USB (najlepiej starszy model, nie najnowszej generacji) pomiędzy Baccable a komputerem. Ta ostatnia metoda jest idealna w przypadku nowszych komputerów.</w:t>
       </w:r>
     </w:p>
     <w:p>
@@ -9582,127 +9017,7 @@
         </w:numPr>
       </w:pPr>
       <w:r>
-        <w:t xml:space="preserve">W </w:t>
-      </w:r>
-      <w:proofErr w:type="spellStart"/>
-      <w:r>
-        <w:t>oknie</w:t>
-      </w:r>
-      <w:proofErr w:type="spellEnd"/>
-      <w:r>
-        <w:t xml:space="preserve"> „</w:t>
-      </w:r>
-      <w:proofErr w:type="spellStart"/>
-      <w:r>
-        <w:t>Podłącz</w:t>
-      </w:r>
-      <w:proofErr w:type="spellEnd"/>
-      <w:r>
-        <w:t xml:space="preserve"> </w:t>
-      </w:r>
-      <w:proofErr w:type="spellStart"/>
-      <w:r>
-        <w:t>płytkę</w:t>
-      </w:r>
-      <w:proofErr w:type="spellEnd"/>
-      <w:r>
-        <w:t xml:space="preserve">”, </w:t>
-      </w:r>
-      <w:proofErr w:type="spellStart"/>
-      <w:r>
-        <w:t>jeśli</w:t>
-      </w:r>
-      <w:proofErr w:type="spellEnd"/>
-      <w:r>
-        <w:t xml:space="preserve"> </w:t>
-      </w:r>
-      <w:proofErr w:type="spellStart"/>
-      <w:r>
-        <w:t>płytka</w:t>
-      </w:r>
-      <w:proofErr w:type="spellEnd"/>
-      <w:r>
-        <w:t xml:space="preserve"> </w:t>
-      </w:r>
-      <w:proofErr w:type="spellStart"/>
-      <w:r>
-        <w:t>została</w:t>
-      </w:r>
-      <w:proofErr w:type="spellEnd"/>
-      <w:r>
-        <w:t xml:space="preserve"> </w:t>
-      </w:r>
-      <w:proofErr w:type="spellStart"/>
-      <w:r>
-        <w:t>wykryta</w:t>
-      </w:r>
-      <w:proofErr w:type="spellEnd"/>
-      <w:r>
-        <w:t xml:space="preserve">, </w:t>
-      </w:r>
-      <w:proofErr w:type="spellStart"/>
-      <w:r>
-        <w:t>pojawi</w:t>
-      </w:r>
-      <w:proofErr w:type="spellEnd"/>
-      <w:r>
-        <w:t xml:space="preserve"> </w:t>
-      </w:r>
-      <w:proofErr w:type="spellStart"/>
-      <w:r>
-        <w:t>się</w:t>
-      </w:r>
-      <w:proofErr w:type="spellEnd"/>
-      <w:r>
-        <w:t xml:space="preserve"> </w:t>
-      </w:r>
-      <w:proofErr w:type="spellStart"/>
-      <w:r>
-        <w:t>komunikat</w:t>
-      </w:r>
-      <w:proofErr w:type="spellEnd"/>
-      <w:r>
-        <w:t xml:space="preserve"> „</w:t>
-      </w:r>
-      <w:proofErr w:type="spellStart"/>
-      <w:r>
-        <w:t>Wykryto</w:t>
-      </w:r>
-      <w:proofErr w:type="spellEnd"/>
-      <w:r>
-        <w:t xml:space="preserve"> bootloader”, a Ty </w:t>
-      </w:r>
-      <w:proofErr w:type="spellStart"/>
-      <w:r>
-        <w:t>będziesz</w:t>
-      </w:r>
-      <w:proofErr w:type="spellEnd"/>
-      <w:r>
-        <w:t xml:space="preserve"> </w:t>
-      </w:r>
-      <w:proofErr w:type="spellStart"/>
-      <w:r>
-        <w:t>mógł</w:t>
-      </w:r>
-      <w:proofErr w:type="spellEnd"/>
-      <w:r>
-        <w:t xml:space="preserve">(-a) </w:t>
-      </w:r>
-      <w:proofErr w:type="spellStart"/>
-      <w:r>
-        <w:t>nacisnąć</w:t>
-      </w:r>
-      <w:proofErr w:type="spellEnd"/>
-      <w:r>
-        <w:t xml:space="preserve"> </w:t>
-      </w:r>
-      <w:proofErr w:type="spellStart"/>
-      <w:r>
-        <w:t>przycisk</w:t>
-      </w:r>
-      <w:proofErr w:type="spellEnd"/>
-      <w:r>
-        <w:t xml:space="preserve"> KONTYNUUJ.</w:t>
+        <w:t>W oknie „Podłącz płytkę”, jeśli płytka została wykryta, pojawi się komunikat „Wykryto bootloader”, a Ty będziesz mógł(-a) nacisnąć przycisk KONTYNUUJ.</w:t>
       </w:r>
     </w:p>
     <w:p>
@@ -9714,7 +9029,7 @@
           <w:noProof/>
         </w:rPr>
         <w:drawing>
-          <wp:inline distT="0" distB="0" distL="0" distR="0" wp14:anchorId="4A10EE3F" wp14:editId="3BD0010C">
+          <wp:inline distT="0" distB="0" distL="0" distR="0" wp14:anchorId="62FA707A" wp14:editId="3CB9EB09">
             <wp:extent cx="2596684" cy="2096135"/>
             <wp:effectExtent l="0" t="0" r="0" b="0"/>
             <wp:docPr id="457713742" name="Immagine 4"/>
@@ -9731,7 +9046,7 @@
                     </pic:cNvPicPr>
                   </pic:nvPicPr>
                   <pic:blipFill>
-                    <a:blip r:embed="rId25">
+                    <a:blip r:embed="rId27">
                       <a:extLst>
                         <a:ext uri="{28A0092B-C50C-407E-A947-70E740481C1C}">
                           <a14:useLocalDpi xmlns:a14="http://schemas.microsoft.com/office/drawing/2010/main" val="0"/>
@@ -9772,173 +9087,8 @@
         </w:numPr>
       </w:pPr>
       <w:r>
-        <w:t xml:space="preserve">W </w:t>
-      </w:r>
-      <w:proofErr w:type="spellStart"/>
-      <w:r>
-        <w:t>oknie</w:t>
-      </w:r>
-      <w:proofErr w:type="spellEnd"/>
-      <w:r>
-        <w:t xml:space="preserve"> „</w:t>
-      </w:r>
-      <w:proofErr w:type="spellStart"/>
-      <w:r>
-        <w:t>Opcje</w:t>
-      </w:r>
-      <w:proofErr w:type="spellEnd"/>
-      <w:r>
-        <w:t xml:space="preserve"> </w:t>
-      </w:r>
-      <w:proofErr w:type="spellStart"/>
-      <w:r>
-        <w:t>kasowania</w:t>
-      </w:r>
-      <w:proofErr w:type="spellEnd"/>
-      <w:r>
-        <w:t xml:space="preserve">” </w:t>
-      </w:r>
-      <w:proofErr w:type="spellStart"/>
-      <w:r>
-        <w:t>wybierz</w:t>
-      </w:r>
-      <w:proofErr w:type="spellEnd"/>
-      <w:r>
-        <w:t xml:space="preserve"> </w:t>
-      </w:r>
-      <w:proofErr w:type="spellStart"/>
-      <w:r>
-        <w:t>żądane</w:t>
-      </w:r>
-      <w:proofErr w:type="spellEnd"/>
-      <w:r>
-        <w:t xml:space="preserve"> </w:t>
-      </w:r>
-      <w:proofErr w:type="spellStart"/>
-      <w:r>
-        <w:t>opcje</w:t>
-      </w:r>
-      <w:proofErr w:type="spellEnd"/>
-      <w:r>
-        <w:t xml:space="preserve"> </w:t>
-      </w:r>
-      <w:proofErr w:type="spellStart"/>
-      <w:r>
-        <w:t>lub</w:t>
-      </w:r>
-      <w:proofErr w:type="spellEnd"/>
-      <w:r>
-        <w:t xml:space="preserve"> </w:t>
-      </w:r>
-      <w:proofErr w:type="spellStart"/>
-      <w:r>
-        <w:t>pozostaw</w:t>
-      </w:r>
-      <w:proofErr w:type="spellEnd"/>
-      <w:r>
-        <w:t xml:space="preserve"> </w:t>
-      </w:r>
-      <w:proofErr w:type="spellStart"/>
-      <w:r>
-        <w:t>pola</w:t>
-      </w:r>
-      <w:proofErr w:type="spellEnd"/>
-      <w:r>
-        <w:t xml:space="preserve"> </w:t>
-      </w:r>
-      <w:proofErr w:type="spellStart"/>
-      <w:r>
-        <w:t>niezaznaczone</w:t>
-      </w:r>
-      <w:proofErr w:type="spellEnd"/>
-      <w:r>
-        <w:t xml:space="preserve">, </w:t>
-      </w:r>
-      <w:proofErr w:type="spellStart"/>
-      <w:r>
-        <w:t>jeśli</w:t>
-      </w:r>
-      <w:proofErr w:type="spellEnd"/>
-      <w:r>
-        <w:t xml:space="preserve"> </w:t>
-      </w:r>
-      <w:proofErr w:type="spellStart"/>
-      <w:r>
-        <w:t>chcesz</w:t>
-      </w:r>
-      <w:proofErr w:type="spellEnd"/>
-      <w:r>
-        <w:t xml:space="preserve"> </w:t>
-      </w:r>
-      <w:proofErr w:type="spellStart"/>
-      <w:r>
-        <w:t>jedynie</w:t>
-      </w:r>
-      <w:proofErr w:type="spellEnd"/>
-      <w:r>
-        <w:t xml:space="preserve"> </w:t>
-      </w:r>
-      <w:proofErr w:type="spellStart"/>
-      <w:r>
-        <w:t>zaktualizować</w:t>
-      </w:r>
-      <w:proofErr w:type="spellEnd"/>
-      <w:r>
-        <w:t xml:space="preserve"> </w:t>
-      </w:r>
-      <w:proofErr w:type="spellStart"/>
-      <w:r>
-        <w:t>oprogramowanie</w:t>
-      </w:r>
-      <w:proofErr w:type="spellEnd"/>
-      <w:r>
-        <w:t xml:space="preserve">. </w:t>
-      </w:r>
-      <w:proofErr w:type="spellStart"/>
-      <w:r>
-        <w:t>Naciśnij</w:t>
-      </w:r>
-      <w:proofErr w:type="spellEnd"/>
-      <w:r>
-        <w:t xml:space="preserve"> </w:t>
-      </w:r>
-      <w:proofErr w:type="spellStart"/>
-      <w:r>
-        <w:t>przycisk</w:t>
-      </w:r>
-      <w:proofErr w:type="spellEnd"/>
-      <w:r>
-        <w:t xml:space="preserve"> </w:t>
-      </w:r>
-      <w:proofErr w:type="spellStart"/>
-      <w:r>
-        <w:t>Programuj</w:t>
-      </w:r>
-      <w:proofErr w:type="spellEnd"/>
-      <w:r>
-        <w:t xml:space="preserve">, aby </w:t>
-      </w:r>
-      <w:proofErr w:type="spellStart"/>
-      <w:r>
-        <w:t>przystąpić</w:t>
-      </w:r>
-      <w:proofErr w:type="spellEnd"/>
-      <w:r>
-        <w:t xml:space="preserve"> do </w:t>
-      </w:r>
-      <w:proofErr w:type="spellStart"/>
-      <w:r>
-        <w:t>aktualizacji</w:t>
-      </w:r>
-      <w:proofErr w:type="spellEnd"/>
-      <w:r>
-        <w:t xml:space="preserve"> </w:t>
-      </w:r>
-      <w:proofErr w:type="spellStart"/>
-      <w:r>
-        <w:t>oprogramowania</w:t>
-      </w:r>
-      <w:proofErr w:type="spellEnd"/>
+        <w:t>W oknie „Opcje kasowania” wybierz żądane opcje lub pozostaw pola niezaznaczone, jeśli chcesz jedynie zaktualizować oprogramowanie. Naciśnij przycisk Programuj, aby przystąpić do aktualizacji oprogramowania</w:t>
+      </w:r>
     </w:p>
     <w:p>
       <w:pPr>
@@ -9950,7 +9100,7 @@
         </w:rPr>
         <w:lastRenderedPageBreak/>
         <w:drawing>
-          <wp:inline distT="0" distB="0" distL="0" distR="0" wp14:anchorId="68806034" wp14:editId="1BC107E4">
+          <wp:inline distT="0" distB="0" distL="0" distR="0" wp14:anchorId="437A95A1" wp14:editId="50CB27C4">
             <wp:extent cx="2715218" cy="1888056"/>
             <wp:effectExtent l="0" t="0" r="9525" b="0"/>
             <wp:docPr id="261869361" name="Immagine 5"/>
@@ -9967,7 +9117,7 @@
                     </pic:cNvPicPr>
                   </pic:nvPicPr>
                   <pic:blipFill>
-                    <a:blip r:embed="rId26">
+                    <a:blip r:embed="rId28">
                       <a:extLst>
                         <a:ext uri="{28A0092B-C50C-407E-A947-70E740481C1C}">
                           <a14:useLocalDpi xmlns:a14="http://schemas.microsoft.com/office/drawing/2010/main" val="0"/>
@@ -10013,53 +9163,8 @@
         </w:rPr>
         <w:t xml:space="preserve">Poczekaj, aż oprogramowanie zostanie zapisane, i sprawdź wynik. W przypadku błędu pojawi się okno „PROGRAMOWANIE NIEUDANE”, a w przypadku sukcesu — okno „AKTUALIZACJA ZAKOŃCZONA”. </w:t>
       </w:r>
-      <w:proofErr w:type="spellStart"/>
-      <w:r>
-        <w:t>Powtórz</w:t>
-      </w:r>
-      <w:proofErr w:type="spellEnd"/>
-      <w:r>
-        <w:t xml:space="preserve"> </w:t>
-      </w:r>
-      <w:proofErr w:type="spellStart"/>
-      <w:r>
-        <w:t>procedurę</w:t>
-      </w:r>
-      <w:proofErr w:type="spellEnd"/>
-      <w:r>
-        <w:t xml:space="preserve"> </w:t>
-      </w:r>
-      <w:proofErr w:type="spellStart"/>
-      <w:r>
-        <w:t>dla</w:t>
-      </w:r>
-      <w:proofErr w:type="spellEnd"/>
-      <w:r>
-        <w:t xml:space="preserve"> </w:t>
-      </w:r>
-      <w:proofErr w:type="spellStart"/>
-      <w:r>
-        <w:t>wszystkich</w:t>
-      </w:r>
-      <w:proofErr w:type="spellEnd"/>
-      <w:r>
-        <w:t xml:space="preserve"> 3 </w:t>
-      </w:r>
-      <w:proofErr w:type="spellStart"/>
-      <w:r>
-        <w:t>złączy</w:t>
-      </w:r>
-      <w:proofErr w:type="spellEnd"/>
-      <w:r>
-        <w:t xml:space="preserve"> USB </w:t>
-      </w:r>
-      <w:proofErr w:type="spellStart"/>
-      <w:r>
-        <w:t>Baccable</w:t>
-      </w:r>
-      <w:proofErr w:type="spellEnd"/>
-      <w:r>
-        <w:t>.</w:t>
+      <w:r>
+        <w:t>Powtórz procedurę dla wszystkich 3 złączy USB Baccable.</w:t>
       </w:r>
     </w:p>
     <w:p>
@@ -10071,7 +9176,7 @@
           <w:noProof/>
         </w:rPr>
         <w:drawing>
-          <wp:inline distT="0" distB="0" distL="0" distR="0" wp14:anchorId="0AC4DAAB" wp14:editId="17ACB860">
+          <wp:inline distT="0" distB="0" distL="0" distR="0" wp14:anchorId="1CC161B9" wp14:editId="41CEAFAD">
             <wp:extent cx="2375360" cy="1947979"/>
             <wp:effectExtent l="0" t="0" r="6350" b="0"/>
             <wp:docPr id="1286779808" name="Immagine 6"/>
@@ -10088,7 +9193,7 @@
                     </pic:cNvPicPr>
                   </pic:nvPicPr>
                   <pic:blipFill>
-                    <a:blip r:embed="rId27">
+                    <a:blip r:embed="rId29">
                       <a:extLst>
                         <a:ext uri="{28A0092B-C50C-407E-A947-70E740481C1C}">
                           <a14:useLocalDpi xmlns:a14="http://schemas.microsoft.com/office/drawing/2010/main" val="0"/>
@@ -10130,7 +9235,7 @@
           <w:lang w:val="pl-PL"/>
         </w:rPr>
       </w:pPr>
-      <w:bookmarkStart w:id="15" w:name="_Toc239527366"/>
+      <w:bookmarkStart w:id="15" w:name="_Toc243860576"/>
       <w:r>
         <w:rPr>
           <w:rStyle w:val="Enfasigrassetto"/>
@@ -10203,7 +9308,7 @@
         </w:rPr>
         <w:t xml:space="preserve">aplikacja BaccableApp, dostępna pod adresem </w:t>
       </w:r>
-      <w:hyperlink r:id="rId28" w:history="1">
+      <w:hyperlink r:id="rId30" w:history="1">
         <w:r>
           <w:rPr>
             <w:rStyle w:val="Collegamentoipertestuale"/>
@@ -10346,37 +9451,8 @@
           <w:numId w:val="24"/>
         </w:numPr>
       </w:pPr>
-      <w:proofErr w:type="spellStart"/>
-      <w:r>
-        <w:t>Naciśnij</w:t>
-      </w:r>
-      <w:proofErr w:type="spellEnd"/>
-      <w:r>
-        <w:t xml:space="preserve"> </w:t>
-      </w:r>
-      <w:proofErr w:type="spellStart"/>
-      <w:r>
-        <w:t>przycisk</w:t>
-      </w:r>
-      <w:proofErr w:type="spellEnd"/>
-      <w:r>
-        <w:t xml:space="preserve"> „</w:t>
-      </w:r>
-      <w:proofErr w:type="spellStart"/>
-      <w:r>
-        <w:t>Aktualizuj</w:t>
-      </w:r>
-      <w:proofErr w:type="spellEnd"/>
-      <w:r>
-        <w:t xml:space="preserve"> </w:t>
-      </w:r>
-      <w:proofErr w:type="spellStart"/>
-      <w:r>
-        <w:t>Baccable</w:t>
-      </w:r>
-      <w:proofErr w:type="spellEnd"/>
-      <w:r>
-        <w:t>”</w:t>
+      <w:r>
+        <w:t>Naciśnij przycisk „Aktualizuj Baccable”</w:t>
       </w:r>
     </w:p>
     <w:p>
@@ -10388,7 +9464,7 @@
           <w:noProof/>
         </w:rPr>
         <w:drawing>
-          <wp:inline distT="0" distB="0" distL="0" distR="0" wp14:anchorId="02B447A4" wp14:editId="4B63EFC8">
+          <wp:inline distT="0" distB="0" distL="0" distR="0" wp14:anchorId="313665E7" wp14:editId="0EF01188">
             <wp:extent cx="988741" cy="1500052"/>
             <wp:effectExtent l="0" t="0" r="1905" b="5080"/>
             <wp:docPr id="2066241549" name="Immagine 1"/>
@@ -10405,7 +9481,7 @@
                     </pic:cNvPicPr>
                   </pic:nvPicPr>
                   <pic:blipFill rotWithShape="1">
-                    <a:blip r:embed="rId29" cstate="print">
+                    <a:blip r:embed="rId31" cstate="print">
                       <a:extLst>
                         <a:ext uri="{28A0092B-C50C-407E-A947-70E740481C1C}">
                           <a14:useLocalDpi xmlns:a14="http://schemas.microsoft.com/office/drawing/2010/main" val="0"/>
@@ -10448,123 +9524,9 @@
           <w:numId w:val="24"/>
         </w:numPr>
       </w:pPr>
-      <w:proofErr w:type="spellStart"/>
-      <w:r>
-        <w:t>Wybierz</w:t>
-      </w:r>
-      <w:proofErr w:type="spellEnd"/>
-      <w:r>
-        <w:t xml:space="preserve"> </w:t>
-      </w:r>
-      <w:proofErr w:type="spellStart"/>
-      <w:r>
-        <w:t>wersję</w:t>
-      </w:r>
-      <w:proofErr w:type="spellEnd"/>
-      <w:r>
-        <w:t xml:space="preserve"> </w:t>
-      </w:r>
-      <w:proofErr w:type="spellStart"/>
-      <w:r>
-        <w:t>oprogramowania</w:t>
-      </w:r>
-      <w:proofErr w:type="spellEnd"/>
-      <w:r>
-        <w:t xml:space="preserve">, </w:t>
-      </w:r>
-      <w:proofErr w:type="spellStart"/>
-      <w:r>
-        <w:t>którą</w:t>
-      </w:r>
-      <w:proofErr w:type="spellEnd"/>
-      <w:r>
-        <w:t xml:space="preserve"> </w:t>
-      </w:r>
-      <w:proofErr w:type="spellStart"/>
-      <w:r>
-        <w:t>chcesz</w:t>
-      </w:r>
-      <w:proofErr w:type="spellEnd"/>
-      <w:r>
-        <w:t xml:space="preserve"> </w:t>
-      </w:r>
-      <w:proofErr w:type="spellStart"/>
-      <w:r>
-        <w:t>zainstalować</w:t>
-      </w:r>
-      <w:proofErr w:type="spellEnd"/>
-      <w:r>
-        <w:t xml:space="preserve">, a </w:t>
-      </w:r>
-      <w:proofErr w:type="spellStart"/>
-      <w:r>
-        <w:t>następnie</w:t>
-      </w:r>
-      <w:proofErr w:type="spellEnd"/>
-      <w:r>
-        <w:t xml:space="preserve"> </w:t>
-      </w:r>
-      <w:proofErr w:type="spellStart"/>
-      <w:r>
-        <w:t>naciśnij</w:t>
-      </w:r>
-      <w:proofErr w:type="spellEnd"/>
-      <w:r>
-        <w:t xml:space="preserve"> </w:t>
-      </w:r>
-      <w:proofErr w:type="spellStart"/>
-      <w:r>
-        <w:t>przycisk</w:t>
-      </w:r>
-      <w:proofErr w:type="spellEnd"/>
-      <w:r>
-        <w:t xml:space="preserve"> </w:t>
-      </w:r>
-      <w:proofErr w:type="spellStart"/>
-      <w:r>
-        <w:t>odpowiadający</w:t>
-      </w:r>
-      <w:proofErr w:type="spellEnd"/>
-      <w:r>
-        <w:t xml:space="preserve"> </w:t>
-      </w:r>
-      <w:proofErr w:type="spellStart"/>
-      <w:r>
-        <w:t>złączu</w:t>
-      </w:r>
-      <w:proofErr w:type="spellEnd"/>
-      <w:r>
-        <w:t xml:space="preserve"> USB, </w:t>
-      </w:r>
-      <w:proofErr w:type="spellStart"/>
-      <w:r>
-        <w:t>które</w:t>
-      </w:r>
-      <w:proofErr w:type="spellEnd"/>
-      <w:r>
-        <w:t xml:space="preserve"> </w:t>
-      </w:r>
-      <w:proofErr w:type="spellStart"/>
-      <w:r>
-        <w:t>było</w:t>
-      </w:r>
-      <w:proofErr w:type="spellEnd"/>
-      <w:r>
-        <w:t xml:space="preserve"> </w:t>
-      </w:r>
-      <w:proofErr w:type="spellStart"/>
-      <w:r>
-        <w:t>podłączone</w:t>
-      </w:r>
-      <w:proofErr w:type="spellEnd"/>
-      <w:r>
-        <w:t xml:space="preserve"> do </w:t>
-      </w:r>
-      <w:proofErr w:type="spellStart"/>
-      <w:r>
-        <w:t>Baccable</w:t>
-      </w:r>
-      <w:proofErr w:type="spellEnd"/>
+      <w:r>
+        <w:t>Wybierz wersję oprogramowania, którą chcesz zainstalować, a następnie naciśnij przycisk odpowiadający złączu USB, które było podłączone do Baccable</w:t>
+      </w:r>
     </w:p>
     <w:p>
       <w:pPr>
@@ -10575,7 +9537,7 @@
           <w:noProof/>
         </w:rPr>
         <w:drawing>
-          <wp:inline distT="0" distB="0" distL="0" distR="0" wp14:anchorId="0344F183" wp14:editId="7F39645A">
+          <wp:inline distT="0" distB="0" distL="0" distR="0" wp14:anchorId="2ADD543E" wp14:editId="015F022A">
             <wp:extent cx="1776095" cy="3425876"/>
             <wp:effectExtent l="0" t="0" r="0" b="3175"/>
             <wp:docPr id="1296378366" name="Immagine 3"/>
@@ -10592,7 +9554,7 @@
                     </pic:cNvPicPr>
                   </pic:nvPicPr>
                   <pic:blipFill rotWithShape="1">
-                    <a:blip r:embed="rId30" cstate="print">
+                    <a:blip r:embed="rId32" cstate="print">
                       <a:extLst>
                         <a:ext uri="{28A0092B-C50C-407E-A947-70E740481C1C}">
                           <a14:useLocalDpi xmlns:a14="http://schemas.microsoft.com/office/drawing/2010/main" val="0"/>
@@ -10636,157 +9598,8 @@
         </w:numPr>
       </w:pPr>
       <w:r>
-        <w:t xml:space="preserve">W </w:t>
-      </w:r>
-      <w:proofErr w:type="spellStart"/>
-      <w:r>
-        <w:t>oknie</w:t>
-      </w:r>
-      <w:proofErr w:type="spellEnd"/>
-      <w:r>
-        <w:t xml:space="preserve"> „</w:t>
-      </w:r>
-      <w:proofErr w:type="spellStart"/>
-      <w:r>
-        <w:t>Podłącz</w:t>
-      </w:r>
-      <w:proofErr w:type="spellEnd"/>
-      <w:r>
-        <w:t xml:space="preserve"> </w:t>
-      </w:r>
-      <w:proofErr w:type="spellStart"/>
-      <w:r>
-        <w:t>płytkę</w:t>
-      </w:r>
-      <w:proofErr w:type="spellEnd"/>
-      <w:r>
-        <w:t xml:space="preserve">”, </w:t>
-      </w:r>
-      <w:proofErr w:type="spellStart"/>
-      <w:r>
-        <w:t>jeśli</w:t>
-      </w:r>
-      <w:proofErr w:type="spellEnd"/>
-      <w:r>
-        <w:t xml:space="preserve"> </w:t>
-      </w:r>
-      <w:proofErr w:type="spellStart"/>
-      <w:r>
-        <w:t>płytka</w:t>
-      </w:r>
-      <w:proofErr w:type="spellEnd"/>
-      <w:r>
-        <w:t xml:space="preserve"> </w:t>
-      </w:r>
-      <w:proofErr w:type="spellStart"/>
-      <w:r>
-        <w:t>nie</w:t>
-      </w:r>
-      <w:proofErr w:type="spellEnd"/>
-      <w:r>
-        <w:t xml:space="preserve"> </w:t>
-      </w:r>
-      <w:proofErr w:type="spellStart"/>
-      <w:r>
-        <w:t>została</w:t>
-      </w:r>
-      <w:proofErr w:type="spellEnd"/>
-      <w:r>
-        <w:t xml:space="preserve"> </w:t>
-      </w:r>
-      <w:proofErr w:type="spellStart"/>
-      <w:r>
-        <w:t>wykryta</w:t>
-      </w:r>
-      <w:proofErr w:type="spellEnd"/>
-      <w:r>
-        <w:t xml:space="preserve">, </w:t>
-      </w:r>
-      <w:proofErr w:type="spellStart"/>
-      <w:r>
-        <w:t>pojawi</w:t>
-      </w:r>
-      <w:proofErr w:type="spellEnd"/>
-      <w:r>
-        <w:t xml:space="preserve"> </w:t>
-      </w:r>
-      <w:proofErr w:type="spellStart"/>
-      <w:r>
-        <w:t>się</w:t>
-      </w:r>
-      <w:proofErr w:type="spellEnd"/>
-      <w:r>
-        <w:t xml:space="preserve"> </w:t>
-      </w:r>
-      <w:proofErr w:type="spellStart"/>
-      <w:r>
-        <w:t>komunikat</w:t>
-      </w:r>
-      <w:proofErr w:type="spellEnd"/>
-      <w:r>
-        <w:t xml:space="preserve"> „</w:t>
-      </w:r>
-      <w:proofErr w:type="spellStart"/>
-      <w:r>
-        <w:t>oczekiwanie</w:t>
-      </w:r>
-      <w:proofErr w:type="spellEnd"/>
-      <w:r>
-        <w:t xml:space="preserve"> </w:t>
-      </w:r>
-      <w:proofErr w:type="spellStart"/>
-      <w:r>
-        <w:t>na</w:t>
-      </w:r>
-      <w:proofErr w:type="spellEnd"/>
-      <w:r>
-        <w:t xml:space="preserve"> bootloader”; w </w:t>
-      </w:r>
-      <w:proofErr w:type="spellStart"/>
-      <w:r>
-        <w:t>przeciwnym</w:t>
-      </w:r>
-      <w:proofErr w:type="spellEnd"/>
-      <w:r>
-        <w:t xml:space="preserve"> </w:t>
-      </w:r>
-      <w:proofErr w:type="spellStart"/>
-      <w:r>
-        <w:t>razie</w:t>
-      </w:r>
-      <w:proofErr w:type="spellEnd"/>
-      <w:r>
-        <w:t xml:space="preserve"> </w:t>
-      </w:r>
-      <w:proofErr w:type="spellStart"/>
-      <w:r>
-        <w:t>przejdziesz</w:t>
-      </w:r>
-      <w:proofErr w:type="spellEnd"/>
-      <w:r>
-        <w:t xml:space="preserve"> </w:t>
-      </w:r>
-      <w:proofErr w:type="spellStart"/>
-      <w:r>
-        <w:t>bezpośrednio</w:t>
-      </w:r>
-      <w:proofErr w:type="spellEnd"/>
-      <w:r>
-        <w:t xml:space="preserve"> do </w:t>
-      </w:r>
-      <w:proofErr w:type="spellStart"/>
-      <w:r>
-        <w:t>kolejnego</w:t>
-      </w:r>
-      <w:proofErr w:type="spellEnd"/>
-      <w:r>
-        <w:t xml:space="preserve"> </w:t>
-      </w:r>
-      <w:proofErr w:type="spellStart"/>
-      <w:r>
-        <w:t>ekranu</w:t>
-      </w:r>
-      <w:proofErr w:type="spellEnd"/>
+        <w:t>W oknie „Podłącz płytkę”, jeśli płytka nie została wykryta, pojawi się komunikat „oczekiwanie na bootloader”; w przeciwnym razie przejdziesz bezpośrednio do kolejnego ekranu</w:t>
+      </w:r>
     </w:p>
     <w:p>
       <w:pPr>
@@ -10796,149 +9609,8 @@
           <w:numId w:val="24"/>
         </w:numPr>
       </w:pPr>
-      <w:proofErr w:type="spellStart"/>
-      <w:r>
-        <w:t>Wybierz</w:t>
-      </w:r>
-      <w:proofErr w:type="spellEnd"/>
-      <w:r>
-        <w:t xml:space="preserve"> </w:t>
-      </w:r>
-      <w:proofErr w:type="spellStart"/>
-      <w:r>
-        <w:t>żądane</w:t>
-      </w:r>
-      <w:proofErr w:type="spellEnd"/>
-      <w:r>
-        <w:t xml:space="preserve"> </w:t>
-      </w:r>
-      <w:proofErr w:type="spellStart"/>
-      <w:r>
-        <w:t>opcje</w:t>
-      </w:r>
-      <w:proofErr w:type="spellEnd"/>
-      <w:r>
-        <w:t xml:space="preserve"> </w:t>
-      </w:r>
-      <w:proofErr w:type="spellStart"/>
-      <w:r>
-        <w:t>kasowania</w:t>
-      </w:r>
-      <w:proofErr w:type="spellEnd"/>
-      <w:r>
-        <w:t xml:space="preserve"> </w:t>
-      </w:r>
-      <w:proofErr w:type="spellStart"/>
-      <w:r>
-        <w:t>lub</w:t>
-      </w:r>
-      <w:proofErr w:type="spellEnd"/>
-      <w:r>
-        <w:t xml:space="preserve"> </w:t>
-      </w:r>
-      <w:proofErr w:type="spellStart"/>
-      <w:r>
-        <w:t>pozostaw</w:t>
-      </w:r>
-      <w:proofErr w:type="spellEnd"/>
-      <w:r>
-        <w:t xml:space="preserve"> je </w:t>
-      </w:r>
-      <w:proofErr w:type="spellStart"/>
-      <w:r>
-        <w:t>niezaznaczone</w:t>
-      </w:r>
-      <w:proofErr w:type="spellEnd"/>
-      <w:r>
-        <w:t xml:space="preserve">, </w:t>
-      </w:r>
-      <w:proofErr w:type="spellStart"/>
-      <w:r>
-        <w:t>jeśli</w:t>
-      </w:r>
-      <w:proofErr w:type="spellEnd"/>
-      <w:r>
-        <w:t xml:space="preserve"> </w:t>
-      </w:r>
-      <w:proofErr w:type="spellStart"/>
-      <w:r>
-        <w:t>chcesz</w:t>
-      </w:r>
-      <w:proofErr w:type="spellEnd"/>
-      <w:r>
-        <w:t xml:space="preserve"> </w:t>
-      </w:r>
-      <w:proofErr w:type="spellStart"/>
-      <w:r>
-        <w:t>jedynie</w:t>
-      </w:r>
-      <w:proofErr w:type="spellEnd"/>
-      <w:r>
-        <w:t xml:space="preserve"> </w:t>
-      </w:r>
-      <w:proofErr w:type="spellStart"/>
-      <w:r>
-        <w:t>zaktualizować</w:t>
-      </w:r>
-      <w:proofErr w:type="spellEnd"/>
-      <w:r>
-        <w:t xml:space="preserve"> </w:t>
-      </w:r>
-      <w:proofErr w:type="spellStart"/>
-      <w:r>
-        <w:t>oprogramowanie</w:t>
-      </w:r>
-      <w:proofErr w:type="spellEnd"/>
-      <w:r>
-        <w:t xml:space="preserve">. </w:t>
-      </w:r>
-      <w:proofErr w:type="spellStart"/>
-      <w:r>
-        <w:t>Naciśnij</w:t>
-      </w:r>
-      <w:proofErr w:type="spellEnd"/>
-      <w:r>
-        <w:t xml:space="preserve"> </w:t>
-      </w:r>
-      <w:proofErr w:type="spellStart"/>
-      <w:r>
-        <w:t>przycisk</w:t>
-      </w:r>
-      <w:proofErr w:type="spellEnd"/>
-      <w:r>
-        <w:t xml:space="preserve"> </w:t>
-      </w:r>
-      <w:proofErr w:type="spellStart"/>
-      <w:r>
-        <w:t>Programuj</w:t>
-      </w:r>
-      <w:proofErr w:type="spellEnd"/>
-      <w:r>
-        <w:t xml:space="preserve">, aby </w:t>
-      </w:r>
-      <w:proofErr w:type="spellStart"/>
-      <w:r>
-        <w:t>rozpocząć</w:t>
-      </w:r>
-      <w:proofErr w:type="spellEnd"/>
-      <w:r>
-        <w:t xml:space="preserve"> </w:t>
-      </w:r>
-      <w:proofErr w:type="spellStart"/>
-      <w:r>
-        <w:t>aktualizację</w:t>
-      </w:r>
-      <w:proofErr w:type="spellEnd"/>
-      <w:r>
-        <w:t xml:space="preserve"> </w:t>
-      </w:r>
-      <w:proofErr w:type="spellStart"/>
-      <w:r>
-        <w:t>oprogramowania</w:t>
-      </w:r>
-      <w:proofErr w:type="spellEnd"/>
-      <w:r>
-        <w:t>.</w:t>
+      <w:r>
+        <w:t>Wybierz żądane opcje kasowania lub pozostaw je niezaznaczone, jeśli chcesz jedynie zaktualizować oprogramowanie. Naciśnij przycisk Programuj, aby rozpocząć aktualizację oprogramowania.</w:t>
       </w:r>
     </w:p>
     <w:p>
@@ -10951,7 +9623,7 @@
         </w:rPr>
         <w:lastRenderedPageBreak/>
         <w:drawing>
-          <wp:inline distT="0" distB="0" distL="0" distR="0" wp14:anchorId="08CBDC7D" wp14:editId="3EA947EF">
+          <wp:inline distT="0" distB="0" distL="0" distR="0" wp14:anchorId="72327887" wp14:editId="1096B9B5">
             <wp:extent cx="1851103" cy="3463569"/>
             <wp:effectExtent l="0" t="0" r="0" b="3810"/>
             <wp:docPr id="1780467428" name="Immagine 4"/>
@@ -10968,7 +9640,7 @@
                     </pic:cNvPicPr>
                   </pic:nvPicPr>
                   <pic:blipFill rotWithShape="1">
-                    <a:blip r:embed="rId31" cstate="print">
+                    <a:blip r:embed="rId33" cstate="print">
                       <a:extLst>
                         <a:ext uri="{28A0092B-C50C-407E-A947-70E740481C1C}">
                           <a14:useLocalDpi xmlns:a14="http://schemas.microsoft.com/office/drawing/2010/main" val="0"/>
@@ -11012,135 +9684,7 @@
         </w:numPr>
       </w:pPr>
       <w:r>
-        <w:t xml:space="preserve">Po </w:t>
-      </w:r>
-      <w:proofErr w:type="spellStart"/>
-      <w:r>
-        <w:t>zakończeniu</w:t>
-      </w:r>
-      <w:proofErr w:type="spellEnd"/>
-      <w:r>
-        <w:t xml:space="preserve"> </w:t>
-      </w:r>
-      <w:proofErr w:type="spellStart"/>
-      <w:r>
-        <w:t>programowania</w:t>
-      </w:r>
-      <w:proofErr w:type="spellEnd"/>
-      <w:r>
-        <w:t xml:space="preserve"> </w:t>
-      </w:r>
-      <w:proofErr w:type="spellStart"/>
-      <w:r>
-        <w:t>pojawi</w:t>
-      </w:r>
-      <w:proofErr w:type="spellEnd"/>
-      <w:r>
-        <w:t xml:space="preserve"> </w:t>
-      </w:r>
-      <w:proofErr w:type="spellStart"/>
-      <w:r>
-        <w:t>się</w:t>
-      </w:r>
-      <w:proofErr w:type="spellEnd"/>
-      <w:r>
-        <w:t xml:space="preserve"> </w:t>
-      </w:r>
-      <w:proofErr w:type="spellStart"/>
-      <w:r>
-        <w:t>okno</w:t>
-      </w:r>
-      <w:proofErr w:type="spellEnd"/>
-      <w:r>
-        <w:t xml:space="preserve"> </w:t>
-      </w:r>
-      <w:proofErr w:type="spellStart"/>
-      <w:r>
-        <w:t>stanu</w:t>
-      </w:r>
-      <w:proofErr w:type="spellEnd"/>
-      <w:r>
-        <w:t xml:space="preserve"> </w:t>
-      </w:r>
-      <w:proofErr w:type="spellStart"/>
-      <w:r>
-        <w:t>pokazujące</w:t>
-      </w:r>
-      <w:proofErr w:type="spellEnd"/>
-      <w:r>
-        <w:t xml:space="preserve"> </w:t>
-      </w:r>
-      <w:proofErr w:type="spellStart"/>
-      <w:r>
-        <w:t>wynik</w:t>
-      </w:r>
-      <w:proofErr w:type="spellEnd"/>
-      <w:r>
-        <w:t xml:space="preserve"> </w:t>
-      </w:r>
-      <w:proofErr w:type="spellStart"/>
-      <w:r>
-        <w:t>aktualizacji</w:t>
-      </w:r>
-      <w:proofErr w:type="spellEnd"/>
-      <w:r>
-        <w:t xml:space="preserve"> </w:t>
-      </w:r>
-      <w:proofErr w:type="spellStart"/>
-      <w:r>
-        <w:t>oprogramowania</w:t>
-      </w:r>
-      <w:proofErr w:type="spellEnd"/>
-      <w:r>
-        <w:t xml:space="preserve">. </w:t>
-      </w:r>
-      <w:proofErr w:type="spellStart"/>
-      <w:r>
-        <w:t>Powtórz</w:t>
-      </w:r>
-      <w:proofErr w:type="spellEnd"/>
-      <w:r>
-        <w:t xml:space="preserve"> </w:t>
-      </w:r>
-      <w:proofErr w:type="spellStart"/>
-      <w:r>
-        <w:t>procedurę</w:t>
-      </w:r>
-      <w:proofErr w:type="spellEnd"/>
-      <w:r>
-        <w:t xml:space="preserve"> </w:t>
-      </w:r>
-      <w:proofErr w:type="spellStart"/>
-      <w:r>
-        <w:t>dla</w:t>
-      </w:r>
-      <w:proofErr w:type="spellEnd"/>
-      <w:r>
-        <w:t xml:space="preserve"> </w:t>
-      </w:r>
-      <w:proofErr w:type="spellStart"/>
-      <w:r>
-        <w:t>wszystkich</w:t>
-      </w:r>
-      <w:proofErr w:type="spellEnd"/>
-      <w:r>
-        <w:t xml:space="preserve"> 3 </w:t>
-      </w:r>
-      <w:proofErr w:type="spellStart"/>
-      <w:r>
-        <w:t>złączy</w:t>
-      </w:r>
-      <w:proofErr w:type="spellEnd"/>
-      <w:r>
-        <w:t xml:space="preserve"> USB </w:t>
-      </w:r>
-      <w:proofErr w:type="spellStart"/>
-      <w:r>
-        <w:t>Baccable</w:t>
-      </w:r>
-      <w:proofErr w:type="spellEnd"/>
-      <w:r>
-        <w:t>.</w:t>
+        <w:t>Po zakończeniu programowania pojawi się okno stanu pokazujące wynik aktualizacji oprogramowania. Powtórz procedurę dla wszystkich 3 złączy USB Baccable.</w:t>
       </w:r>
     </w:p>
     <w:p>
@@ -11153,7 +9697,7 @@
         </w:rPr>
         <w:lastRenderedPageBreak/>
         <w:drawing>
-          <wp:inline distT="0" distB="0" distL="0" distR="0" wp14:anchorId="0DA564E6" wp14:editId="01C2FDBA">
+          <wp:inline distT="0" distB="0" distL="0" distR="0" wp14:anchorId="59A723AF" wp14:editId="7C10D32D">
             <wp:extent cx="2430966" cy="5412773"/>
             <wp:effectExtent l="0" t="0" r="7620" b="0"/>
             <wp:docPr id="381474052" name="Immagine 6"/>
@@ -11170,7 +9714,7 @@
                     </pic:cNvPicPr>
                   </pic:nvPicPr>
                   <pic:blipFill>
-                    <a:blip r:embed="rId32" cstate="print">
+                    <a:blip r:embed="rId34" cstate="print">
                       <a:extLst>
                         <a:ext uri="{28A0092B-C50C-407E-A947-70E740481C1C}">
                           <a14:useLocalDpi xmlns:a14="http://schemas.microsoft.com/office/drawing/2010/main" val="0"/>
@@ -11235,7 +9779,7 @@
           <w:color w:val="auto"/>
         </w:rPr>
       </w:pPr>
-      <w:bookmarkStart w:id="16" w:name="_Toc239527367"/>
+      <w:bookmarkStart w:id="16" w:name="_Toc243860577"/>
       <w:r>
         <w:rPr>
           <w:rStyle w:val="Enfasigrassetto"/>
@@ -11257,7 +9801,7 @@
           <w:lang w:val="pl-PL"/>
         </w:rPr>
       </w:pPr>
-      <w:bookmarkStart w:id="17" w:name="_Toc239527368"/>
+      <w:bookmarkStart w:id="17" w:name="_Toc243860578"/>
       <w:r>
         <w:rPr>
           <w:rStyle w:val="Enfasigrassetto"/>
@@ -11595,13 +10139,8 @@
     </w:p>
     <w:p>
       <w:pPr>
-        <w:spacing w:line="259" w:lineRule="auto"/>
         <w:jc w:val="both"/>
         <w:rPr>
-          <w:rStyle w:val="Enfasigrassetto"/>
-          <w:rFonts w:eastAsiaTheme="majorEastAsia" w:cstheme="minorHAnsi"/>
-          <w:sz w:val="32"/>
-          <w:szCs w:val="32"/>
           <w:lang w:val="pl-PL"/>
         </w:rPr>
       </w:pPr>
@@ -11611,15 +10150,13 @@
           <w:bCs/>
           <w:lang w:val="pl-PL"/>
         </w:rPr>
-        <w:t>UWAGA: w menu SETUP znajdują się dwie funkcje w fazie rozwoju, których nie zaleca się włączać: REMOTE START, READ FAULTS i PEDAL BOOSTER.</w:t>
-      </w:r>
-      <w:r>
-        <w:rPr>
-          <w:rStyle w:val="Enfasigrassetto"/>
-          <w:rFonts w:cstheme="minorHAnsi"/>
-          <w:lang w:val="pl-PL"/>
-        </w:rPr>
-        <w:br w:type="page"/>
+        <w:t xml:space="preserve">UWAGA: </w:t>
+      </w:r>
+      <w:r>
+        <w:rPr>
+          <w:lang w:val="pl-PL"/>
+        </w:rPr>
+        <w:t>w menu SETUP znajduje się jedna funkcja w fazie rozwoju, której nie zaleca się włączać: REMOTE START.</w:t>
       </w:r>
     </w:p>
     <w:p>
@@ -11632,7 +10169,7 @@
           <w:lang w:val="pl-PL"/>
         </w:rPr>
       </w:pPr>
-      <w:bookmarkStart w:id="18" w:name="_Toc239527369"/>
+      <w:bookmarkStart w:id="18" w:name="_Toc243860579"/>
       <w:r>
         <w:rPr>
           <w:rStyle w:val="Enfasigrassetto"/>
@@ -11640,7 +10177,6 @@
           <w:color w:val="auto"/>
           <w:lang w:val="pl-PL"/>
         </w:rPr>
-        <w:lastRenderedPageBreak/>
         <w:t>2.2</w:t>
       </w:r>
       <w:r>
@@ -11676,6 +10212,7 @@
           <w:bCs/>
           <w:lang w:val="pl-PL"/>
         </w:rPr>
+        <w:lastRenderedPageBreak/>
         <w:t>Krótki opis:</w:t>
       </w:r>
       <w:r>
@@ -11759,7 +10296,7 @@
           <w:lang w:val="pl-PL"/>
         </w:rPr>
       </w:pPr>
-      <w:bookmarkStart w:id="19" w:name="_Toc239527370"/>
+      <w:bookmarkStart w:id="19" w:name="_Toc243860580"/>
       <w:r>
         <w:rPr>
           <w:rStyle w:val="Enfasigrassetto"/>
@@ -11901,23 +10438,7 @@
         <w:jc w:val="both"/>
       </w:pPr>
       <w:r>
-        <w:t xml:space="preserve">W </w:t>
-      </w:r>
-      <w:proofErr w:type="spellStart"/>
-      <w:r>
-        <w:t>górnym</w:t>
-      </w:r>
-      <w:proofErr w:type="spellEnd"/>
-      <w:r>
-        <w:t xml:space="preserve"> menu „Connection” </w:t>
-      </w:r>
-      <w:proofErr w:type="spellStart"/>
-      <w:r>
-        <w:t>wybierz</w:t>
-      </w:r>
-      <w:proofErr w:type="spellEnd"/>
-      <w:r>
-        <w:t xml:space="preserve"> „Open Connection Window”.</w:t>
+        <w:t>W górnym menu „Connection” wybierz „Open Connection Window”.</w:t>
       </w:r>
     </w:p>
     <w:p>
@@ -11932,31 +10453,7 @@
         <w:jc w:val="both"/>
       </w:pPr>
       <w:r>
-        <w:t xml:space="preserve">W </w:t>
-      </w:r>
-      <w:proofErr w:type="spellStart"/>
-      <w:r>
-        <w:t>oknie</w:t>
-      </w:r>
-      <w:proofErr w:type="spellEnd"/>
-      <w:r>
-        <w:t xml:space="preserve"> „Connection Settings” </w:t>
-      </w:r>
-      <w:proofErr w:type="spellStart"/>
-      <w:r>
-        <w:t>naciśnij</w:t>
-      </w:r>
-      <w:proofErr w:type="spellEnd"/>
-      <w:r>
-        <w:t xml:space="preserve"> </w:t>
-      </w:r>
-      <w:proofErr w:type="spellStart"/>
-      <w:r>
-        <w:t>przycisk</w:t>
-      </w:r>
-      <w:proofErr w:type="spellEnd"/>
-      <w:r>
-        <w:t xml:space="preserve"> „Add new Device Connection”.</w:t>
+        <w:t>W oknie „Connection Settings” naciśnij przycisk „Add new Device Connection”.</w:t>
       </w:r>
     </w:p>
     <w:p>
@@ -12055,31 +10552,7 @@
         <w:jc w:val="both"/>
       </w:pPr>
       <w:r>
-        <w:t xml:space="preserve">W </w:t>
-      </w:r>
-      <w:proofErr w:type="spellStart"/>
-      <w:r>
-        <w:t>oknie</w:t>
-      </w:r>
-      <w:proofErr w:type="spellEnd"/>
-      <w:r>
-        <w:t xml:space="preserve"> „New Connection” </w:t>
-      </w:r>
-      <w:proofErr w:type="spellStart"/>
-      <w:r>
-        <w:t>naciśnij</w:t>
-      </w:r>
-      <w:proofErr w:type="spellEnd"/>
-      <w:r>
-        <w:t xml:space="preserve"> </w:t>
-      </w:r>
-      <w:proofErr w:type="spellStart"/>
-      <w:r>
-        <w:t>przycisk</w:t>
-      </w:r>
-      <w:proofErr w:type="spellEnd"/>
-      <w:r>
-        <w:t xml:space="preserve"> „Create new connection”.</w:t>
+        <w:t>W oknie „New Connection” naciśnij przycisk „Create new connection”.</w:t>
       </w:r>
     </w:p>
     <w:p>
@@ -12142,7 +10615,6 @@
         <w:rPr>
           <w:lang w:val="pl-PL"/>
         </w:rPr>
-        <w:lastRenderedPageBreak/>
         <w:t>Po prawej stronie okna można zatrzymać i wyczyścić przechwytywanie, a w dolnej prawej części można filtrować wyświetlane wiadomości.</w:t>
       </w:r>
     </w:p>
@@ -12185,6 +10657,7 @@
         <w:rPr>
           <w:lang w:val="pl-PL"/>
         </w:rPr>
+        <w:lastRenderedPageBreak/>
         <w:t>W dolnej środkowej części głównego okna możesz wysyłać wiadomości na magistralę CAN (szczegółowe instrukcje w repozytorium SavvyCan).</w:t>
       </w:r>
     </w:p>
@@ -12219,7 +10692,7 @@
           <w:lang w:val="pl-PL"/>
         </w:rPr>
       </w:pPr>
-      <w:bookmarkStart w:id="20" w:name="_Toc239527371"/>
+      <w:bookmarkStart w:id="20" w:name="_Toc243860581"/>
       <w:r>
         <w:rPr>
           <w:rStyle w:val="Enfasigrassetto"/>
@@ -12364,32 +10837,15 @@
         </w:rPr>
         <w:t xml:space="preserve">Na smartfonie lub komputerze należy zainstalować aplikację BACCABLE APP pobraną ze strony </w:t>
       </w:r>
-      <w:r>
-        <w:fldChar w:fldCharType="begin"/>
-      </w:r>
-      <w:r>
-        <w:rPr>
-          <w:lang w:val="pl-PL"/>
-        </w:rPr>
-        <w:instrText>HYPERLINK "http://www.tr3ma.com/baccable"</w:instrText>
-      </w:r>
-      <w:r>
-        <w:fldChar w:fldCharType="separate"/>
-      </w:r>
-      <w:r>
-        <w:rPr>
-          <w:rStyle w:val="Collegamentoipertestuale"/>
-          <w:lang w:val="pl-PL"/>
-        </w:rPr>
-        <w:t>www.tr3ma.com/baccable</w:t>
-      </w:r>
-      <w:r>
-        <w:rPr>
-          <w:rStyle w:val="Collegamentoipertestuale"/>
-          <w:lang w:val="pl-PL"/>
-        </w:rPr>
-        <w:fldChar w:fldCharType="end"/>
-      </w:r>
+      <w:hyperlink r:id="rId35" w:history="1">
+        <w:r>
+          <w:rPr>
+            <w:rStyle w:val="Collegamentoipertestuale"/>
+            <w:lang w:val="pl-PL"/>
+          </w:rPr>
+          <w:t>www.tr3ma.com/baccable</w:t>
+        </w:r>
+      </w:hyperlink>
     </w:p>
     <w:p>
       <w:pPr>
@@ -12484,7 +10940,7 @@
         <w:rPr>
           <w:lang w:val="pl-PL"/>
         </w:rPr>
-        <w:t xml:space="preserve"> u góry znajduje się przycisk połączenia.</w:t>
+        <w:t>u góry znajduje się przycisk połączenia.</w:t>
       </w:r>
     </w:p>
     <w:p>
@@ -12560,7 +11016,6 @@
         <w:rPr>
           <w:lang w:val="pl-PL"/>
         </w:rPr>
-        <w:lastRenderedPageBreak/>
         <w:t>W przypadku utraty pakietów w górnej części okna pojawi się czerwony napis PACKET LOSS.</w:t>
       </w:r>
     </w:p>
@@ -12599,6 +11054,7 @@
         <w:rPr>
           <w:lang w:val="pl-PL"/>
         </w:rPr>
+        <w:lastRenderedPageBreak/>
         <w:t>Utworzone pliki są zapisywane w folderze /android/data/it.baccable.logger/files/baccablelogger</w:t>
       </w:r>
     </w:p>
@@ -12625,7 +11081,7 @@
           <w:color w:val="auto"/>
         </w:rPr>
       </w:pPr>
-      <w:bookmarkStart w:id="21" w:name="_Toc239527372"/>
+      <w:bookmarkStart w:id="21" w:name="_Toc243860582"/>
       <w:r>
         <w:rPr>
           <w:rStyle w:val="Enfasigrassetto"/>
@@ -12641,24 +11097,7 @@
           <w:color w:val="auto"/>
         </w:rPr>
         <w:tab/>
-      </w:r>
-      <w:proofErr w:type="spellStart"/>
-      <w:r>
-        <w:rPr>
-          <w:rStyle w:val="Enfasigrassetto"/>
-          <w:rFonts w:asciiTheme="minorHAnsi" w:hAnsiTheme="minorHAnsi" w:cstheme="minorHAnsi"/>
-          <w:color w:val="auto"/>
-        </w:rPr>
-        <w:t>Start&amp;Stop</w:t>
-      </w:r>
-      <w:proofErr w:type="spellEnd"/>
-      <w:r>
-        <w:rPr>
-          <w:rStyle w:val="Enfasigrassetto"/>
-          <w:rFonts w:asciiTheme="minorHAnsi" w:hAnsiTheme="minorHAnsi" w:cstheme="minorHAnsi"/>
-          <w:color w:val="auto"/>
-        </w:rPr>
-        <w:t xml:space="preserve"> disabler</w:t>
+        <w:t>Start&amp;Stop disabler</w:t>
       </w:r>
       <w:bookmarkEnd w:id="21"/>
     </w:p>
@@ -12720,7 +11159,7 @@
           <w:lang w:val="pl-PL"/>
         </w:rPr>
       </w:pPr>
-      <w:bookmarkStart w:id="22" w:name="_Toc239527373"/>
+      <w:bookmarkStart w:id="22" w:name="_Toc243860583"/>
       <w:r>
         <w:rPr>
           <w:rStyle w:val="Enfasigrassetto"/>
@@ -12925,7 +11364,7 @@
         <w:rPr>
           <w:lang w:val="pl-PL"/>
         </w:rPr>
-        <w:t>Immobilizer jest domyślnie aktywny przy uruchomieniu. Aby trwale zmienić stan, silnik musi być włączony, tempomat wyłączony, bieg w położeniu neutralnym, i należy delikatnie nacisnąć przycisk zwiększania prędkości tempomatu przez około 30-40 sekund. Jeśli immobilizer zostanie wyłączony, podświetlenie deski rozdzielczej mignie 5-6 razy. Jeśli zostanie włączony, mignie 3 razy. Zmiana pozostaje aktywna nawet po utracie zasilania. Aktualny stan Immobilizer jest również widoczny w menu głównym BACCABLE z napisem „IMMOBILIZER ON” lub „IMMOBILIZER OFF”</w:t>
+        <w:t>Immobilizer jest domyślnie aktywny przy uruchomieniu. Aby trwale zmienić stan, silnik musi być włączony, tempomat wyłączony, bieg w położeniu neutralnym, i należy delikatnie nacisnąć przycisk zwiększania prędkości tempomatu przez około 30-40 sekund. Jeśli immobilizer zostanie wyłączony, podświetlenie deski rozdzielczej mignie 5-6 razy. Jeśli zostanie włączony, mignie 3 razy. Zmiana pozostaje aktywna nawet po utracie zasilania. Aktualny stan immobilizera jest również widoczny w menu głównym BACCABLE z napisem „IMMOBILIZER ON” lub „IMMOBILIZER OFF”.</w:t>
       </w:r>
     </w:p>
     <w:p>
@@ -12979,7 +11418,7 @@
           <w:lang w:val="pl-PL"/>
         </w:rPr>
       </w:pPr>
-      <w:bookmarkStart w:id="23" w:name="_Toc239527374"/>
+      <w:bookmarkStart w:id="23" w:name="_Toc243860584"/>
       <w:r>
         <w:rPr>
           <w:rStyle w:val="Enfasigrassetto"/>
@@ -13132,7 +11571,7 @@
         </w:rPr>
         <w:lastRenderedPageBreak/>
         <w:drawing>
-          <wp:inline distT="0" distB="0" distL="0" distR="0" wp14:anchorId="682F53B6" wp14:editId="077E0B41">
+          <wp:inline distT="0" distB="0" distL="0" distR="0" wp14:anchorId="2C82670D" wp14:editId="21B82163">
             <wp:extent cx="3125492" cy="2027590"/>
             <wp:effectExtent l="0" t="0" r="0" b="0"/>
             <wp:docPr id="377445167" name="Immagine 5"/>
@@ -13149,7 +11588,7 @@
                     </pic:cNvPicPr>
                   </pic:nvPicPr>
                   <pic:blipFill>
-                    <a:blip r:embed="rId33">
+                    <a:blip r:embed="rId36">
                       <a:extLst>
                         <a:ext uri="{28A0092B-C50C-407E-A947-70E740481C1C}">
                           <a14:useLocalDpi xmlns:a14="http://schemas.microsoft.com/office/drawing/2010/main" val="0"/>
@@ -13222,7 +11661,7 @@
           <w:lang w:val="pl-PL"/>
         </w:rPr>
       </w:pPr>
-      <w:bookmarkStart w:id="25" w:name="_Toc239527375"/>
+      <w:bookmarkStart w:id="25" w:name="_Toc243860585"/>
       <w:r>
         <w:rPr>
           <w:rStyle w:val="Enfasigrassetto"/>
@@ -13246,12 +11685,33 @@
     </w:p>
     <w:p>
       <w:pPr>
+        <w:jc w:val="both"/>
+        <w:rPr>
+          <w:lang w:val="pl-PL"/>
+        </w:rPr>
+      </w:pPr>
+    </w:p>
+    <w:p>
+      <w:pPr>
+        <w:jc w:val="both"/>
+        <w:rPr>
+          <w:lang w:val="pl-PL"/>
+        </w:rPr>
+      </w:pPr>
+      <w:r>
         <w:rPr>
           <w:b/>
           <w:bCs/>
           <w:lang w:val="pl-PL"/>
         </w:rPr>
-      </w:pPr>
+        <w:t xml:space="preserve">Krótki opis: </w:t>
+      </w:r>
+      <w:r>
+        <w:rPr>
+          <w:lang w:val="pl-PL"/>
+        </w:rPr>
+        <w:t>Wyświetla, w trybie race, wskaźnik zmiany biegu na desce rozdzielczej (żółte paski i napis SHIFT), począwszy od progu obrotów silnika ustawionego w MAIN SETUP MENU.</w:t>
+      </w:r>
     </w:p>
     <w:p>
       <w:pPr>
@@ -13266,31 +11726,63 @@
           <w:bCs/>
           <w:lang w:val="pl-PL"/>
         </w:rPr>
-        <w:t xml:space="preserve">Krótki opis: </w:t>
-      </w:r>
-      <w:r>
-        <w:rPr>
-          <w:lang w:val="pl-PL"/>
-        </w:rPr>
-        <w:t>Wyświetla, w trybie race,</w:t>
-      </w:r>
+        <w:t xml:space="preserve">Uwaga: </w:t>
+      </w:r>
+      <w:r>
+        <w:rPr>
+          <w:lang w:val="pl-PL"/>
+        </w:rPr>
+        <w:t>Jest to funkcja, którą można włączać i wyłączać z poziomu MAIN SETUP MENU, patrz p. 2.1. Próg obrotów silnika ustawia się w pozycji SHIFT RPM w MAIN SETUP MENU: każde naciśnięcie przycisku RES (lub przycisku DISTANCE) zwiększa próg o 250 rpm; po przekroczeniu 6000 rpm wartość wraca do 1500 rpm (menu cykliczne).</w:t>
+      </w:r>
+    </w:p>
+    <w:p>
+      <w:pPr>
+        <w:jc w:val="both"/>
+        <w:rPr>
+          <w:lang w:val="pl-PL"/>
+        </w:rPr>
+      </w:pPr>
+      <w:r>
+        <w:rPr>
+          <w:lang w:val="pl-PL"/>
+        </w:rPr>
+        <w:t>Ustawiony próg (SHIFT RPM) to prędkość obrotowa, przy której pojawia się pierwszy żółty pasek; kolejne paski i napis SHIFT pojawiają się przy wyższych obrotach, w następującej kolejności:</w:t>
+      </w:r>
+    </w:p>
+    <w:p>
+      <w:pPr>
+        <w:pStyle w:val="Paragrafoelenco"/>
+        <w:numPr>
+          <w:ilvl w:val="0"/>
+          <w:numId w:val="20"/>
+        </w:numPr>
+        <w:jc w:val="both"/>
+        <w:rPr>
+          <w:lang w:val="pl-PL"/>
+        </w:rPr>
+      </w:pPr>
       <w:r>
         <w:rPr>
           <w:b/>
           <w:bCs/>
           <w:lang w:val="pl-PL"/>
         </w:rPr>
-        <w:t xml:space="preserve"> </w:t>
-      </w:r>
-      <w:r>
-        <w:rPr>
-          <w:lang w:val="pl-PL"/>
-        </w:rPr>
-        <w:t>wskaźnik SHIFT na desce rozdzielczej, wskazujący konieczność zmiany biegu, gdy zostanie przekroczony próg obrotów silnika zdefiniowany w oprogramowaniu BACCABLE.</w:t>
-      </w:r>
-    </w:p>
-    <w:p>
-      <w:pPr>
+        <w:t>od SHIFT RPM do SHIFT RPM + 499 rpm</w:t>
+      </w:r>
+      <w:r>
+        <w:rPr>
+          <w:lang w:val="pl-PL"/>
+        </w:rPr>
+        <w:t>: pojawia się pierwszy żółty pasek;</w:t>
+      </w:r>
+    </w:p>
+    <w:p>
+      <w:pPr>
+        <w:pStyle w:val="Paragrafoelenco"/>
+        <w:numPr>
+          <w:ilvl w:val="0"/>
+          <w:numId w:val="20"/>
+        </w:numPr>
         <w:jc w:val="both"/>
         <w:rPr>
           <w:lang w:val="pl-PL"/>
@@ -13302,17 +11794,22 @@
           <w:bCs/>
           <w:lang w:val="pl-PL"/>
         </w:rPr>
-        <w:t>Uwaga:</w:t>
-      </w:r>
-      <w:r>
-        <w:rPr>
-          <w:lang w:val="pl-PL"/>
-        </w:rPr>
-        <w:t xml:space="preserve"> Jest to funkcja, którą można włączać i wyłączać z poziomu SETUP MENU, patrz p. 2.1. Próg obrotów silnika można zmienić, wchodząc do menu SETUP zgodnie z p. 2.1, w pozycji SHIFT RPM. Za każdym naciśnięciem przycisku RES (lub przycisku DISTANCE) zmienia się próg w menu cyklicznym.</w:t>
-      </w:r>
-    </w:p>
-    <w:p>
-      <w:pPr>
+        <w:t>od SHIFT RPM + 500 do SHIFT RPM + 999 rpm</w:t>
+      </w:r>
+      <w:r>
+        <w:rPr>
+          <w:lang w:val="pl-PL"/>
+        </w:rPr>
+        <w:t>: pojawiają się dwa żółte paski;</w:t>
+      </w:r>
+    </w:p>
+    <w:p>
+      <w:pPr>
+        <w:pStyle w:val="Paragrafoelenco"/>
+        <w:numPr>
+          <w:ilvl w:val="0"/>
+          <w:numId w:val="20"/>
+        </w:numPr>
         <w:jc w:val="both"/>
         <w:rPr>
           <w:lang w:val="pl-PL"/>
@@ -13320,9 +11817,17 @@
       </w:pPr>
       <w:r>
         <w:rPr>
-          <w:lang w:val="pl-PL"/>
-        </w:rPr>
-        <w:t>Dodatkowe instrukcje nie są potrzebne.</w:t>
+          <w:b/>
+          <w:bCs/>
+          <w:lang w:val="pl-PL"/>
+        </w:rPr>
+        <w:t>od SHIFT RPM + 1000 rpm wzwyż</w:t>
+      </w:r>
+      <w:r>
+        <w:rPr>
+          <w:lang w:val="pl-PL"/>
+        </w:rPr>
+        <w:t>: pojawiają się trzy żółte paski i napis SHIFT.</w:t>
       </w:r>
     </w:p>
     <w:p>
@@ -13336,16 +11841,22 @@
         <w:rPr>
           <w:lang w:val="pl-PL"/>
         </w:rPr>
+        <w:t>Przykład: przy SHIFT RPM ustawionym na 4000 pierwszy żółty pasek pojawia się przy 4000 rpm, drugi przy 4500 rpm, a napis SHIFT z trzema żółtymi paskami przy 5000 rpm. Aby napis SHIFT pojawiał się przy określonych obrotach, należy więc ustawić SHIFT RPM o 1000 rpm niżej.</w:t>
+      </w:r>
+    </w:p>
+    <w:p>
+      <w:pPr>
+        <w:jc w:val="both"/>
+        <w:rPr>
+          <w:lang w:val="pl-PL"/>
+        </w:rPr>
+      </w:pPr>
+      <w:r>
+        <w:rPr>
+          <w:lang w:val="pl-PL"/>
+        </w:rPr>
         <w:t>Zobacz również następny paragraf (dla my23 i wersji późniejszych) oraz paragraf 2.10 wraz z powiązanymi odnośnikami (dotyczący włączenia trybu Race).</w:t>
       </w:r>
-    </w:p>
-    <w:p>
-      <w:pPr>
-        <w:jc w:val="both"/>
-        <w:rPr>
-          <w:lang w:val="pl-PL"/>
-        </w:rPr>
-      </w:pPr>
     </w:p>
     <w:p>
       <w:pPr>
@@ -13357,7 +11868,7 @@
           <w:lang w:val="pl-PL"/>
         </w:rPr>
       </w:pPr>
-      <w:bookmarkStart w:id="26" w:name="_Toc239527376"/>
+      <w:bookmarkStart w:id="26" w:name="_Toc243860586"/>
       <w:r>
         <w:rPr>
           <w:rStyle w:val="Enfasigrassetto"/>
@@ -13417,6 +11928,7 @@
           <w:bCs/>
           <w:lang w:val="pl-PL"/>
         </w:rPr>
+        <w:lastRenderedPageBreak/>
         <w:t>Uwaga:</w:t>
       </w:r>
       <w:r>
@@ -13444,7 +11956,7 @@
           <w:lang w:val="pl-PL"/>
         </w:rPr>
       </w:pPr>
-      <w:bookmarkStart w:id="27" w:name="_Toc239527377"/>
+      <w:bookmarkStart w:id="27" w:name="_Toc243860587"/>
       <w:r>
         <w:rPr>
           <w:rStyle w:val="Enfasigrassetto"/>
@@ -13776,7 +12288,7 @@
           <w:lang w:val="pl-PL"/>
         </w:rPr>
         <w:lastRenderedPageBreak/>
-        <w:t>przyciskiem DISTANCE), albo zmień ekran deski rozdzielczej przyciskiem prawego manetka (TRIP), albo wykonaj cykl włączenia/wyłączenia zapłonu pojazdu.</w:t>
+        <w:t>przyciskiem DISTANCE), albo zmień ekran deski rozdzielczej przyciskiem prawej manetki (TRIP), albo wykonaj cykl włączenia/wyłączenia zapłonu pojazdu.</w:t>
       </w:r>
     </w:p>
     <w:p>
@@ -13936,7 +12448,6 @@
                 <w14:ligatures w14:val="none"/>
               </w:rPr>
             </w:pPr>
-            <w:proofErr w:type="spellStart"/>
             <w:r>
               <w:rPr>
                 <w:rFonts w:ascii="Calibri" w:eastAsia="Times New Roman" w:hAnsi="Calibri" w:cs="Calibri"/>
@@ -13948,9 +12459,8 @@
                 <w:szCs w:val="22"/>
                 <w14:ligatures w14:val="none"/>
               </w:rPr>
-              <w:t>Jednostka</w:t>
-            </w:r>
-            <w:proofErr w:type="spellEnd"/>
+              <w:t>Jednostka miary</w:t>
+            </w:r>
             <w:r>
               <w:rPr>
                 <w:rFonts w:ascii="Calibri" w:eastAsia="Times New Roman" w:hAnsi="Calibri" w:cs="Calibri"/>
@@ -13964,21 +12474,6 @@
               </w:rPr>
               <w:br/>
             </w:r>
-            <w:proofErr w:type="spellStart"/>
-            <w:r>
-              <w:rPr>
-                <w:rFonts w:ascii="Calibri" w:eastAsia="Times New Roman" w:hAnsi="Calibri" w:cs="Calibri"/>
-                <w:b/>
-                <w:bCs/>
-                <w:color w:val="000000"/>
-                <w:kern w:val="0"/>
-                <w:sz w:val="22"/>
-                <w:szCs w:val="22"/>
-                <w14:ligatures w14:val="none"/>
-              </w:rPr>
-              <w:t>miary</w:t>
-            </w:r>
-            <w:proofErr w:type="spellEnd"/>
           </w:p>
         </w:tc>
         <w:tc>
@@ -14010,7 +12505,6 @@
                 <w14:ligatures w14:val="none"/>
               </w:rPr>
             </w:pPr>
-            <w:proofErr w:type="spellStart"/>
             <w:r>
               <w:rPr>
                 <w:rFonts w:ascii="Calibri" w:eastAsia="Times New Roman" w:hAnsi="Calibri" w:cs="Calibri"/>
@@ -14024,7 +12518,6 @@
               </w:rPr>
               <w:t>Opis</w:t>
             </w:r>
-            <w:proofErr w:type="spellEnd"/>
           </w:p>
         </w:tc>
       </w:tr>
@@ -14191,44 +12684,7 @@
                 <w:szCs w:val="22"/>
                 <w14:ligatures w14:val="none"/>
               </w:rPr>
-              <w:t xml:space="preserve">Oil </w:t>
-            </w:r>
-            <w:proofErr w:type="spellStart"/>
-            <w:proofErr w:type="gramStart"/>
-            <w:r>
-              <w:rPr>
-                <w:rFonts w:ascii="Calibri" w:eastAsia="Times New Roman" w:hAnsi="Calibri" w:cs="Calibri"/>
-                <w:color w:val="000000"/>
-                <w:kern w:val="0"/>
-                <w:sz w:val="22"/>
-                <w:szCs w:val="22"/>
-                <w14:ligatures w14:val="none"/>
-              </w:rPr>
-              <w:t>Press.%</w:t>
-            </w:r>
-            <w:proofErr w:type="gramEnd"/>
-            <w:r>
-              <w:rPr>
-                <w:rFonts w:ascii="Calibri" w:eastAsia="Times New Roman" w:hAnsi="Calibri" w:cs="Calibri"/>
-                <w:color w:val="000000"/>
-                <w:kern w:val="0"/>
-                <w:sz w:val="22"/>
-                <w:szCs w:val="22"/>
-                <w14:ligatures w14:val="none"/>
-              </w:rPr>
-              <w:t>Water</w:t>
-            </w:r>
-            <w:proofErr w:type="spellEnd"/>
-            <w:r>
-              <w:rPr>
-                <w:rFonts w:ascii="Calibri" w:eastAsia="Times New Roman" w:hAnsi="Calibri" w:cs="Calibri"/>
-                <w:color w:val="000000"/>
-                <w:kern w:val="0"/>
-                <w:sz w:val="22"/>
-                <w:szCs w:val="22"/>
-                <w14:ligatures w14:val="none"/>
-              </w:rPr>
-              <w:t xml:space="preserve"> T</w:t>
+              <w:t>Oil Press.&amp;Water T</w:t>
             </w:r>
           </w:p>
         </w:tc>
@@ -14933,100 +13389,8 @@
                 <w:lang w:val="it-IT"/>
                 <w14:ligatures w14:val="none"/>
               </w:rPr>
-              <w:t xml:space="preserve">Temp. </w:t>
-            </w:r>
-            <w:proofErr w:type="spellStart"/>
-            <w:r>
-              <w:rPr>
-                <w:rFonts w:ascii="Calibri" w:eastAsia="Times New Roman" w:hAnsi="Calibri" w:cs="Calibri"/>
-                <w:color w:val="000000"/>
-                <w:kern w:val="0"/>
-                <w:sz w:val="22"/>
-                <w:szCs w:val="22"/>
-                <w:lang w:val="it-IT"/>
-                <w14:ligatures w14:val="none"/>
-              </w:rPr>
-              <w:t>powietrza</w:t>
-            </w:r>
-            <w:proofErr w:type="spellEnd"/>
-            <w:r>
-              <w:rPr>
-                <w:rFonts w:ascii="Calibri" w:eastAsia="Times New Roman" w:hAnsi="Calibri" w:cs="Calibri"/>
-                <w:color w:val="000000"/>
-                <w:kern w:val="0"/>
-                <w:sz w:val="22"/>
-                <w:szCs w:val="22"/>
-                <w:lang w:val="it-IT"/>
-                <w14:ligatures w14:val="none"/>
-              </w:rPr>
-              <w:t xml:space="preserve"> </w:t>
-            </w:r>
-            <w:proofErr w:type="spellStart"/>
-            <w:r>
-              <w:rPr>
-                <w:rFonts w:ascii="Calibri" w:eastAsia="Times New Roman" w:hAnsi="Calibri" w:cs="Calibri"/>
-                <w:color w:val="000000"/>
-                <w:kern w:val="0"/>
-                <w:sz w:val="22"/>
-                <w:szCs w:val="22"/>
-                <w:lang w:val="it-IT"/>
-                <w14:ligatures w14:val="none"/>
-              </w:rPr>
-              <w:t>na</w:t>
-            </w:r>
-            <w:proofErr w:type="spellEnd"/>
-            <w:r>
-              <w:rPr>
-                <w:rFonts w:ascii="Calibri" w:eastAsia="Times New Roman" w:hAnsi="Calibri" w:cs="Calibri"/>
-                <w:color w:val="000000"/>
-                <w:kern w:val="0"/>
-                <w:sz w:val="22"/>
-                <w:szCs w:val="22"/>
-                <w:lang w:val="it-IT"/>
-                <w14:ligatures w14:val="none"/>
-              </w:rPr>
-              <w:t xml:space="preserve"> </w:t>
-            </w:r>
-            <w:proofErr w:type="spellStart"/>
-            <w:r>
-              <w:rPr>
-                <w:rFonts w:ascii="Calibri" w:eastAsia="Times New Roman" w:hAnsi="Calibri" w:cs="Calibri"/>
-                <w:color w:val="000000"/>
-                <w:kern w:val="0"/>
-                <w:sz w:val="22"/>
-                <w:szCs w:val="22"/>
-                <w:lang w:val="it-IT"/>
-                <w14:ligatures w14:val="none"/>
-              </w:rPr>
-              <w:t>wyjściu</w:t>
-            </w:r>
-            <w:proofErr w:type="spellEnd"/>
-            <w:r>
-              <w:rPr>
-                <w:rFonts w:ascii="Calibri" w:eastAsia="Times New Roman" w:hAnsi="Calibri" w:cs="Calibri"/>
-                <w:color w:val="000000"/>
-                <w:kern w:val="0"/>
-                <w:sz w:val="22"/>
-                <w:szCs w:val="22"/>
-                <w:lang w:val="it-IT"/>
-                <w14:ligatures w14:val="none"/>
-              </w:rPr>
-              <w:t xml:space="preserve"> </w:t>
-            </w:r>
-            <w:proofErr w:type="spellStart"/>
-            <w:r>
-              <w:rPr>
-                <w:rFonts w:ascii="Calibri" w:eastAsia="Times New Roman" w:hAnsi="Calibri" w:cs="Calibri"/>
-                <w:color w:val="000000"/>
-                <w:kern w:val="0"/>
-                <w:sz w:val="22"/>
-                <w:szCs w:val="22"/>
-                <w:lang w:val="it-IT"/>
-                <w14:ligatures w14:val="none"/>
-              </w:rPr>
-              <w:t>intercoolera</w:t>
-            </w:r>
-            <w:proofErr w:type="spellEnd"/>
+              <w:t>Temp. powietrza na wyjściu intercoolera</w:t>
+            </w:r>
           </w:p>
         </w:tc>
       </w:tr>
@@ -15149,100 +13513,8 @@
                 <w:lang w:val="it-IT"/>
                 <w14:ligatures w14:val="none"/>
               </w:rPr>
-              <w:t xml:space="preserve">Temp. </w:t>
-            </w:r>
-            <w:proofErr w:type="spellStart"/>
-            <w:r>
-              <w:rPr>
-                <w:rFonts w:ascii="Calibri" w:eastAsia="Times New Roman" w:hAnsi="Calibri" w:cs="Calibri"/>
-                <w:color w:val="000000"/>
-                <w:kern w:val="0"/>
-                <w:sz w:val="22"/>
-                <w:szCs w:val="22"/>
-                <w:lang w:val="it-IT"/>
-                <w14:ligatures w14:val="none"/>
-              </w:rPr>
-              <w:t>powietrza</w:t>
-            </w:r>
-            <w:proofErr w:type="spellEnd"/>
-            <w:r>
-              <w:rPr>
-                <w:rFonts w:ascii="Calibri" w:eastAsia="Times New Roman" w:hAnsi="Calibri" w:cs="Calibri"/>
-                <w:color w:val="000000"/>
-                <w:kern w:val="0"/>
-                <w:sz w:val="22"/>
-                <w:szCs w:val="22"/>
-                <w:lang w:val="it-IT"/>
-                <w14:ligatures w14:val="none"/>
-              </w:rPr>
-              <w:t xml:space="preserve"> </w:t>
-            </w:r>
-            <w:proofErr w:type="spellStart"/>
-            <w:r>
-              <w:rPr>
-                <w:rFonts w:ascii="Calibri" w:eastAsia="Times New Roman" w:hAnsi="Calibri" w:cs="Calibri"/>
-                <w:color w:val="000000"/>
-                <w:kern w:val="0"/>
-                <w:sz w:val="22"/>
-                <w:szCs w:val="22"/>
-                <w:lang w:val="it-IT"/>
-                <w14:ligatures w14:val="none"/>
-              </w:rPr>
-              <w:t>na</w:t>
-            </w:r>
-            <w:proofErr w:type="spellEnd"/>
-            <w:r>
-              <w:rPr>
-                <w:rFonts w:ascii="Calibri" w:eastAsia="Times New Roman" w:hAnsi="Calibri" w:cs="Calibri"/>
-                <w:color w:val="000000"/>
-                <w:kern w:val="0"/>
-                <w:sz w:val="22"/>
-                <w:szCs w:val="22"/>
-                <w:lang w:val="it-IT"/>
-                <w14:ligatures w14:val="none"/>
-              </w:rPr>
-              <w:t xml:space="preserve"> </w:t>
-            </w:r>
-            <w:proofErr w:type="spellStart"/>
-            <w:r>
-              <w:rPr>
-                <w:rFonts w:ascii="Calibri" w:eastAsia="Times New Roman" w:hAnsi="Calibri" w:cs="Calibri"/>
-                <w:color w:val="000000"/>
-                <w:kern w:val="0"/>
-                <w:sz w:val="22"/>
-                <w:szCs w:val="22"/>
-                <w:lang w:val="it-IT"/>
-                <w14:ligatures w14:val="none"/>
-              </w:rPr>
-              <w:t>wejściu</w:t>
-            </w:r>
-            <w:proofErr w:type="spellEnd"/>
-            <w:r>
-              <w:rPr>
-                <w:rFonts w:ascii="Calibri" w:eastAsia="Times New Roman" w:hAnsi="Calibri" w:cs="Calibri"/>
-                <w:color w:val="000000"/>
-                <w:kern w:val="0"/>
-                <w:sz w:val="22"/>
-                <w:szCs w:val="22"/>
-                <w:lang w:val="it-IT"/>
-                <w14:ligatures w14:val="none"/>
-              </w:rPr>
-              <w:t xml:space="preserve"> </w:t>
-            </w:r>
-            <w:proofErr w:type="spellStart"/>
-            <w:r>
-              <w:rPr>
-                <w:rFonts w:ascii="Calibri" w:eastAsia="Times New Roman" w:hAnsi="Calibri" w:cs="Calibri"/>
-                <w:color w:val="000000"/>
-                <w:kern w:val="0"/>
-                <w:sz w:val="22"/>
-                <w:szCs w:val="22"/>
-                <w:lang w:val="it-IT"/>
-                <w14:ligatures w14:val="none"/>
-              </w:rPr>
-              <w:t>intercoolera</w:t>
-            </w:r>
-            <w:proofErr w:type="spellEnd"/>
+              <w:t>Temp. powietrza na wejściu intercoolera</w:t>
+            </w:r>
           </w:p>
         </w:tc>
       </w:tr>
@@ -15356,43 +13628,17 @@
                 <w14:ligatures w14:val="none"/>
               </w:rPr>
             </w:pPr>
-            <w:proofErr w:type="spellStart"/>
-            <w:r>
-              <w:rPr>
-                <w:rFonts w:ascii="Calibri" w:eastAsia="Times New Roman" w:hAnsi="Calibri" w:cs="Calibri"/>
-                <w:color w:val="000000"/>
-                <w:kern w:val="0"/>
-                <w:sz w:val="22"/>
-                <w:szCs w:val="22"/>
-                <w14:ligatures w14:val="none"/>
-              </w:rPr>
-              <w:t>Ciśnienie</w:t>
-            </w:r>
-            <w:proofErr w:type="spellEnd"/>
-            <w:r>
-              <w:rPr>
-                <w:rFonts w:ascii="Calibri" w:eastAsia="Times New Roman" w:hAnsi="Calibri" w:cs="Calibri"/>
-                <w:color w:val="000000"/>
-                <w:kern w:val="0"/>
-                <w:sz w:val="22"/>
-                <w:szCs w:val="22"/>
-                <w14:ligatures w14:val="none"/>
-              </w:rPr>
-              <w:t xml:space="preserve"> </w:t>
-            </w:r>
-            <w:proofErr w:type="spellStart"/>
-            <w:r>
-              <w:rPr>
-                <w:rFonts w:ascii="Calibri" w:eastAsia="Times New Roman" w:hAnsi="Calibri" w:cs="Calibri"/>
-                <w:color w:val="000000"/>
-                <w:kern w:val="0"/>
-                <w:sz w:val="22"/>
-                <w:szCs w:val="22"/>
-                <w14:ligatures w14:val="none"/>
-              </w:rPr>
-              <w:t>bezwzględne</w:t>
-            </w:r>
-            <w:proofErr w:type="spellEnd"/>
+            <w:r>
+              <w:rPr>
+                <w:rFonts w:ascii="Calibri" w:eastAsia="Times New Roman" w:hAnsi="Calibri" w:cs="Calibri"/>
+                <w:color w:val="000000"/>
+                <w:kern w:val="0"/>
+                <w:sz w:val="22"/>
+                <w:szCs w:val="22"/>
+                <w14:ligatures w14:val="none"/>
+              </w:rPr>
+              <w:t>Ciśnienie bezwzględne</w:t>
+            </w:r>
           </w:p>
         </w:tc>
       </w:tr>
@@ -15632,43 +13878,17 @@
                 <w14:ligatures w14:val="none"/>
               </w:rPr>
             </w:pPr>
-            <w:proofErr w:type="spellStart"/>
-            <w:r>
-              <w:rPr>
-                <w:rFonts w:ascii="Calibri" w:eastAsia="Times New Roman" w:hAnsi="Calibri" w:cs="Calibri"/>
-                <w:color w:val="000000"/>
-                <w:kern w:val="0"/>
-                <w:sz w:val="22"/>
-                <w:szCs w:val="22"/>
-                <w14:ligatures w14:val="none"/>
-              </w:rPr>
-              <w:t>Napięcie</w:t>
-            </w:r>
-            <w:proofErr w:type="spellEnd"/>
-            <w:r>
-              <w:rPr>
-                <w:rFonts w:ascii="Calibri" w:eastAsia="Times New Roman" w:hAnsi="Calibri" w:cs="Calibri"/>
-                <w:color w:val="000000"/>
-                <w:kern w:val="0"/>
-                <w:sz w:val="22"/>
-                <w:szCs w:val="22"/>
-                <w14:ligatures w14:val="none"/>
-              </w:rPr>
-              <w:t xml:space="preserve"> </w:t>
-            </w:r>
-            <w:proofErr w:type="spellStart"/>
-            <w:r>
-              <w:rPr>
-                <w:rFonts w:ascii="Calibri" w:eastAsia="Times New Roman" w:hAnsi="Calibri" w:cs="Calibri"/>
-                <w:color w:val="000000"/>
-                <w:kern w:val="0"/>
-                <w:sz w:val="22"/>
-                <w:szCs w:val="22"/>
-                <w14:ligatures w14:val="none"/>
-              </w:rPr>
-              <w:t>czujnika</w:t>
-            </w:r>
-            <w:proofErr w:type="spellEnd"/>
+            <w:r>
+              <w:rPr>
+                <w:rFonts w:ascii="Calibri" w:eastAsia="Times New Roman" w:hAnsi="Calibri" w:cs="Calibri"/>
+                <w:color w:val="000000"/>
+                <w:kern w:val="0"/>
+                <w:sz w:val="22"/>
+                <w:szCs w:val="22"/>
+                <w14:ligatures w14:val="none"/>
+              </w:rPr>
+              <w:t>Napięcie czujnika</w:t>
+            </w:r>
           </w:p>
         </w:tc>
       </w:tr>
@@ -15908,43 +14128,17 @@
                 <w14:ligatures w14:val="none"/>
               </w:rPr>
             </w:pPr>
-            <w:proofErr w:type="spellStart"/>
-            <w:r>
-              <w:rPr>
-                <w:rFonts w:ascii="Calibri" w:eastAsia="Times New Roman" w:hAnsi="Calibri" w:cs="Calibri"/>
-                <w:color w:val="000000"/>
-                <w:kern w:val="0"/>
-                <w:sz w:val="22"/>
-                <w:szCs w:val="22"/>
-                <w14:ligatures w14:val="none"/>
-              </w:rPr>
-              <w:t>ilość</w:t>
-            </w:r>
-            <w:proofErr w:type="spellEnd"/>
-            <w:r>
-              <w:rPr>
-                <w:rFonts w:ascii="Calibri" w:eastAsia="Times New Roman" w:hAnsi="Calibri" w:cs="Calibri"/>
-                <w:color w:val="000000"/>
-                <w:kern w:val="0"/>
-                <w:sz w:val="22"/>
-                <w:szCs w:val="22"/>
-                <w14:ligatures w14:val="none"/>
-              </w:rPr>
-              <w:t xml:space="preserve"> </w:t>
-            </w:r>
-            <w:proofErr w:type="spellStart"/>
-            <w:r>
-              <w:rPr>
-                <w:rFonts w:ascii="Calibri" w:eastAsia="Times New Roman" w:hAnsi="Calibri" w:cs="Calibri"/>
-                <w:color w:val="000000"/>
-                <w:kern w:val="0"/>
-                <w:sz w:val="22"/>
-                <w:szCs w:val="22"/>
-                <w14:ligatures w14:val="none"/>
-              </w:rPr>
-              <w:t>oleju</w:t>
-            </w:r>
-            <w:proofErr w:type="spellEnd"/>
+            <w:r>
+              <w:rPr>
+                <w:rFonts w:ascii="Calibri" w:eastAsia="Times New Roman" w:hAnsi="Calibri" w:cs="Calibri"/>
+                <w:color w:val="000000"/>
+                <w:kern w:val="0"/>
+                <w:sz w:val="22"/>
+                <w:szCs w:val="22"/>
+                <w14:ligatures w14:val="none"/>
+              </w:rPr>
+              <w:t>ilość oleju</w:t>
+            </w:r>
           </w:p>
         </w:tc>
       </w:tr>
@@ -16058,43 +14252,17 @@
                 <w14:ligatures w14:val="none"/>
               </w:rPr>
             </w:pPr>
-            <w:proofErr w:type="spellStart"/>
-            <w:r>
-              <w:rPr>
-                <w:rFonts w:ascii="Calibri" w:eastAsia="Times New Roman" w:hAnsi="Calibri" w:cs="Calibri"/>
-                <w:color w:val="000000"/>
-                <w:kern w:val="0"/>
-                <w:sz w:val="22"/>
-                <w:szCs w:val="22"/>
-                <w14:ligatures w14:val="none"/>
-              </w:rPr>
-              <w:t>ciśnienie</w:t>
-            </w:r>
-            <w:proofErr w:type="spellEnd"/>
-            <w:r>
-              <w:rPr>
-                <w:rFonts w:ascii="Calibri" w:eastAsia="Times New Roman" w:hAnsi="Calibri" w:cs="Calibri"/>
-                <w:color w:val="000000"/>
-                <w:kern w:val="0"/>
-                <w:sz w:val="22"/>
-                <w:szCs w:val="22"/>
-                <w14:ligatures w14:val="none"/>
-              </w:rPr>
-              <w:t xml:space="preserve"> </w:t>
-            </w:r>
-            <w:proofErr w:type="spellStart"/>
-            <w:r>
-              <w:rPr>
-                <w:rFonts w:ascii="Calibri" w:eastAsia="Times New Roman" w:hAnsi="Calibri" w:cs="Calibri"/>
-                <w:color w:val="000000"/>
-                <w:kern w:val="0"/>
-                <w:sz w:val="22"/>
-                <w:szCs w:val="22"/>
-                <w14:ligatures w14:val="none"/>
-              </w:rPr>
-              <w:t>oleju</w:t>
-            </w:r>
-            <w:proofErr w:type="spellEnd"/>
+            <w:r>
+              <w:rPr>
+                <w:rFonts w:ascii="Calibri" w:eastAsia="Times New Roman" w:hAnsi="Calibri" w:cs="Calibri"/>
+                <w:color w:val="000000"/>
+                <w:kern w:val="0"/>
+                <w:sz w:val="22"/>
+                <w:szCs w:val="22"/>
+                <w14:ligatures w14:val="none"/>
+              </w:rPr>
+              <w:t>ciśnienie oleju</w:t>
+            </w:r>
           </w:p>
         </w:tc>
       </w:tr>
@@ -16206,43 +14374,17 @@
                 <w14:ligatures w14:val="none"/>
               </w:rPr>
             </w:pPr>
-            <w:proofErr w:type="spellStart"/>
-            <w:r>
-              <w:rPr>
-                <w:rFonts w:ascii="Calibri" w:eastAsia="Times New Roman" w:hAnsi="Calibri" w:cs="Calibri"/>
-                <w:color w:val="000000"/>
-                <w:kern w:val="0"/>
-                <w:sz w:val="22"/>
-                <w:szCs w:val="22"/>
-                <w14:ligatures w14:val="none"/>
-              </w:rPr>
-              <w:t>temperatura</w:t>
-            </w:r>
-            <w:proofErr w:type="spellEnd"/>
-            <w:r>
-              <w:rPr>
-                <w:rFonts w:ascii="Calibri" w:eastAsia="Times New Roman" w:hAnsi="Calibri" w:cs="Calibri"/>
-                <w:color w:val="000000"/>
-                <w:kern w:val="0"/>
-                <w:sz w:val="22"/>
-                <w:szCs w:val="22"/>
-                <w14:ligatures w14:val="none"/>
-              </w:rPr>
-              <w:t xml:space="preserve"> </w:t>
-            </w:r>
-            <w:proofErr w:type="spellStart"/>
-            <w:r>
-              <w:rPr>
-                <w:rFonts w:ascii="Calibri" w:eastAsia="Times New Roman" w:hAnsi="Calibri" w:cs="Calibri"/>
-                <w:color w:val="000000"/>
-                <w:kern w:val="0"/>
-                <w:sz w:val="22"/>
-                <w:szCs w:val="22"/>
-                <w14:ligatures w14:val="none"/>
-              </w:rPr>
-              <w:t>oleju</w:t>
-            </w:r>
-            <w:proofErr w:type="spellEnd"/>
+            <w:r>
+              <w:rPr>
+                <w:rFonts w:ascii="Calibri" w:eastAsia="Times New Roman" w:hAnsi="Calibri" w:cs="Calibri"/>
+                <w:color w:val="000000"/>
+                <w:kern w:val="0"/>
+                <w:sz w:val="22"/>
+                <w:szCs w:val="22"/>
+                <w14:ligatures w14:val="none"/>
+              </w:rPr>
+              <w:t>temperatura oleju</w:t>
+            </w:r>
           </w:p>
         </w:tc>
       </w:tr>
@@ -16356,43 +14498,17 @@
                 <w14:ligatures w14:val="none"/>
               </w:rPr>
             </w:pPr>
-            <w:proofErr w:type="spellStart"/>
-            <w:r>
-              <w:rPr>
-                <w:rFonts w:ascii="Calibri" w:eastAsia="Times New Roman" w:hAnsi="Calibri" w:cs="Calibri"/>
-                <w:color w:val="000000"/>
-                <w:kern w:val="0"/>
-                <w:sz w:val="22"/>
-                <w:szCs w:val="22"/>
-                <w14:ligatures w14:val="none"/>
-              </w:rPr>
-              <w:t>jakość</w:t>
-            </w:r>
-            <w:proofErr w:type="spellEnd"/>
-            <w:r>
-              <w:rPr>
-                <w:rFonts w:ascii="Calibri" w:eastAsia="Times New Roman" w:hAnsi="Calibri" w:cs="Calibri"/>
-                <w:color w:val="000000"/>
-                <w:kern w:val="0"/>
-                <w:sz w:val="22"/>
-                <w:szCs w:val="22"/>
-                <w14:ligatures w14:val="none"/>
-              </w:rPr>
-              <w:t xml:space="preserve"> </w:t>
-            </w:r>
-            <w:proofErr w:type="spellStart"/>
-            <w:r>
-              <w:rPr>
-                <w:rFonts w:ascii="Calibri" w:eastAsia="Times New Roman" w:hAnsi="Calibri" w:cs="Calibri"/>
-                <w:color w:val="000000"/>
-                <w:kern w:val="0"/>
-                <w:sz w:val="22"/>
-                <w:szCs w:val="22"/>
-                <w14:ligatures w14:val="none"/>
-              </w:rPr>
-              <w:t>oleju</w:t>
-            </w:r>
-            <w:proofErr w:type="spellEnd"/>
+            <w:r>
+              <w:rPr>
+                <w:rFonts w:ascii="Calibri" w:eastAsia="Times New Roman" w:hAnsi="Calibri" w:cs="Calibri"/>
+                <w:color w:val="000000"/>
+                <w:kern w:val="0"/>
+                <w:sz w:val="22"/>
+                <w:szCs w:val="22"/>
+                <w14:ligatures w14:val="none"/>
+              </w:rPr>
+              <w:t>jakość oleju</w:t>
+            </w:r>
           </w:p>
         </w:tc>
       </w:tr>
@@ -16628,67 +14744,17 @@
                 <w14:ligatures w14:val="none"/>
               </w:rPr>
             </w:pPr>
-            <w:proofErr w:type="spellStart"/>
-            <w:r>
-              <w:rPr>
-                <w:rFonts w:ascii="Calibri" w:eastAsia="Times New Roman" w:hAnsi="Calibri" w:cs="Calibri"/>
-                <w:color w:val="000000"/>
-                <w:kern w:val="0"/>
-                <w:sz w:val="22"/>
-                <w:szCs w:val="22"/>
-                <w14:ligatures w14:val="none"/>
-              </w:rPr>
-              <w:t>temperatura</w:t>
-            </w:r>
-            <w:proofErr w:type="spellEnd"/>
-            <w:r>
-              <w:rPr>
-                <w:rFonts w:ascii="Calibri" w:eastAsia="Times New Roman" w:hAnsi="Calibri" w:cs="Calibri"/>
-                <w:color w:val="000000"/>
-                <w:kern w:val="0"/>
-                <w:sz w:val="22"/>
-                <w:szCs w:val="22"/>
-                <w14:ligatures w14:val="none"/>
-              </w:rPr>
-              <w:t xml:space="preserve"> </w:t>
-            </w:r>
-            <w:proofErr w:type="spellStart"/>
-            <w:r>
-              <w:rPr>
-                <w:rFonts w:ascii="Calibri" w:eastAsia="Times New Roman" w:hAnsi="Calibri" w:cs="Calibri"/>
-                <w:color w:val="000000"/>
-                <w:kern w:val="0"/>
-                <w:sz w:val="22"/>
-                <w:szCs w:val="22"/>
-                <w14:ligatures w14:val="none"/>
-              </w:rPr>
-              <w:t>skrzyni</w:t>
-            </w:r>
-            <w:proofErr w:type="spellEnd"/>
-            <w:r>
-              <w:rPr>
-                <w:rFonts w:ascii="Calibri" w:eastAsia="Times New Roman" w:hAnsi="Calibri" w:cs="Calibri"/>
-                <w:color w:val="000000"/>
-                <w:kern w:val="0"/>
-                <w:sz w:val="22"/>
-                <w:szCs w:val="22"/>
-                <w14:ligatures w14:val="none"/>
-              </w:rPr>
-              <w:t xml:space="preserve"> </w:t>
-            </w:r>
-            <w:proofErr w:type="spellStart"/>
-            <w:r>
-              <w:rPr>
-                <w:rFonts w:ascii="Calibri" w:eastAsia="Times New Roman" w:hAnsi="Calibri" w:cs="Calibri"/>
-                <w:color w:val="000000"/>
-                <w:kern w:val="0"/>
-                <w:sz w:val="22"/>
-                <w:szCs w:val="22"/>
-                <w14:ligatures w14:val="none"/>
-              </w:rPr>
-              <w:t>biegów</w:t>
-            </w:r>
-            <w:proofErr w:type="spellEnd"/>
+            <w:r>
+              <w:rPr>
+                <w:rFonts w:ascii="Calibri" w:eastAsia="Times New Roman" w:hAnsi="Calibri" w:cs="Calibri"/>
+                <w:color w:val="000000"/>
+                <w:kern w:val="0"/>
+                <w:sz w:val="22"/>
+                <w:szCs w:val="22"/>
+                <w14:ligatures w14:val="none"/>
+              </w:rPr>
+              <w:t>temperatura skrzyni biegów</w:t>
+            </w:r>
           </w:p>
         </w:tc>
       </w:tr>
@@ -17053,43 +15119,17 @@
                 <w14:ligatures w14:val="none"/>
               </w:rPr>
             </w:pPr>
-            <w:proofErr w:type="spellStart"/>
-            <w:r>
-              <w:rPr>
-                <w:rFonts w:ascii="Calibri" w:eastAsia="Times New Roman" w:hAnsi="Calibri" w:cs="Calibri"/>
-                <w:color w:val="000000"/>
-                <w:kern w:val="0"/>
-                <w:sz w:val="22"/>
-                <w:szCs w:val="22"/>
-                <w14:ligatures w14:val="none"/>
-              </w:rPr>
-              <w:t>napięcie</w:t>
-            </w:r>
-            <w:proofErr w:type="spellEnd"/>
-            <w:r>
-              <w:rPr>
-                <w:rFonts w:ascii="Calibri" w:eastAsia="Times New Roman" w:hAnsi="Calibri" w:cs="Calibri"/>
-                <w:color w:val="000000"/>
-                <w:kern w:val="0"/>
-                <w:sz w:val="22"/>
-                <w:szCs w:val="22"/>
-                <w14:ligatures w14:val="none"/>
-              </w:rPr>
-              <w:t xml:space="preserve"> </w:t>
-            </w:r>
-            <w:proofErr w:type="spellStart"/>
-            <w:r>
-              <w:rPr>
-                <w:rFonts w:ascii="Calibri" w:eastAsia="Times New Roman" w:hAnsi="Calibri" w:cs="Calibri"/>
-                <w:color w:val="000000"/>
-                <w:kern w:val="0"/>
-                <w:sz w:val="22"/>
-                <w:szCs w:val="22"/>
-                <w14:ligatures w14:val="none"/>
-              </w:rPr>
-              <w:t>akumulatora</w:t>
-            </w:r>
-            <w:proofErr w:type="spellEnd"/>
+            <w:r>
+              <w:rPr>
+                <w:rFonts w:ascii="Calibri" w:eastAsia="Times New Roman" w:hAnsi="Calibri" w:cs="Calibri"/>
+                <w:color w:val="000000"/>
+                <w:kern w:val="0"/>
+                <w:sz w:val="22"/>
+                <w:szCs w:val="22"/>
+                <w14:ligatures w14:val="none"/>
+              </w:rPr>
+              <w:t>napięcie akumulatora</w:t>
+            </w:r>
           </w:p>
         </w:tc>
       </w:tr>
@@ -17203,43 +15243,17 @@
                 <w14:ligatures w14:val="none"/>
               </w:rPr>
             </w:pPr>
-            <w:proofErr w:type="spellStart"/>
-            <w:r>
-              <w:rPr>
-                <w:rFonts w:ascii="Calibri" w:eastAsia="Times New Roman" w:hAnsi="Calibri" w:cs="Calibri"/>
-                <w:color w:val="000000"/>
-                <w:kern w:val="0"/>
-                <w:sz w:val="22"/>
-                <w:szCs w:val="22"/>
-                <w14:ligatures w14:val="none"/>
-              </w:rPr>
-              <w:t>ciśnienie</w:t>
-            </w:r>
-            <w:proofErr w:type="spellEnd"/>
-            <w:r>
-              <w:rPr>
-                <w:rFonts w:ascii="Calibri" w:eastAsia="Times New Roman" w:hAnsi="Calibri" w:cs="Calibri"/>
-                <w:color w:val="000000"/>
-                <w:kern w:val="0"/>
-                <w:sz w:val="22"/>
-                <w:szCs w:val="22"/>
-                <w14:ligatures w14:val="none"/>
-              </w:rPr>
-              <w:t xml:space="preserve"> </w:t>
-            </w:r>
-            <w:proofErr w:type="spellStart"/>
-            <w:r>
-              <w:rPr>
-                <w:rFonts w:ascii="Calibri" w:eastAsia="Times New Roman" w:hAnsi="Calibri" w:cs="Calibri"/>
-                <w:color w:val="000000"/>
-                <w:kern w:val="0"/>
-                <w:sz w:val="22"/>
-                <w:szCs w:val="22"/>
-                <w14:ligatures w14:val="none"/>
-              </w:rPr>
-              <w:t>klimatyzacji</w:t>
-            </w:r>
-            <w:proofErr w:type="spellEnd"/>
+            <w:r>
+              <w:rPr>
+                <w:rFonts w:ascii="Calibri" w:eastAsia="Times New Roman" w:hAnsi="Calibri" w:cs="Calibri"/>
+                <w:color w:val="000000"/>
+                <w:kern w:val="0"/>
+                <w:sz w:val="22"/>
+                <w:szCs w:val="22"/>
+                <w14:ligatures w14:val="none"/>
+              </w:rPr>
+              <w:t>ciśnienie klimatyzacji</w:t>
+            </w:r>
           </w:p>
         </w:tc>
       </w:tr>
@@ -17353,43 +15367,17 @@
                 <w14:ligatures w14:val="none"/>
               </w:rPr>
             </w:pPr>
-            <w:proofErr w:type="spellStart"/>
-            <w:r>
-              <w:rPr>
-                <w:rFonts w:ascii="Calibri" w:eastAsia="Times New Roman" w:hAnsi="Calibri" w:cs="Calibri"/>
-                <w:color w:val="000000"/>
-                <w:kern w:val="0"/>
-                <w:sz w:val="22"/>
-                <w:szCs w:val="22"/>
-                <w14:ligatures w14:val="none"/>
-              </w:rPr>
-              <w:t>aktualny</w:t>
-            </w:r>
-            <w:proofErr w:type="spellEnd"/>
-            <w:r>
-              <w:rPr>
-                <w:rFonts w:ascii="Calibri" w:eastAsia="Times New Roman" w:hAnsi="Calibri" w:cs="Calibri"/>
-                <w:color w:val="000000"/>
-                <w:kern w:val="0"/>
-                <w:sz w:val="22"/>
-                <w:szCs w:val="22"/>
-                <w14:ligatures w14:val="none"/>
-              </w:rPr>
-              <w:t xml:space="preserve"> </w:t>
-            </w:r>
-            <w:proofErr w:type="spellStart"/>
-            <w:r>
-              <w:rPr>
-                <w:rFonts w:ascii="Calibri" w:eastAsia="Times New Roman" w:hAnsi="Calibri" w:cs="Calibri"/>
-                <w:color w:val="000000"/>
-                <w:kern w:val="0"/>
-                <w:sz w:val="22"/>
-                <w:szCs w:val="22"/>
-                <w14:ligatures w14:val="none"/>
-              </w:rPr>
-              <w:t>bieg</w:t>
-            </w:r>
-            <w:proofErr w:type="spellEnd"/>
+            <w:r>
+              <w:rPr>
+                <w:rFonts w:ascii="Calibri" w:eastAsia="Times New Roman" w:hAnsi="Calibri" w:cs="Calibri"/>
+                <w:color w:val="000000"/>
+                <w:kern w:val="0"/>
+                <w:sz w:val="22"/>
+                <w:szCs w:val="22"/>
+                <w14:ligatures w14:val="none"/>
+              </w:rPr>
+              <w:t>aktualny bieg</w:t>
+            </w:r>
           </w:p>
         </w:tc>
       </w:tr>
@@ -17684,7 +15672,7 @@
                 <w:szCs w:val="22"/>
                 <w14:ligatures w14:val="none"/>
               </w:rPr>
-              <w:t>EXAUST GAS</w:t>
+              <w:t>EXHAUST GAS</w:t>
             </w:r>
           </w:p>
         </w:tc>
@@ -18252,45 +16240,8 @@
                 <w:szCs w:val="22"/>
                 <w14:ligatures w14:val="none"/>
               </w:rPr>
-              <w:t xml:space="preserve">ID </w:t>
-            </w:r>
-            <w:proofErr w:type="spellStart"/>
-            <w:r>
-              <w:rPr>
-                <w:rFonts w:ascii="Calibri" w:eastAsia="Times New Roman" w:hAnsi="Calibri" w:cs="Calibri"/>
-                <w:color w:val="000000"/>
-                <w:kern w:val="0"/>
-                <w:sz w:val="22"/>
-                <w:szCs w:val="22"/>
-                <w14:ligatures w14:val="none"/>
-              </w:rPr>
-              <w:t>włożonego</w:t>
-            </w:r>
-            <w:proofErr w:type="spellEnd"/>
-            <w:r>
-              <w:rPr>
-                <w:rFonts w:ascii="Calibri" w:eastAsia="Times New Roman" w:hAnsi="Calibri" w:cs="Calibri"/>
-                <w:color w:val="000000"/>
-                <w:kern w:val="0"/>
-                <w:sz w:val="22"/>
-                <w:szCs w:val="22"/>
-                <w14:ligatures w14:val="none"/>
-              </w:rPr>
-              <w:t xml:space="preserve"> </w:t>
-            </w:r>
-            <w:proofErr w:type="spellStart"/>
-            <w:r>
-              <w:rPr>
-                <w:rFonts w:ascii="Calibri" w:eastAsia="Times New Roman" w:hAnsi="Calibri" w:cs="Calibri"/>
-                <w:color w:val="000000"/>
-                <w:kern w:val="0"/>
-                <w:sz w:val="22"/>
-                <w:szCs w:val="22"/>
-                <w14:ligatures w14:val="none"/>
-              </w:rPr>
-              <w:t>kluczyka</w:t>
-            </w:r>
-            <w:proofErr w:type="spellEnd"/>
+              <w:t>ID włożonego kluczyka</w:t>
+            </w:r>
           </w:p>
         </w:tc>
       </w:tr>
@@ -18529,53 +16480,16 @@
                 <w14:ligatures w14:val="none"/>
               </w:rPr>
             </w:pPr>
-            <w:proofErr w:type="spellStart"/>
-            <w:r>
-              <w:rPr>
-                <w:rFonts w:ascii="Calibri" w:eastAsia="Times New Roman" w:hAnsi="Calibri" w:cs="Calibri"/>
-                <w:color w:val="000000"/>
-                <w:kern w:val="0"/>
-                <w:sz w:val="22"/>
-                <w:szCs w:val="22"/>
-                <w14:ligatures w14:val="none"/>
-              </w:rPr>
-              <w:t>korekta</w:t>
-            </w:r>
-            <w:proofErr w:type="spellEnd"/>
-            <w:r>
-              <w:rPr>
-                <w:rFonts w:ascii="Calibri" w:eastAsia="Times New Roman" w:hAnsi="Calibri" w:cs="Calibri"/>
-                <w:color w:val="000000"/>
-                <w:kern w:val="0"/>
-                <w:sz w:val="22"/>
-                <w:szCs w:val="22"/>
-                <w14:ligatures w14:val="none"/>
-              </w:rPr>
-              <w:t xml:space="preserve"> </w:t>
-            </w:r>
-            <w:proofErr w:type="spellStart"/>
-            <w:r>
-              <w:rPr>
-                <w:rFonts w:ascii="Calibri" w:eastAsia="Times New Roman" w:hAnsi="Calibri" w:cs="Calibri"/>
-                <w:color w:val="000000"/>
-                <w:kern w:val="0"/>
-                <w:sz w:val="22"/>
-                <w:szCs w:val="22"/>
-                <w14:ligatures w14:val="none"/>
-              </w:rPr>
-              <w:t>cylindra</w:t>
-            </w:r>
-            <w:proofErr w:type="spellEnd"/>
-            <w:r>
-              <w:rPr>
-                <w:rFonts w:ascii="Calibri" w:eastAsia="Times New Roman" w:hAnsi="Calibri" w:cs="Calibri"/>
-                <w:color w:val="000000"/>
-                <w:kern w:val="0"/>
-                <w:sz w:val="22"/>
-                <w:szCs w:val="22"/>
-                <w14:ligatures w14:val="none"/>
-              </w:rPr>
-              <w:t xml:space="preserve"> 1</w:t>
+            <w:r>
+              <w:rPr>
+                <w:rFonts w:ascii="Calibri" w:eastAsia="Times New Roman" w:hAnsi="Calibri" w:cs="Calibri"/>
+                <w:color w:val="000000"/>
+                <w:kern w:val="0"/>
+                <w:sz w:val="22"/>
+                <w:szCs w:val="22"/>
+                <w14:ligatures w14:val="none"/>
+              </w:rPr>
+              <w:t>korekta cylindra 1</w:t>
             </w:r>
           </w:p>
         </w:tc>
@@ -18687,53 +16601,16 @@
                 <w14:ligatures w14:val="none"/>
               </w:rPr>
             </w:pPr>
-            <w:proofErr w:type="spellStart"/>
-            <w:r>
-              <w:rPr>
-                <w:rFonts w:ascii="Calibri" w:eastAsia="Times New Roman" w:hAnsi="Calibri" w:cs="Calibri"/>
-                <w:color w:val="000000"/>
-                <w:kern w:val="0"/>
-                <w:sz w:val="22"/>
-                <w:szCs w:val="22"/>
-                <w14:ligatures w14:val="none"/>
-              </w:rPr>
-              <w:t>korekta</w:t>
-            </w:r>
-            <w:proofErr w:type="spellEnd"/>
-            <w:r>
-              <w:rPr>
-                <w:rFonts w:ascii="Calibri" w:eastAsia="Times New Roman" w:hAnsi="Calibri" w:cs="Calibri"/>
-                <w:color w:val="000000"/>
-                <w:kern w:val="0"/>
-                <w:sz w:val="22"/>
-                <w:szCs w:val="22"/>
-                <w14:ligatures w14:val="none"/>
-              </w:rPr>
-              <w:t xml:space="preserve"> </w:t>
-            </w:r>
-            <w:proofErr w:type="spellStart"/>
-            <w:r>
-              <w:rPr>
-                <w:rFonts w:ascii="Calibri" w:eastAsia="Times New Roman" w:hAnsi="Calibri" w:cs="Calibri"/>
-                <w:color w:val="000000"/>
-                <w:kern w:val="0"/>
-                <w:sz w:val="22"/>
-                <w:szCs w:val="22"/>
-                <w14:ligatures w14:val="none"/>
-              </w:rPr>
-              <w:t>cylindra</w:t>
-            </w:r>
-            <w:proofErr w:type="spellEnd"/>
-            <w:r>
-              <w:rPr>
-                <w:rFonts w:ascii="Calibri" w:eastAsia="Times New Roman" w:hAnsi="Calibri" w:cs="Calibri"/>
-                <w:color w:val="000000"/>
-                <w:kern w:val="0"/>
-                <w:sz w:val="22"/>
-                <w:szCs w:val="22"/>
-                <w14:ligatures w14:val="none"/>
-              </w:rPr>
-              <w:t xml:space="preserve"> 2</w:t>
+            <w:r>
+              <w:rPr>
+                <w:rFonts w:ascii="Calibri" w:eastAsia="Times New Roman" w:hAnsi="Calibri" w:cs="Calibri"/>
+                <w:color w:val="000000"/>
+                <w:kern w:val="0"/>
+                <w:sz w:val="22"/>
+                <w:szCs w:val="22"/>
+                <w14:ligatures w14:val="none"/>
+              </w:rPr>
+              <w:t>korekta cylindra 2</w:t>
             </w:r>
           </w:p>
         </w:tc>
@@ -18845,53 +16722,16 @@
                 <w14:ligatures w14:val="none"/>
               </w:rPr>
             </w:pPr>
-            <w:proofErr w:type="spellStart"/>
-            <w:r>
-              <w:rPr>
-                <w:rFonts w:ascii="Calibri" w:eastAsia="Times New Roman" w:hAnsi="Calibri" w:cs="Calibri"/>
-                <w:color w:val="000000"/>
-                <w:kern w:val="0"/>
-                <w:sz w:val="22"/>
-                <w:szCs w:val="22"/>
-                <w14:ligatures w14:val="none"/>
-              </w:rPr>
-              <w:t>korekta</w:t>
-            </w:r>
-            <w:proofErr w:type="spellEnd"/>
-            <w:r>
-              <w:rPr>
-                <w:rFonts w:ascii="Calibri" w:eastAsia="Times New Roman" w:hAnsi="Calibri" w:cs="Calibri"/>
-                <w:color w:val="000000"/>
-                <w:kern w:val="0"/>
-                <w:sz w:val="22"/>
-                <w:szCs w:val="22"/>
-                <w14:ligatures w14:val="none"/>
-              </w:rPr>
-              <w:t xml:space="preserve"> </w:t>
-            </w:r>
-            <w:proofErr w:type="spellStart"/>
-            <w:r>
-              <w:rPr>
-                <w:rFonts w:ascii="Calibri" w:eastAsia="Times New Roman" w:hAnsi="Calibri" w:cs="Calibri"/>
-                <w:color w:val="000000"/>
-                <w:kern w:val="0"/>
-                <w:sz w:val="22"/>
-                <w:szCs w:val="22"/>
-                <w14:ligatures w14:val="none"/>
-              </w:rPr>
-              <w:t>cylindra</w:t>
-            </w:r>
-            <w:proofErr w:type="spellEnd"/>
-            <w:r>
-              <w:rPr>
-                <w:rFonts w:ascii="Calibri" w:eastAsia="Times New Roman" w:hAnsi="Calibri" w:cs="Calibri"/>
-                <w:color w:val="000000"/>
-                <w:kern w:val="0"/>
-                <w:sz w:val="22"/>
-                <w:szCs w:val="22"/>
-                <w14:ligatures w14:val="none"/>
-              </w:rPr>
-              <w:t xml:space="preserve"> 3</w:t>
+            <w:r>
+              <w:rPr>
+                <w:rFonts w:ascii="Calibri" w:eastAsia="Times New Roman" w:hAnsi="Calibri" w:cs="Calibri"/>
+                <w:color w:val="000000"/>
+                <w:kern w:val="0"/>
+                <w:sz w:val="22"/>
+                <w:szCs w:val="22"/>
+                <w14:ligatures w14:val="none"/>
+              </w:rPr>
+              <w:t>korekta cylindra 3</w:t>
             </w:r>
           </w:p>
         </w:tc>
@@ -19004,53 +16844,16 @@
                 <w14:ligatures w14:val="none"/>
               </w:rPr>
             </w:pPr>
-            <w:proofErr w:type="spellStart"/>
-            <w:r>
-              <w:rPr>
-                <w:rFonts w:ascii="Calibri" w:eastAsia="Times New Roman" w:hAnsi="Calibri" w:cs="Calibri"/>
-                <w:color w:val="000000"/>
-                <w:kern w:val="0"/>
-                <w:sz w:val="22"/>
-                <w:szCs w:val="22"/>
-                <w14:ligatures w14:val="none"/>
-              </w:rPr>
-              <w:t>korekta</w:t>
-            </w:r>
-            <w:proofErr w:type="spellEnd"/>
-            <w:r>
-              <w:rPr>
-                <w:rFonts w:ascii="Calibri" w:eastAsia="Times New Roman" w:hAnsi="Calibri" w:cs="Calibri"/>
-                <w:color w:val="000000"/>
-                <w:kern w:val="0"/>
-                <w:sz w:val="22"/>
-                <w:szCs w:val="22"/>
-                <w14:ligatures w14:val="none"/>
-              </w:rPr>
-              <w:t xml:space="preserve"> </w:t>
-            </w:r>
-            <w:proofErr w:type="spellStart"/>
-            <w:r>
-              <w:rPr>
-                <w:rFonts w:ascii="Calibri" w:eastAsia="Times New Roman" w:hAnsi="Calibri" w:cs="Calibri"/>
-                <w:color w:val="000000"/>
-                <w:kern w:val="0"/>
-                <w:sz w:val="22"/>
-                <w:szCs w:val="22"/>
-                <w14:ligatures w14:val="none"/>
-              </w:rPr>
-              <w:t>cylindra</w:t>
-            </w:r>
-            <w:proofErr w:type="spellEnd"/>
-            <w:r>
-              <w:rPr>
-                <w:rFonts w:ascii="Calibri" w:eastAsia="Times New Roman" w:hAnsi="Calibri" w:cs="Calibri"/>
-                <w:color w:val="000000"/>
-                <w:kern w:val="0"/>
-                <w:sz w:val="22"/>
-                <w:szCs w:val="22"/>
-                <w14:ligatures w14:val="none"/>
-              </w:rPr>
-              <w:t xml:space="preserve"> 4</w:t>
+            <w:r>
+              <w:rPr>
+                <w:rFonts w:ascii="Calibri" w:eastAsia="Times New Roman" w:hAnsi="Calibri" w:cs="Calibri"/>
+                <w:color w:val="000000"/>
+                <w:kern w:val="0"/>
+                <w:sz w:val="22"/>
+                <w:szCs w:val="22"/>
+                <w14:ligatures w14:val="none"/>
+              </w:rPr>
+              <w:t>korekta cylindra 4</w:t>
             </w:r>
           </w:p>
         </w:tc>
@@ -19291,7 +17094,6 @@
                 <w14:ligatures w14:val="none"/>
               </w:rPr>
             </w:pPr>
-            <w:proofErr w:type="spellStart"/>
             <w:r>
               <w:rPr>
                 <w:rFonts w:ascii="Calibri" w:eastAsia="Times New Roman" w:hAnsi="Calibri" w:cs="Calibri"/>
@@ -19303,7 +17105,6 @@
               </w:rPr>
               <w:t>prędkość</w:t>
             </w:r>
-            <w:proofErr w:type="spellEnd"/>
           </w:p>
         </w:tc>
       </w:tr>
@@ -19935,6 +17736,133 @@
                 <w14:ligatures w14:val="none"/>
               </w:rPr>
               <w:t>Najlepszy czas w sekundach od 100 do 200 km/h, trwale zapisany w baccable</w:t>
+            </w:r>
+          </w:p>
+        </w:tc>
+      </w:tr>
+      <w:tr>
+        <w:trPr>
+          <w:cantSplit/>
+          <w:trHeight w:val="300"/>
+          <w:jc w:val="center"/>
+        </w:trPr>
+        <w:tc>
+          <w:tcPr>
+            <w:tcW w:w="1985" w:type="dxa"/>
+            <w:tcBorders>
+              <w:top w:val="single" w:sz="4" w:space="0" w:color="auto"/>
+              <w:left w:val="single" w:sz="4" w:space="0" w:color="auto"/>
+              <w:bottom w:val="single" w:sz="4" w:space="0" w:color="auto"/>
+              <w:right w:val="single" w:sz="4" w:space="0" w:color="auto"/>
+            </w:tcBorders>
+            <w:shd w:val="clear" w:color="auto" w:fill="auto"/>
+            <w:noWrap/>
+            <w:vAlign w:val="center"/>
+          </w:tcPr>
+          <w:p>
+            <w:pPr>
+              <w:spacing w:after="0" w:line="240" w:lineRule="auto"/>
+              <w:rPr>
+                <w:rFonts w:ascii="Calibri" w:eastAsia="Times New Roman" w:hAnsi="Calibri" w:cs="Calibri"/>
+                <w:color w:val="000000"/>
+                <w:kern w:val="0"/>
+                <w:sz w:val="22"/>
+                <w:szCs w:val="22"/>
+                <w:lang w:val="pl-PL"/>
+                <w14:ligatures w14:val="none"/>
+              </w:rPr>
+            </w:pPr>
+            <w:r>
+              <w:rPr>
+                <w:rFonts w:ascii="Calibri" w:eastAsia="Times New Roman" w:hAnsi="Calibri" w:cs="Calibri"/>
+                <w:color w:val="000000"/>
+                <w:kern w:val="0"/>
+                <w:sz w:val="22"/>
+                <w:szCs w:val="22"/>
+                <w:lang w:val="pl-PL"/>
+                <w14:ligatures w14:val="none"/>
+              </w:rPr>
+              <w:t>BrakePedal</w:t>
+            </w:r>
+          </w:p>
+        </w:tc>
+        <w:tc>
+          <w:tcPr>
+            <w:tcW w:w="1129" w:type="dxa"/>
+            <w:tcBorders>
+              <w:top w:val="single" w:sz="4" w:space="0" w:color="auto"/>
+              <w:left w:val="nil"/>
+              <w:bottom w:val="single" w:sz="4" w:space="0" w:color="auto"/>
+              <w:right w:val="single" w:sz="4" w:space="0" w:color="auto"/>
+            </w:tcBorders>
+            <w:shd w:val="clear" w:color="auto" w:fill="auto"/>
+            <w:noWrap/>
+            <w:vAlign w:val="bottom"/>
+          </w:tcPr>
+          <w:p>
+            <w:pPr>
+              <w:spacing w:after="0" w:line="240" w:lineRule="auto"/>
+              <w:rPr>
+                <w:rFonts w:ascii="Calibri" w:eastAsia="Times New Roman" w:hAnsi="Calibri" w:cs="Calibri"/>
+                <w:color w:val="000000"/>
+                <w:kern w:val="0"/>
+                <w:sz w:val="22"/>
+                <w:szCs w:val="22"/>
+                <w:lang w:val="pl-PL"/>
+                <w14:ligatures w14:val="none"/>
+              </w:rPr>
+            </w:pPr>
+            <w:r>
+              <w:rPr>
+                <w:rFonts w:ascii="Calibri" w:eastAsia="Times New Roman" w:hAnsi="Calibri" w:cs="Calibri"/>
+                <w:color w:val="000000"/>
+                <w:kern w:val="0"/>
+                <w:sz w:val="22"/>
+                <w:szCs w:val="22"/>
+                <w:lang w:val="pl-PL"/>
+                <w14:ligatures w14:val="none"/>
+              </w:rPr>
+              <w:t>%</w:t>
+            </w:r>
+          </w:p>
+        </w:tc>
+        <w:tc>
+          <w:tcPr>
+            <w:tcW w:w="5386" w:type="dxa"/>
+            <w:tcBorders>
+              <w:top w:val="single" w:sz="4" w:space="0" w:color="auto"/>
+              <w:left w:val="nil"/>
+              <w:bottom w:val="single" w:sz="4" w:space="0" w:color="auto"/>
+              <w:right w:val="single" w:sz="4" w:space="0" w:color="auto"/>
+            </w:tcBorders>
+            <w:shd w:val="clear" w:color="auto" w:fill="auto"/>
+            <w:noWrap/>
+            <w:vAlign w:val="bottom"/>
+          </w:tcPr>
+          <w:p>
+            <w:pPr>
+              <w:spacing w:after="0" w:line="240" w:lineRule="auto"/>
+              <w:rPr>
+                <w:rFonts w:ascii="Calibri" w:eastAsia="Times New Roman" w:hAnsi="Calibri" w:cs="Calibri"/>
+                <w:color w:val="000000"/>
+                <w:kern w:val="0"/>
+                <w:sz w:val="22"/>
+                <w:szCs w:val="22"/>
+                <w:lang w:val="pl-PL"/>
+                <w14:ligatures w14:val="none"/>
+              </w:rPr>
+            </w:pPr>
+            <w:r>
+              <w:rPr>
+                <w:rFonts w:ascii="Calibri" w:eastAsia="Times New Roman" w:hAnsi="Calibri" w:cs="Calibri"/>
+                <w:color w:val="000000"/>
+                <w:kern w:val="0"/>
+                <w:sz w:val="22"/>
+                <w:szCs w:val="22"/>
+                <w:lang w:val="pl-PL"/>
+                <w14:ligatures w14:val="none"/>
+              </w:rPr>
+              <w:t>Procent wciśnięcia pedału hamulca (od 0 do 100%)</w:t>
             </w:r>
           </w:p>
         </w:tc>
@@ -20096,7 +18024,6 @@
                 <w14:ligatures w14:val="none"/>
               </w:rPr>
             </w:pPr>
-            <w:proofErr w:type="spellStart"/>
             <w:r>
               <w:rPr>
                 <w:rFonts w:ascii="Calibri" w:eastAsia="Times New Roman" w:hAnsi="Calibri" w:cs="Calibri"/>
@@ -20108,9 +18035,8 @@
                 <w:szCs w:val="22"/>
                 <w14:ligatures w14:val="none"/>
               </w:rPr>
-              <w:t>Jednostka</w:t>
-            </w:r>
-            <w:proofErr w:type="spellEnd"/>
+              <w:t xml:space="preserve">Jednostka </w:t>
+            </w:r>
             <w:r>
               <w:rPr>
                 <w:rFonts w:ascii="Calibri" w:eastAsia="Times New Roman" w:hAnsi="Calibri" w:cs="Calibri"/>
@@ -20122,36 +18048,9 @@
                 <w:szCs w:val="22"/>
                 <w14:ligatures w14:val="none"/>
               </w:rPr>
-              <w:t xml:space="preserve"> </w:t>
-            </w:r>
-            <w:r>
-              <w:rPr>
-                <w:rFonts w:ascii="Calibri" w:eastAsia="Times New Roman" w:hAnsi="Calibri" w:cs="Calibri"/>
-                <w:b/>
-                <w:bCs/>
-                <w:color w:val="000000"/>
-                <w:kern w:val="0"/>
-                <w:sz w:val="22"/>
-                <w:szCs w:val="22"/>
-                <w14:ligatures w14:val="none"/>
-              </w:rPr>
               <w:br/>
-            </w:r>
-            <w:proofErr w:type="spellStart"/>
-            <w:r>
-              <w:rPr>
-                <w:rFonts w:ascii="Calibri" w:eastAsia="Times New Roman" w:hAnsi="Calibri" w:cs="Calibri"/>
-                <w:b/>
-                <w:bCs/>
-                <w:color w:val="000000"/>
-                <w:kern w:val="0"/>
-                <w:sz w:val="22"/>
-                <w:szCs w:val="22"/>
-                <w14:ligatures w14:val="none"/>
-              </w:rPr>
               <w:t>miary</w:t>
             </w:r>
-            <w:proofErr w:type="spellEnd"/>
           </w:p>
         </w:tc>
         <w:tc>
@@ -20183,7 +18082,6 @@
                 <w14:ligatures w14:val="none"/>
               </w:rPr>
             </w:pPr>
-            <w:proofErr w:type="spellStart"/>
             <w:r>
               <w:rPr>
                 <w:rFonts w:ascii="Calibri" w:eastAsia="Times New Roman" w:hAnsi="Calibri" w:cs="Calibri"/>
@@ -20197,7 +18095,6 @@
               </w:rPr>
               <w:t>Opis</w:t>
             </w:r>
-            <w:proofErr w:type="spellEnd"/>
           </w:p>
         </w:tc>
       </w:tr>
@@ -20364,44 +18261,7 @@
                 <w:szCs w:val="22"/>
                 <w14:ligatures w14:val="none"/>
               </w:rPr>
-              <w:t xml:space="preserve">Oil </w:t>
-            </w:r>
-            <w:proofErr w:type="spellStart"/>
-            <w:proofErr w:type="gramStart"/>
-            <w:r>
-              <w:rPr>
-                <w:rFonts w:ascii="Calibri" w:eastAsia="Times New Roman" w:hAnsi="Calibri" w:cs="Calibri"/>
-                <w:color w:val="000000"/>
-                <w:kern w:val="0"/>
-                <w:sz w:val="22"/>
-                <w:szCs w:val="22"/>
-                <w14:ligatures w14:val="none"/>
-              </w:rPr>
-              <w:t>Press.%</w:t>
-            </w:r>
-            <w:proofErr w:type="gramEnd"/>
-            <w:r>
-              <w:rPr>
-                <w:rFonts w:ascii="Calibri" w:eastAsia="Times New Roman" w:hAnsi="Calibri" w:cs="Calibri"/>
-                <w:color w:val="000000"/>
-                <w:kern w:val="0"/>
-                <w:sz w:val="22"/>
-                <w:szCs w:val="22"/>
-                <w14:ligatures w14:val="none"/>
-              </w:rPr>
-              <w:t>Water</w:t>
-            </w:r>
-            <w:proofErr w:type="spellEnd"/>
-            <w:r>
-              <w:rPr>
-                <w:rFonts w:ascii="Calibri" w:eastAsia="Times New Roman" w:hAnsi="Calibri" w:cs="Calibri"/>
-                <w:color w:val="000000"/>
-                <w:kern w:val="0"/>
-                <w:sz w:val="22"/>
-                <w:szCs w:val="22"/>
-                <w14:ligatures w14:val="none"/>
-              </w:rPr>
-              <w:t xml:space="preserve"> T</w:t>
+              <w:t>Oil Press.&amp;Water T</w:t>
             </w:r>
           </w:p>
         </w:tc>
@@ -20983,21 +18843,8 @@
                 <w:szCs w:val="22"/>
                 <w14:ligatures w14:val="none"/>
               </w:rPr>
-              <w:t xml:space="preserve">Moment </w:t>
-            </w:r>
-            <w:proofErr w:type="spellStart"/>
-            <w:r>
-              <w:rPr>
-                <w:rFonts w:ascii="Calibri" w:eastAsia="Times New Roman" w:hAnsi="Calibri" w:cs="Calibri"/>
-                <w:color w:val="000000"/>
-                <w:kern w:val="0"/>
-                <w:sz w:val="22"/>
-                <w:szCs w:val="22"/>
-                <w14:ligatures w14:val="none"/>
-              </w:rPr>
-              <w:t>obrotowy</w:t>
-            </w:r>
-            <w:proofErr w:type="spellEnd"/>
+              <w:t>Moment obrotowy</w:t>
+            </w:r>
           </w:p>
         </w:tc>
       </w:tr>
@@ -21111,53 +18958,16 @@
                 <w14:ligatures w14:val="none"/>
               </w:rPr>
             </w:pPr>
-            <w:proofErr w:type="spellStart"/>
-            <w:r>
-              <w:rPr>
-                <w:rFonts w:ascii="Calibri" w:eastAsia="Times New Roman" w:hAnsi="Calibri" w:cs="Calibri"/>
-                <w:color w:val="000000"/>
-                <w:kern w:val="0"/>
-                <w:sz w:val="22"/>
-                <w:szCs w:val="22"/>
-                <w14:ligatures w14:val="none"/>
-              </w:rPr>
-              <w:t>Procent</w:t>
-            </w:r>
-            <w:proofErr w:type="spellEnd"/>
-            <w:r>
-              <w:rPr>
-                <w:rFonts w:ascii="Calibri" w:eastAsia="Times New Roman" w:hAnsi="Calibri" w:cs="Calibri"/>
-                <w:color w:val="000000"/>
-                <w:kern w:val="0"/>
-                <w:sz w:val="22"/>
-                <w:szCs w:val="22"/>
-                <w14:ligatures w14:val="none"/>
-              </w:rPr>
-              <w:t xml:space="preserve"> </w:t>
-            </w:r>
-            <w:proofErr w:type="spellStart"/>
-            <w:r>
-              <w:rPr>
-                <w:rFonts w:ascii="Calibri" w:eastAsia="Times New Roman" w:hAnsi="Calibri" w:cs="Calibri"/>
-                <w:color w:val="000000"/>
-                <w:kern w:val="0"/>
-                <w:sz w:val="22"/>
-                <w:szCs w:val="22"/>
-                <w14:ligatures w14:val="none"/>
-              </w:rPr>
-              <w:t>zapchania</w:t>
-            </w:r>
-            <w:proofErr w:type="spellEnd"/>
-            <w:r>
-              <w:rPr>
-                <w:rFonts w:ascii="Calibri" w:eastAsia="Times New Roman" w:hAnsi="Calibri" w:cs="Calibri"/>
-                <w:color w:val="000000"/>
-                <w:kern w:val="0"/>
-                <w:sz w:val="22"/>
-                <w:szCs w:val="22"/>
-                <w14:ligatures w14:val="none"/>
-              </w:rPr>
-              <w:t xml:space="preserve"> DPF</w:t>
+            <w:r>
+              <w:rPr>
+                <w:rFonts w:ascii="Calibri" w:eastAsia="Times New Roman" w:hAnsi="Calibri" w:cs="Calibri"/>
+                <w:color w:val="000000"/>
+                <w:kern w:val="0"/>
+                <w:sz w:val="22"/>
+                <w:szCs w:val="22"/>
+                <w14:ligatures w14:val="none"/>
+              </w:rPr>
+              <w:t>Procent zapchania DPF</w:t>
             </w:r>
           </w:p>
         </w:tc>
@@ -21270,29 +19080,16 @@
                 <w14:ligatures w14:val="none"/>
               </w:rPr>
             </w:pPr>
-            <w:proofErr w:type="spellStart"/>
-            <w:r>
-              <w:rPr>
-                <w:rFonts w:ascii="Calibri" w:eastAsia="Times New Roman" w:hAnsi="Calibri" w:cs="Calibri"/>
-                <w:color w:val="000000"/>
-                <w:kern w:val="0"/>
-                <w:sz w:val="22"/>
-                <w:szCs w:val="22"/>
-                <w14:ligatures w14:val="none"/>
-              </w:rPr>
-              <w:t>Temperatura</w:t>
-            </w:r>
-            <w:proofErr w:type="spellEnd"/>
-            <w:r>
-              <w:rPr>
-                <w:rFonts w:ascii="Calibri" w:eastAsia="Times New Roman" w:hAnsi="Calibri" w:cs="Calibri"/>
-                <w:color w:val="000000"/>
-                <w:kern w:val="0"/>
-                <w:sz w:val="22"/>
-                <w:szCs w:val="22"/>
-                <w14:ligatures w14:val="none"/>
-              </w:rPr>
-              <w:t xml:space="preserve"> DPF</w:t>
+            <w:r>
+              <w:rPr>
+                <w:rFonts w:ascii="Calibri" w:eastAsia="Times New Roman" w:hAnsi="Calibri" w:cs="Calibri"/>
+                <w:color w:val="000000"/>
+                <w:kern w:val="0"/>
+                <w:sz w:val="22"/>
+                <w:szCs w:val="22"/>
+                <w14:ligatures w14:val="none"/>
+              </w:rPr>
+              <w:t>Temperatura DPF</w:t>
             </w:r>
           </w:p>
         </w:tc>
@@ -21464,6 +19261,7 @@
                 <w:szCs w:val="22"/>
                 <w14:ligatures w14:val="none"/>
               </w:rPr>
+              <w:lastRenderedPageBreak/>
               <w:t>LAST REGEN.</w:t>
             </w:r>
           </w:p>
@@ -21542,69 +19340,8 @@
                 <w:szCs w:val="22"/>
                 <w14:ligatures w14:val="none"/>
               </w:rPr>
-              <w:t xml:space="preserve">km </w:t>
-            </w:r>
-            <w:proofErr w:type="gramStart"/>
-            <w:r>
-              <w:rPr>
-                <w:rFonts w:ascii="Calibri" w:eastAsia="Times New Roman" w:hAnsi="Calibri" w:cs="Calibri"/>
-                <w:color w:val="000000"/>
-                <w:kern w:val="0"/>
-                <w:sz w:val="22"/>
-                <w:szCs w:val="22"/>
-                <w14:ligatures w14:val="none"/>
-              </w:rPr>
-              <w:t>od</w:t>
-            </w:r>
-            <w:proofErr w:type="gramEnd"/>
-            <w:r>
-              <w:rPr>
-                <w:rFonts w:ascii="Calibri" w:eastAsia="Times New Roman" w:hAnsi="Calibri" w:cs="Calibri"/>
-                <w:color w:val="000000"/>
-                <w:kern w:val="0"/>
-                <w:sz w:val="22"/>
-                <w:szCs w:val="22"/>
-                <w14:ligatures w14:val="none"/>
-              </w:rPr>
-              <w:t xml:space="preserve"> </w:t>
-            </w:r>
-            <w:proofErr w:type="spellStart"/>
-            <w:r>
-              <w:rPr>
-                <w:rFonts w:ascii="Calibri" w:eastAsia="Times New Roman" w:hAnsi="Calibri" w:cs="Calibri"/>
-                <w:color w:val="000000"/>
-                <w:kern w:val="0"/>
-                <w:sz w:val="22"/>
-                <w:szCs w:val="22"/>
-                <w14:ligatures w14:val="none"/>
-              </w:rPr>
-              <w:t>ostatniej</w:t>
-            </w:r>
-            <w:proofErr w:type="spellEnd"/>
-            <w:r>
-              <w:rPr>
-                <w:rFonts w:ascii="Calibri" w:eastAsia="Times New Roman" w:hAnsi="Calibri" w:cs="Calibri"/>
-                <w:color w:val="000000"/>
-                <w:kern w:val="0"/>
-                <w:sz w:val="22"/>
-                <w:szCs w:val="22"/>
-                <w14:ligatures w14:val="none"/>
-              </w:rPr>
-              <w:t xml:space="preserve"> </w:t>
-            </w:r>
-            <w:proofErr w:type="spellStart"/>
-            <w:r>
-              <w:rPr>
-                <w:rFonts w:ascii="Calibri" w:eastAsia="Times New Roman" w:hAnsi="Calibri" w:cs="Calibri"/>
-                <w:color w:val="000000"/>
-                <w:kern w:val="0"/>
-                <w:sz w:val="22"/>
-                <w:szCs w:val="22"/>
-                <w14:ligatures w14:val="none"/>
-              </w:rPr>
-              <w:t>regeneracji</w:t>
-            </w:r>
-            <w:proofErr w:type="spellEnd"/>
+              <w:t>km od ostatniej regeneracji</w:t>
+            </w:r>
           </w:p>
         </w:tc>
       </w:tr>
@@ -21649,7 +19386,6 @@
                 <w:szCs w:val="22"/>
                 <w14:ligatures w14:val="none"/>
               </w:rPr>
-              <w:lastRenderedPageBreak/>
               <w:t>TOT REGEN.</w:t>
             </w:r>
           </w:p>
@@ -21719,67 +19455,17 @@
                 <w14:ligatures w14:val="none"/>
               </w:rPr>
             </w:pPr>
-            <w:proofErr w:type="spellStart"/>
-            <w:r>
-              <w:rPr>
-                <w:rFonts w:ascii="Calibri" w:eastAsia="Times New Roman" w:hAnsi="Calibri" w:cs="Calibri"/>
-                <w:color w:val="000000"/>
-                <w:kern w:val="0"/>
-                <w:sz w:val="22"/>
-                <w:szCs w:val="22"/>
-                <w14:ligatures w14:val="none"/>
-              </w:rPr>
-              <w:t>Całkowita</w:t>
-            </w:r>
-            <w:proofErr w:type="spellEnd"/>
-            <w:r>
-              <w:rPr>
-                <w:rFonts w:ascii="Calibri" w:eastAsia="Times New Roman" w:hAnsi="Calibri" w:cs="Calibri"/>
-                <w:color w:val="000000"/>
-                <w:kern w:val="0"/>
-                <w:sz w:val="22"/>
-                <w:szCs w:val="22"/>
-                <w14:ligatures w14:val="none"/>
-              </w:rPr>
-              <w:t xml:space="preserve"> </w:t>
-            </w:r>
-            <w:proofErr w:type="spellStart"/>
-            <w:r>
-              <w:rPr>
-                <w:rFonts w:ascii="Calibri" w:eastAsia="Times New Roman" w:hAnsi="Calibri" w:cs="Calibri"/>
-                <w:color w:val="000000"/>
-                <w:kern w:val="0"/>
-                <w:sz w:val="22"/>
-                <w:szCs w:val="22"/>
-                <w14:ligatures w14:val="none"/>
-              </w:rPr>
-              <w:t>liczba</w:t>
-            </w:r>
-            <w:proofErr w:type="spellEnd"/>
-            <w:r>
-              <w:rPr>
-                <w:rFonts w:ascii="Calibri" w:eastAsia="Times New Roman" w:hAnsi="Calibri" w:cs="Calibri"/>
-                <w:color w:val="000000"/>
-                <w:kern w:val="0"/>
-                <w:sz w:val="22"/>
-                <w:szCs w:val="22"/>
-                <w14:ligatures w14:val="none"/>
-              </w:rPr>
-              <w:t xml:space="preserve"> </w:t>
-            </w:r>
-            <w:proofErr w:type="spellStart"/>
-            <w:r>
-              <w:rPr>
-                <w:rFonts w:ascii="Calibri" w:eastAsia="Times New Roman" w:hAnsi="Calibri" w:cs="Calibri"/>
-                <w:color w:val="000000"/>
-                <w:kern w:val="0"/>
-                <w:sz w:val="22"/>
-                <w:szCs w:val="22"/>
-                <w14:ligatures w14:val="none"/>
-              </w:rPr>
-              <w:t>regeneracji</w:t>
-            </w:r>
-            <w:proofErr w:type="spellEnd"/>
+            <w:r>
+              <w:rPr>
+                <w:rFonts w:ascii="Calibri" w:eastAsia="Times New Roman" w:hAnsi="Calibri" w:cs="Calibri"/>
+                <w:color w:val="000000"/>
+                <w:kern w:val="0"/>
+                <w:sz w:val="22"/>
+                <w:szCs w:val="22"/>
+                <w14:ligatures w14:val="none"/>
+              </w:rPr>
+              <w:t>Całkowita liczba regeneracji</w:t>
+            </w:r>
           </w:p>
         </w:tc>
       </w:tr>
@@ -21893,43 +19579,17 @@
                 <w14:ligatures w14:val="none"/>
               </w:rPr>
             </w:pPr>
-            <w:proofErr w:type="spellStart"/>
-            <w:r>
-              <w:rPr>
-                <w:rFonts w:ascii="Calibri" w:eastAsia="Times New Roman" w:hAnsi="Calibri" w:cs="Calibri"/>
-                <w:color w:val="000000"/>
-                <w:kern w:val="0"/>
-                <w:sz w:val="22"/>
-                <w:szCs w:val="22"/>
-                <w14:ligatures w14:val="none"/>
-              </w:rPr>
-              <w:t>średnia</w:t>
-            </w:r>
-            <w:proofErr w:type="spellEnd"/>
-            <w:r>
-              <w:rPr>
-                <w:rFonts w:ascii="Calibri" w:eastAsia="Times New Roman" w:hAnsi="Calibri" w:cs="Calibri"/>
-                <w:color w:val="000000"/>
-                <w:kern w:val="0"/>
-                <w:sz w:val="22"/>
-                <w:szCs w:val="22"/>
-                <w14:ligatures w14:val="none"/>
-              </w:rPr>
-              <w:t xml:space="preserve"> </w:t>
-            </w:r>
-            <w:proofErr w:type="spellStart"/>
-            <w:r>
-              <w:rPr>
-                <w:rFonts w:ascii="Calibri" w:eastAsia="Times New Roman" w:hAnsi="Calibri" w:cs="Calibri"/>
-                <w:color w:val="000000"/>
-                <w:kern w:val="0"/>
-                <w:sz w:val="22"/>
-                <w:szCs w:val="22"/>
-                <w14:ligatures w14:val="none"/>
-              </w:rPr>
-              <w:t>regeneracji</w:t>
-            </w:r>
-            <w:proofErr w:type="spellEnd"/>
+            <w:r>
+              <w:rPr>
+                <w:rFonts w:ascii="Calibri" w:eastAsia="Times New Roman" w:hAnsi="Calibri" w:cs="Calibri"/>
+                <w:color w:val="000000"/>
+                <w:kern w:val="0"/>
+                <w:sz w:val="22"/>
+                <w:szCs w:val="22"/>
+                <w14:ligatures w14:val="none"/>
+              </w:rPr>
+              <w:t>średnia regeneracji</w:t>
+            </w:r>
           </w:p>
         </w:tc>
       </w:tr>
@@ -22043,43 +19703,17 @@
                 <w14:ligatures w14:val="none"/>
               </w:rPr>
             </w:pPr>
-            <w:proofErr w:type="spellStart"/>
-            <w:r>
-              <w:rPr>
-                <w:rFonts w:ascii="Calibri" w:eastAsia="Times New Roman" w:hAnsi="Calibri" w:cs="Calibri"/>
-                <w:color w:val="000000"/>
-                <w:kern w:val="0"/>
-                <w:sz w:val="22"/>
-                <w:szCs w:val="22"/>
-                <w14:ligatures w14:val="none"/>
-              </w:rPr>
-              <w:t>średnia</w:t>
-            </w:r>
-            <w:proofErr w:type="spellEnd"/>
-            <w:r>
-              <w:rPr>
-                <w:rFonts w:ascii="Calibri" w:eastAsia="Times New Roman" w:hAnsi="Calibri" w:cs="Calibri"/>
-                <w:color w:val="000000"/>
-                <w:kern w:val="0"/>
-                <w:sz w:val="22"/>
-                <w:szCs w:val="22"/>
-                <w14:ligatures w14:val="none"/>
-              </w:rPr>
-              <w:t xml:space="preserve"> </w:t>
-            </w:r>
-            <w:proofErr w:type="spellStart"/>
-            <w:r>
-              <w:rPr>
-                <w:rFonts w:ascii="Calibri" w:eastAsia="Times New Roman" w:hAnsi="Calibri" w:cs="Calibri"/>
-                <w:color w:val="000000"/>
-                <w:kern w:val="0"/>
-                <w:sz w:val="22"/>
-                <w:szCs w:val="22"/>
-                <w14:ligatures w14:val="none"/>
-              </w:rPr>
-              <w:t>regeneracji</w:t>
-            </w:r>
-            <w:proofErr w:type="spellEnd"/>
+            <w:r>
+              <w:rPr>
+                <w:rFonts w:ascii="Calibri" w:eastAsia="Times New Roman" w:hAnsi="Calibri" w:cs="Calibri"/>
+                <w:color w:val="000000"/>
+                <w:kern w:val="0"/>
+                <w:sz w:val="22"/>
+                <w:szCs w:val="22"/>
+                <w14:ligatures w14:val="none"/>
+              </w:rPr>
+              <w:t>średnia regeneracji</w:t>
+            </w:r>
           </w:p>
         </w:tc>
       </w:tr>
@@ -22319,43 +19953,17 @@
                 <w14:ligatures w14:val="none"/>
               </w:rPr>
             </w:pPr>
-            <w:proofErr w:type="spellStart"/>
-            <w:r>
-              <w:rPr>
-                <w:rFonts w:ascii="Calibri" w:eastAsia="Times New Roman" w:hAnsi="Calibri" w:cs="Calibri"/>
-                <w:color w:val="000000"/>
-                <w:kern w:val="0"/>
-                <w:sz w:val="22"/>
-                <w:szCs w:val="22"/>
-                <w14:ligatures w14:val="none"/>
-              </w:rPr>
-              <w:t>Napięcie</w:t>
-            </w:r>
-            <w:proofErr w:type="spellEnd"/>
-            <w:r>
-              <w:rPr>
-                <w:rFonts w:ascii="Calibri" w:eastAsia="Times New Roman" w:hAnsi="Calibri" w:cs="Calibri"/>
-                <w:color w:val="000000"/>
-                <w:kern w:val="0"/>
-                <w:sz w:val="22"/>
-                <w:szCs w:val="22"/>
-                <w14:ligatures w14:val="none"/>
-              </w:rPr>
-              <w:t xml:space="preserve"> </w:t>
-            </w:r>
-            <w:proofErr w:type="spellStart"/>
-            <w:r>
-              <w:rPr>
-                <w:rFonts w:ascii="Calibri" w:eastAsia="Times New Roman" w:hAnsi="Calibri" w:cs="Calibri"/>
-                <w:color w:val="000000"/>
-                <w:kern w:val="0"/>
-                <w:sz w:val="22"/>
-                <w:szCs w:val="22"/>
-                <w14:ligatures w14:val="none"/>
-              </w:rPr>
-              <w:t>akumulatora</w:t>
-            </w:r>
-            <w:proofErr w:type="spellEnd"/>
+            <w:r>
+              <w:rPr>
+                <w:rFonts w:ascii="Calibri" w:eastAsia="Times New Roman" w:hAnsi="Calibri" w:cs="Calibri"/>
+                <w:color w:val="000000"/>
+                <w:kern w:val="0"/>
+                <w:sz w:val="22"/>
+                <w:szCs w:val="22"/>
+                <w14:ligatures w14:val="none"/>
+              </w:rPr>
+              <w:t>Napięcie akumulatora</w:t>
+            </w:r>
           </w:p>
         </w:tc>
       </w:tr>
@@ -22746,43 +20354,17 @@
                 <w14:ligatures w14:val="none"/>
               </w:rPr>
             </w:pPr>
-            <w:proofErr w:type="spellStart"/>
-            <w:r>
-              <w:rPr>
-                <w:rFonts w:ascii="Calibri" w:eastAsia="Times New Roman" w:hAnsi="Calibri" w:cs="Calibri"/>
-                <w:color w:val="000000"/>
-                <w:kern w:val="0"/>
-                <w:sz w:val="22"/>
-                <w:szCs w:val="22"/>
-                <w14:ligatures w14:val="none"/>
-              </w:rPr>
-              <w:t>jakość</w:t>
-            </w:r>
-            <w:proofErr w:type="spellEnd"/>
-            <w:r>
-              <w:rPr>
-                <w:rFonts w:ascii="Calibri" w:eastAsia="Times New Roman" w:hAnsi="Calibri" w:cs="Calibri"/>
-                <w:color w:val="000000"/>
-                <w:kern w:val="0"/>
-                <w:sz w:val="22"/>
-                <w:szCs w:val="22"/>
-                <w14:ligatures w14:val="none"/>
-              </w:rPr>
-              <w:t xml:space="preserve"> </w:t>
-            </w:r>
-            <w:proofErr w:type="spellStart"/>
-            <w:r>
-              <w:rPr>
-                <w:rFonts w:ascii="Calibri" w:eastAsia="Times New Roman" w:hAnsi="Calibri" w:cs="Calibri"/>
-                <w:color w:val="000000"/>
-                <w:kern w:val="0"/>
-                <w:sz w:val="22"/>
-                <w:szCs w:val="22"/>
-                <w14:ligatures w14:val="none"/>
-              </w:rPr>
-              <w:t>oleju</w:t>
-            </w:r>
-            <w:proofErr w:type="spellEnd"/>
+            <w:r>
+              <w:rPr>
+                <w:rFonts w:ascii="Calibri" w:eastAsia="Times New Roman" w:hAnsi="Calibri" w:cs="Calibri"/>
+                <w:color w:val="000000"/>
+                <w:kern w:val="0"/>
+                <w:sz w:val="22"/>
+                <w:szCs w:val="22"/>
+                <w14:ligatures w14:val="none"/>
+              </w:rPr>
+              <w:t>jakość oleju</w:t>
+            </w:r>
           </w:p>
         </w:tc>
       </w:tr>
@@ -22894,43 +20476,17 @@
                 <w14:ligatures w14:val="none"/>
               </w:rPr>
             </w:pPr>
-            <w:proofErr w:type="spellStart"/>
-            <w:r>
-              <w:rPr>
-                <w:rFonts w:ascii="Calibri" w:eastAsia="Times New Roman" w:hAnsi="Calibri" w:cs="Calibri"/>
-                <w:color w:val="000000"/>
-                <w:kern w:val="0"/>
-                <w:sz w:val="22"/>
-                <w:szCs w:val="22"/>
-                <w14:ligatures w14:val="none"/>
-              </w:rPr>
-              <w:t>temperatura</w:t>
-            </w:r>
-            <w:proofErr w:type="spellEnd"/>
-            <w:r>
-              <w:rPr>
-                <w:rFonts w:ascii="Calibri" w:eastAsia="Times New Roman" w:hAnsi="Calibri" w:cs="Calibri"/>
-                <w:color w:val="000000"/>
-                <w:kern w:val="0"/>
-                <w:sz w:val="22"/>
-                <w:szCs w:val="22"/>
-                <w14:ligatures w14:val="none"/>
-              </w:rPr>
-              <w:t xml:space="preserve"> </w:t>
-            </w:r>
-            <w:proofErr w:type="spellStart"/>
-            <w:r>
-              <w:rPr>
-                <w:rFonts w:ascii="Calibri" w:eastAsia="Times New Roman" w:hAnsi="Calibri" w:cs="Calibri"/>
-                <w:color w:val="000000"/>
-                <w:kern w:val="0"/>
-                <w:sz w:val="22"/>
-                <w:szCs w:val="22"/>
-                <w14:ligatures w14:val="none"/>
-              </w:rPr>
-              <w:t>oleju</w:t>
-            </w:r>
-            <w:proofErr w:type="spellEnd"/>
+            <w:r>
+              <w:rPr>
+                <w:rFonts w:ascii="Calibri" w:eastAsia="Times New Roman" w:hAnsi="Calibri" w:cs="Calibri"/>
+                <w:color w:val="000000"/>
+                <w:kern w:val="0"/>
+                <w:sz w:val="22"/>
+                <w:szCs w:val="22"/>
+                <w14:ligatures w14:val="none"/>
+              </w:rPr>
+              <w:t>temperatura oleju</w:t>
+            </w:r>
           </w:p>
         </w:tc>
       </w:tr>
@@ -23044,43 +20600,17 @@
                 <w14:ligatures w14:val="none"/>
               </w:rPr>
             </w:pPr>
-            <w:proofErr w:type="spellStart"/>
-            <w:r>
-              <w:rPr>
-                <w:rFonts w:ascii="Calibri" w:eastAsia="Times New Roman" w:hAnsi="Calibri" w:cs="Calibri"/>
-                <w:color w:val="000000"/>
-                <w:kern w:val="0"/>
-                <w:sz w:val="22"/>
-                <w:szCs w:val="22"/>
-                <w14:ligatures w14:val="none"/>
-              </w:rPr>
-              <w:t>ciśnienie</w:t>
-            </w:r>
-            <w:proofErr w:type="spellEnd"/>
-            <w:r>
-              <w:rPr>
-                <w:rFonts w:ascii="Calibri" w:eastAsia="Times New Roman" w:hAnsi="Calibri" w:cs="Calibri"/>
-                <w:color w:val="000000"/>
-                <w:kern w:val="0"/>
-                <w:sz w:val="22"/>
-                <w:szCs w:val="22"/>
-                <w14:ligatures w14:val="none"/>
-              </w:rPr>
-              <w:t xml:space="preserve"> </w:t>
-            </w:r>
-            <w:proofErr w:type="spellStart"/>
-            <w:r>
-              <w:rPr>
-                <w:rFonts w:ascii="Calibri" w:eastAsia="Times New Roman" w:hAnsi="Calibri" w:cs="Calibri"/>
-                <w:color w:val="000000"/>
-                <w:kern w:val="0"/>
-                <w:sz w:val="22"/>
-                <w:szCs w:val="22"/>
-                <w14:ligatures w14:val="none"/>
-              </w:rPr>
-              <w:t>oleju</w:t>
-            </w:r>
-            <w:proofErr w:type="spellEnd"/>
+            <w:r>
+              <w:rPr>
+                <w:rFonts w:ascii="Calibri" w:eastAsia="Times New Roman" w:hAnsi="Calibri" w:cs="Calibri"/>
+                <w:color w:val="000000"/>
+                <w:kern w:val="0"/>
+                <w:sz w:val="22"/>
+                <w:szCs w:val="22"/>
+                <w14:ligatures w14:val="none"/>
+              </w:rPr>
+              <w:t>ciśnienie oleju</w:t>
+            </w:r>
           </w:p>
         </w:tc>
       </w:tr>
@@ -23564,67 +21094,17 @@
                 <w14:ligatures w14:val="none"/>
               </w:rPr>
             </w:pPr>
-            <w:proofErr w:type="spellStart"/>
-            <w:r>
-              <w:rPr>
-                <w:rFonts w:ascii="Calibri" w:eastAsia="Times New Roman" w:hAnsi="Calibri" w:cs="Calibri"/>
-                <w:color w:val="000000"/>
-                <w:kern w:val="0"/>
-                <w:sz w:val="22"/>
-                <w:szCs w:val="22"/>
-                <w14:ligatures w14:val="none"/>
-              </w:rPr>
-              <w:t>temperatura</w:t>
-            </w:r>
-            <w:proofErr w:type="spellEnd"/>
-            <w:r>
-              <w:rPr>
-                <w:rFonts w:ascii="Calibri" w:eastAsia="Times New Roman" w:hAnsi="Calibri" w:cs="Calibri"/>
-                <w:color w:val="000000"/>
-                <w:kern w:val="0"/>
-                <w:sz w:val="22"/>
-                <w:szCs w:val="22"/>
-                <w14:ligatures w14:val="none"/>
-              </w:rPr>
-              <w:t xml:space="preserve"> </w:t>
-            </w:r>
-            <w:proofErr w:type="spellStart"/>
-            <w:r>
-              <w:rPr>
-                <w:rFonts w:ascii="Calibri" w:eastAsia="Times New Roman" w:hAnsi="Calibri" w:cs="Calibri"/>
-                <w:color w:val="000000"/>
-                <w:kern w:val="0"/>
-                <w:sz w:val="22"/>
-                <w:szCs w:val="22"/>
-                <w14:ligatures w14:val="none"/>
-              </w:rPr>
-              <w:t>skrzyni</w:t>
-            </w:r>
-            <w:proofErr w:type="spellEnd"/>
-            <w:r>
-              <w:rPr>
-                <w:rFonts w:ascii="Calibri" w:eastAsia="Times New Roman" w:hAnsi="Calibri" w:cs="Calibri"/>
-                <w:color w:val="000000"/>
-                <w:kern w:val="0"/>
-                <w:sz w:val="22"/>
-                <w:szCs w:val="22"/>
-                <w14:ligatures w14:val="none"/>
-              </w:rPr>
-              <w:t xml:space="preserve"> </w:t>
-            </w:r>
-            <w:proofErr w:type="spellStart"/>
-            <w:r>
-              <w:rPr>
-                <w:rFonts w:ascii="Calibri" w:eastAsia="Times New Roman" w:hAnsi="Calibri" w:cs="Calibri"/>
-                <w:color w:val="000000"/>
-                <w:kern w:val="0"/>
-                <w:sz w:val="22"/>
-                <w:szCs w:val="22"/>
-                <w14:ligatures w14:val="none"/>
-              </w:rPr>
-              <w:t>biegów</w:t>
-            </w:r>
-            <w:proofErr w:type="spellEnd"/>
+            <w:r>
+              <w:rPr>
+                <w:rFonts w:ascii="Calibri" w:eastAsia="Times New Roman" w:hAnsi="Calibri" w:cs="Calibri"/>
+                <w:color w:val="000000"/>
+                <w:kern w:val="0"/>
+                <w:sz w:val="22"/>
+                <w:szCs w:val="22"/>
+                <w14:ligatures w14:val="none"/>
+              </w:rPr>
+              <w:t>temperatura skrzyni biegów</w:t>
+            </w:r>
           </w:p>
         </w:tc>
       </w:tr>
@@ -23668,7 +21148,7 @@
                 <w:szCs w:val="22"/>
                 <w14:ligatures w14:val="none"/>
               </w:rPr>
-              <w:t>EXAUST GAS</w:t>
+              <w:t>EXHAUST GAS</w:t>
             </w:r>
           </w:p>
         </w:tc>
@@ -23862,43 +21342,17 @@
                 <w14:ligatures w14:val="none"/>
               </w:rPr>
             </w:pPr>
-            <w:proofErr w:type="spellStart"/>
-            <w:r>
-              <w:rPr>
-                <w:rFonts w:ascii="Calibri" w:eastAsia="Times New Roman" w:hAnsi="Calibri" w:cs="Calibri"/>
-                <w:color w:val="000000"/>
-                <w:kern w:val="0"/>
-                <w:sz w:val="22"/>
-                <w:szCs w:val="22"/>
-                <w14:ligatures w14:val="none"/>
-              </w:rPr>
-              <w:t>aktualny</w:t>
-            </w:r>
-            <w:proofErr w:type="spellEnd"/>
-            <w:r>
-              <w:rPr>
-                <w:rFonts w:ascii="Calibri" w:eastAsia="Times New Roman" w:hAnsi="Calibri" w:cs="Calibri"/>
-                <w:color w:val="000000"/>
-                <w:kern w:val="0"/>
-                <w:sz w:val="22"/>
-                <w:szCs w:val="22"/>
-                <w14:ligatures w14:val="none"/>
-              </w:rPr>
-              <w:t xml:space="preserve"> </w:t>
-            </w:r>
-            <w:proofErr w:type="spellStart"/>
-            <w:r>
-              <w:rPr>
-                <w:rFonts w:ascii="Calibri" w:eastAsia="Times New Roman" w:hAnsi="Calibri" w:cs="Calibri"/>
-                <w:color w:val="000000"/>
-                <w:kern w:val="0"/>
-                <w:sz w:val="22"/>
-                <w:szCs w:val="22"/>
-                <w14:ligatures w14:val="none"/>
-              </w:rPr>
-              <w:t>bieg</w:t>
-            </w:r>
-            <w:proofErr w:type="spellEnd"/>
+            <w:r>
+              <w:rPr>
+                <w:rFonts w:ascii="Calibri" w:eastAsia="Times New Roman" w:hAnsi="Calibri" w:cs="Calibri"/>
+                <w:color w:val="000000"/>
+                <w:kern w:val="0"/>
+                <w:sz w:val="22"/>
+                <w:szCs w:val="22"/>
+                <w14:ligatures w14:val="none"/>
+              </w:rPr>
+              <w:t>aktualny bieg</w:t>
+            </w:r>
           </w:p>
         </w:tc>
       </w:tr>
@@ -24010,43 +21464,17 @@
                 <w14:ligatures w14:val="none"/>
               </w:rPr>
             </w:pPr>
-            <w:proofErr w:type="spellStart"/>
-            <w:r>
-              <w:rPr>
-                <w:rFonts w:ascii="Calibri" w:eastAsia="Times New Roman" w:hAnsi="Calibri" w:cs="Calibri"/>
-                <w:color w:val="000000"/>
-                <w:kern w:val="0"/>
-                <w:sz w:val="22"/>
-                <w:szCs w:val="22"/>
-                <w14:ligatures w14:val="none"/>
-              </w:rPr>
-              <w:t>temperatura</w:t>
-            </w:r>
-            <w:proofErr w:type="spellEnd"/>
-            <w:r>
-              <w:rPr>
-                <w:rFonts w:ascii="Calibri" w:eastAsia="Times New Roman" w:hAnsi="Calibri" w:cs="Calibri"/>
-                <w:color w:val="000000"/>
-                <w:kern w:val="0"/>
-                <w:sz w:val="22"/>
-                <w:szCs w:val="22"/>
-                <w14:ligatures w14:val="none"/>
-              </w:rPr>
-              <w:t xml:space="preserve"> </w:t>
-            </w:r>
-            <w:proofErr w:type="spellStart"/>
-            <w:r>
-              <w:rPr>
-                <w:rFonts w:ascii="Calibri" w:eastAsia="Times New Roman" w:hAnsi="Calibri" w:cs="Calibri"/>
-                <w:color w:val="000000"/>
-                <w:kern w:val="0"/>
-                <w:sz w:val="22"/>
-                <w:szCs w:val="22"/>
-                <w14:ligatures w14:val="none"/>
-              </w:rPr>
-              <w:t>wody</w:t>
-            </w:r>
-            <w:proofErr w:type="spellEnd"/>
+            <w:r>
+              <w:rPr>
+                <w:rFonts w:ascii="Calibri" w:eastAsia="Times New Roman" w:hAnsi="Calibri" w:cs="Calibri"/>
+                <w:color w:val="000000"/>
+                <w:kern w:val="0"/>
+                <w:sz w:val="22"/>
+                <w:szCs w:val="22"/>
+                <w14:ligatures w14:val="none"/>
+              </w:rPr>
+              <w:t>temperatura wody</w:t>
+            </w:r>
           </w:p>
         </w:tc>
       </w:tr>
@@ -24160,53 +21588,16 @@
                 <w14:ligatures w14:val="none"/>
               </w:rPr>
             </w:pPr>
-            <w:proofErr w:type="spellStart"/>
-            <w:r>
-              <w:rPr>
-                <w:rFonts w:ascii="Calibri" w:eastAsia="Times New Roman" w:hAnsi="Calibri" w:cs="Calibri"/>
-                <w:color w:val="000000"/>
-                <w:kern w:val="0"/>
-                <w:sz w:val="22"/>
-                <w:szCs w:val="22"/>
-                <w14:ligatures w14:val="none"/>
-              </w:rPr>
-              <w:t>sterowanie</w:t>
-            </w:r>
-            <w:proofErr w:type="spellEnd"/>
-            <w:r>
-              <w:rPr>
-                <w:rFonts w:ascii="Calibri" w:eastAsia="Times New Roman" w:hAnsi="Calibri" w:cs="Calibri"/>
-                <w:color w:val="000000"/>
-                <w:kern w:val="0"/>
-                <w:sz w:val="22"/>
-                <w:szCs w:val="22"/>
-                <w14:ligatures w14:val="none"/>
-              </w:rPr>
-              <w:t xml:space="preserve"> </w:t>
-            </w:r>
-            <w:proofErr w:type="spellStart"/>
-            <w:r>
-              <w:rPr>
-                <w:rFonts w:ascii="Calibri" w:eastAsia="Times New Roman" w:hAnsi="Calibri" w:cs="Calibri"/>
-                <w:color w:val="000000"/>
-                <w:kern w:val="0"/>
-                <w:sz w:val="22"/>
-                <w:szCs w:val="22"/>
-                <w14:ligatures w14:val="none"/>
-              </w:rPr>
-              <w:t>zaworem</w:t>
-            </w:r>
-            <w:proofErr w:type="spellEnd"/>
-            <w:r>
-              <w:rPr>
-                <w:rFonts w:ascii="Calibri" w:eastAsia="Times New Roman" w:hAnsi="Calibri" w:cs="Calibri"/>
-                <w:color w:val="000000"/>
-                <w:kern w:val="0"/>
-                <w:sz w:val="22"/>
-                <w:szCs w:val="22"/>
-                <w14:ligatures w14:val="none"/>
-              </w:rPr>
-              <w:t xml:space="preserve"> EGR</w:t>
+            <w:r>
+              <w:rPr>
+                <w:rFonts w:ascii="Calibri" w:eastAsia="Times New Roman" w:hAnsi="Calibri" w:cs="Calibri"/>
+                <w:color w:val="000000"/>
+                <w:kern w:val="0"/>
+                <w:sz w:val="22"/>
+                <w:szCs w:val="22"/>
+                <w14:ligatures w14:val="none"/>
+              </w:rPr>
+              <w:t>sterowanie zaworem EGR</w:t>
             </w:r>
           </w:p>
         </w:tc>
@@ -24330,31 +21721,7 @@
                 <w:szCs w:val="22"/>
                 <w14:ligatures w14:val="none"/>
               </w:rPr>
-              <w:t xml:space="preserve">Stan </w:t>
-            </w:r>
-            <w:proofErr w:type="spellStart"/>
-            <w:r>
-              <w:rPr>
-                <w:rFonts w:ascii="Calibri" w:eastAsia="Times New Roman" w:hAnsi="Calibri" w:cs="Calibri"/>
-                <w:color w:val="000000"/>
-                <w:kern w:val="0"/>
-                <w:sz w:val="22"/>
-                <w:szCs w:val="22"/>
-                <w14:ligatures w14:val="none"/>
-              </w:rPr>
-              <w:t>zaworu</w:t>
-            </w:r>
-            <w:proofErr w:type="spellEnd"/>
-            <w:r>
-              <w:rPr>
-                <w:rFonts w:ascii="Calibri" w:eastAsia="Times New Roman" w:hAnsi="Calibri" w:cs="Calibri"/>
-                <w:color w:val="000000"/>
-                <w:kern w:val="0"/>
-                <w:sz w:val="22"/>
-                <w:szCs w:val="22"/>
-                <w14:ligatures w14:val="none"/>
-              </w:rPr>
-              <w:t xml:space="preserve"> EGR</w:t>
+              <w:t>Stan zaworu EGR</w:t>
             </w:r>
           </w:p>
         </w:tc>
@@ -24469,53 +21836,16 @@
                 <w14:ligatures w14:val="none"/>
               </w:rPr>
             </w:pPr>
-            <w:proofErr w:type="spellStart"/>
-            <w:r>
-              <w:rPr>
-                <w:rFonts w:ascii="Calibri" w:eastAsia="Times New Roman" w:hAnsi="Calibri" w:cs="Calibri"/>
-                <w:color w:val="000000"/>
-                <w:kern w:val="0"/>
-                <w:sz w:val="22"/>
-                <w:szCs w:val="22"/>
-                <w14:ligatures w14:val="none"/>
-              </w:rPr>
-              <w:t>żądane</w:t>
-            </w:r>
-            <w:proofErr w:type="spellEnd"/>
-            <w:r>
-              <w:rPr>
-                <w:rFonts w:ascii="Calibri" w:eastAsia="Times New Roman" w:hAnsi="Calibri" w:cs="Calibri"/>
-                <w:color w:val="000000"/>
-                <w:kern w:val="0"/>
-                <w:sz w:val="22"/>
-                <w:szCs w:val="22"/>
-                <w14:ligatures w14:val="none"/>
-              </w:rPr>
-              <w:t xml:space="preserve"> </w:t>
-            </w:r>
-            <w:proofErr w:type="spellStart"/>
-            <w:r>
-              <w:rPr>
-                <w:rFonts w:ascii="Calibri" w:eastAsia="Times New Roman" w:hAnsi="Calibri" w:cs="Calibri"/>
-                <w:color w:val="000000"/>
-                <w:kern w:val="0"/>
-                <w:sz w:val="22"/>
-                <w:szCs w:val="22"/>
-                <w14:ligatures w14:val="none"/>
-              </w:rPr>
-              <w:t>ciśnienie</w:t>
-            </w:r>
-            <w:proofErr w:type="spellEnd"/>
-            <w:r>
-              <w:rPr>
-                <w:rFonts w:ascii="Calibri" w:eastAsia="Times New Roman" w:hAnsi="Calibri" w:cs="Calibri"/>
-                <w:color w:val="000000"/>
-                <w:kern w:val="0"/>
-                <w:sz w:val="22"/>
-                <w:szCs w:val="22"/>
-                <w14:ligatures w14:val="none"/>
-              </w:rPr>
-              <w:t xml:space="preserve"> turbo</w:t>
+            <w:r>
+              <w:rPr>
+                <w:rFonts w:ascii="Calibri" w:eastAsia="Times New Roman" w:hAnsi="Calibri" w:cs="Calibri"/>
+                <w:color w:val="000000"/>
+                <w:kern w:val="0"/>
+                <w:sz w:val="22"/>
+                <w:szCs w:val="22"/>
+                <w14:ligatures w14:val="none"/>
+              </w:rPr>
+              <w:t>żądane ciśnienie turbo</w:t>
             </w:r>
           </w:p>
         </w:tc>
@@ -24630,53 +21960,16 @@
                 <w14:ligatures w14:val="none"/>
               </w:rPr>
             </w:pPr>
-            <w:proofErr w:type="spellStart"/>
-            <w:r>
-              <w:rPr>
-                <w:rFonts w:ascii="Calibri" w:eastAsia="Times New Roman" w:hAnsi="Calibri" w:cs="Calibri"/>
-                <w:color w:val="000000"/>
-                <w:kern w:val="0"/>
-                <w:sz w:val="22"/>
-                <w:szCs w:val="22"/>
-                <w14:ligatures w14:val="none"/>
-              </w:rPr>
-              <w:t>żądany</w:t>
-            </w:r>
-            <w:proofErr w:type="spellEnd"/>
-            <w:r>
-              <w:rPr>
-                <w:rFonts w:ascii="Calibri" w:eastAsia="Times New Roman" w:hAnsi="Calibri" w:cs="Calibri"/>
-                <w:color w:val="000000"/>
-                <w:kern w:val="0"/>
-                <w:sz w:val="22"/>
-                <w:szCs w:val="22"/>
-                <w14:ligatures w14:val="none"/>
-              </w:rPr>
-              <w:t xml:space="preserve"> </w:t>
-            </w:r>
-            <w:proofErr w:type="spellStart"/>
-            <w:r>
-              <w:rPr>
-                <w:rFonts w:ascii="Calibri" w:eastAsia="Times New Roman" w:hAnsi="Calibri" w:cs="Calibri"/>
-                <w:color w:val="000000"/>
-                <w:kern w:val="0"/>
-                <w:sz w:val="22"/>
-                <w:szCs w:val="22"/>
-                <w14:ligatures w14:val="none"/>
-              </w:rPr>
-              <w:t>procent</w:t>
-            </w:r>
-            <w:proofErr w:type="spellEnd"/>
-            <w:r>
-              <w:rPr>
-                <w:rFonts w:ascii="Calibri" w:eastAsia="Times New Roman" w:hAnsi="Calibri" w:cs="Calibri"/>
-                <w:color w:val="000000"/>
-                <w:kern w:val="0"/>
-                <w:sz w:val="22"/>
-                <w:szCs w:val="22"/>
-                <w14:ligatures w14:val="none"/>
-              </w:rPr>
-              <w:t xml:space="preserve"> turbo</w:t>
+            <w:r>
+              <w:rPr>
+                <w:rFonts w:ascii="Calibri" w:eastAsia="Times New Roman" w:hAnsi="Calibri" w:cs="Calibri"/>
+                <w:color w:val="000000"/>
+                <w:kern w:val="0"/>
+                <w:sz w:val="22"/>
+                <w:szCs w:val="22"/>
+                <w14:ligatures w14:val="none"/>
+              </w:rPr>
+              <w:t>żądany procent turbo</w:t>
             </w:r>
           </w:p>
         </w:tc>
@@ -24789,43 +22082,17 @@
                 <w14:ligatures w14:val="none"/>
               </w:rPr>
             </w:pPr>
-            <w:proofErr w:type="spellStart"/>
-            <w:r>
-              <w:rPr>
-                <w:rFonts w:ascii="Calibri" w:eastAsia="Times New Roman" w:hAnsi="Calibri" w:cs="Calibri"/>
-                <w:color w:val="000000"/>
-                <w:kern w:val="0"/>
-                <w:sz w:val="22"/>
-                <w:szCs w:val="22"/>
-                <w14:ligatures w14:val="none"/>
-              </w:rPr>
-              <w:t>temperatura</w:t>
-            </w:r>
-            <w:proofErr w:type="spellEnd"/>
-            <w:r>
-              <w:rPr>
-                <w:rFonts w:ascii="Calibri" w:eastAsia="Times New Roman" w:hAnsi="Calibri" w:cs="Calibri"/>
-                <w:color w:val="000000"/>
-                <w:kern w:val="0"/>
-                <w:sz w:val="22"/>
-                <w:szCs w:val="22"/>
-                <w14:ligatures w14:val="none"/>
-              </w:rPr>
-              <w:t xml:space="preserve"> </w:t>
-            </w:r>
-            <w:proofErr w:type="spellStart"/>
-            <w:r>
-              <w:rPr>
-                <w:rFonts w:ascii="Calibri" w:eastAsia="Times New Roman" w:hAnsi="Calibri" w:cs="Calibri"/>
-                <w:color w:val="000000"/>
-                <w:kern w:val="0"/>
-                <w:sz w:val="22"/>
-                <w:szCs w:val="22"/>
-                <w14:ligatures w14:val="none"/>
-              </w:rPr>
-              <w:t>turbiny</w:t>
-            </w:r>
-            <w:proofErr w:type="spellEnd"/>
+            <w:r>
+              <w:rPr>
+                <w:rFonts w:ascii="Calibri" w:eastAsia="Times New Roman" w:hAnsi="Calibri" w:cs="Calibri"/>
+                <w:color w:val="000000"/>
+                <w:kern w:val="0"/>
+                <w:sz w:val="22"/>
+                <w:szCs w:val="22"/>
+                <w14:ligatures w14:val="none"/>
+              </w:rPr>
+              <w:t>temperatura turbiny</w:t>
+            </w:r>
           </w:p>
         </w:tc>
       </w:tr>
@@ -24939,29 +22206,16 @@
                 <w14:ligatures w14:val="none"/>
               </w:rPr>
             </w:pPr>
-            <w:proofErr w:type="spellStart"/>
-            <w:r>
-              <w:rPr>
-                <w:rFonts w:ascii="Calibri" w:eastAsia="Times New Roman" w:hAnsi="Calibri" w:cs="Calibri"/>
-                <w:color w:val="000000"/>
-                <w:kern w:val="0"/>
-                <w:sz w:val="22"/>
-                <w:szCs w:val="22"/>
-                <w14:ligatures w14:val="none"/>
-              </w:rPr>
-              <w:t>ciśnienie</w:t>
-            </w:r>
-            <w:proofErr w:type="spellEnd"/>
-            <w:r>
-              <w:rPr>
-                <w:rFonts w:ascii="Calibri" w:eastAsia="Times New Roman" w:hAnsi="Calibri" w:cs="Calibri"/>
-                <w:color w:val="000000"/>
-                <w:kern w:val="0"/>
-                <w:sz w:val="22"/>
-                <w:szCs w:val="22"/>
-                <w14:ligatures w14:val="none"/>
-              </w:rPr>
-              <w:t xml:space="preserve"> turbo</w:t>
+            <w:r>
+              <w:rPr>
+                <w:rFonts w:ascii="Calibri" w:eastAsia="Times New Roman" w:hAnsi="Calibri" w:cs="Calibri"/>
+                <w:color w:val="000000"/>
+                <w:kern w:val="0"/>
+                <w:sz w:val="22"/>
+                <w:szCs w:val="22"/>
+                <w14:ligatures w14:val="none"/>
+              </w:rPr>
+              <w:t>ciśnienie turbo</w:t>
             </w:r>
           </w:p>
         </w:tc>
@@ -25076,29 +22330,16 @@
                 <w14:ligatures w14:val="none"/>
               </w:rPr>
             </w:pPr>
-            <w:proofErr w:type="spellStart"/>
-            <w:r>
-              <w:rPr>
-                <w:rFonts w:ascii="Calibri" w:eastAsia="Times New Roman" w:hAnsi="Calibri" w:cs="Calibri"/>
-                <w:color w:val="000000"/>
-                <w:kern w:val="0"/>
-                <w:sz w:val="22"/>
-                <w:szCs w:val="22"/>
-                <w14:ligatures w14:val="none"/>
-              </w:rPr>
-              <w:t>procent</w:t>
-            </w:r>
-            <w:proofErr w:type="spellEnd"/>
-            <w:r>
-              <w:rPr>
-                <w:rFonts w:ascii="Calibri" w:eastAsia="Times New Roman" w:hAnsi="Calibri" w:cs="Calibri"/>
-                <w:color w:val="000000"/>
-                <w:kern w:val="0"/>
-                <w:sz w:val="22"/>
-                <w:szCs w:val="22"/>
-                <w14:ligatures w14:val="none"/>
-              </w:rPr>
-              <w:t xml:space="preserve"> turbo</w:t>
+            <w:r>
+              <w:rPr>
+                <w:rFonts w:ascii="Calibri" w:eastAsia="Times New Roman" w:hAnsi="Calibri" w:cs="Calibri"/>
+                <w:color w:val="000000"/>
+                <w:kern w:val="0"/>
+                <w:sz w:val="22"/>
+                <w:szCs w:val="22"/>
+                <w14:ligatures w14:val="none"/>
+              </w:rPr>
+              <w:t>procent turbo</w:t>
             </w:r>
           </w:p>
         </w:tc>
@@ -25213,67 +22454,17 @@
                 <w14:ligatures w14:val="none"/>
               </w:rPr>
             </w:pPr>
-            <w:proofErr w:type="spellStart"/>
-            <w:r>
-              <w:rPr>
-                <w:rFonts w:ascii="Calibri" w:eastAsia="Times New Roman" w:hAnsi="Calibri" w:cs="Calibri"/>
-                <w:color w:val="000000"/>
-                <w:kern w:val="0"/>
-                <w:sz w:val="22"/>
-                <w:szCs w:val="22"/>
-                <w14:ligatures w14:val="none"/>
-              </w:rPr>
-              <w:t>żądane</w:t>
-            </w:r>
-            <w:proofErr w:type="spellEnd"/>
-            <w:r>
-              <w:rPr>
-                <w:rFonts w:ascii="Calibri" w:eastAsia="Times New Roman" w:hAnsi="Calibri" w:cs="Calibri"/>
-                <w:color w:val="000000"/>
-                <w:kern w:val="0"/>
-                <w:sz w:val="22"/>
-                <w:szCs w:val="22"/>
-                <w14:ligatures w14:val="none"/>
-              </w:rPr>
-              <w:t xml:space="preserve"> </w:t>
-            </w:r>
-            <w:proofErr w:type="spellStart"/>
-            <w:r>
-              <w:rPr>
-                <w:rFonts w:ascii="Calibri" w:eastAsia="Times New Roman" w:hAnsi="Calibri" w:cs="Calibri"/>
-                <w:color w:val="000000"/>
-                <w:kern w:val="0"/>
-                <w:sz w:val="22"/>
-                <w:szCs w:val="22"/>
-                <w14:ligatures w14:val="none"/>
-              </w:rPr>
-              <w:t>ciśnienie</w:t>
-            </w:r>
-            <w:proofErr w:type="spellEnd"/>
-            <w:r>
-              <w:rPr>
-                <w:rFonts w:ascii="Calibri" w:eastAsia="Times New Roman" w:hAnsi="Calibri" w:cs="Calibri"/>
-                <w:color w:val="000000"/>
-                <w:kern w:val="0"/>
-                <w:sz w:val="22"/>
-                <w:szCs w:val="22"/>
-                <w14:ligatures w14:val="none"/>
-              </w:rPr>
-              <w:t xml:space="preserve"> </w:t>
-            </w:r>
-            <w:proofErr w:type="spellStart"/>
-            <w:r>
-              <w:rPr>
-                <w:rFonts w:ascii="Calibri" w:eastAsia="Times New Roman" w:hAnsi="Calibri" w:cs="Calibri"/>
-                <w:color w:val="000000"/>
-                <w:kern w:val="0"/>
-                <w:sz w:val="22"/>
-                <w:szCs w:val="22"/>
-                <w14:ligatures w14:val="none"/>
-              </w:rPr>
-              <w:t>doładowania</w:t>
-            </w:r>
-            <w:proofErr w:type="spellEnd"/>
+            <w:r>
+              <w:rPr>
+                <w:rFonts w:ascii="Calibri" w:eastAsia="Times New Roman" w:hAnsi="Calibri" w:cs="Calibri"/>
+                <w:color w:val="000000"/>
+                <w:kern w:val="0"/>
+                <w:sz w:val="22"/>
+                <w:szCs w:val="22"/>
+                <w14:ligatures w14:val="none"/>
+              </w:rPr>
+              <w:t>żądane ciśnienie doładowania</w:t>
+            </w:r>
           </w:p>
         </w:tc>
       </w:tr>
@@ -25387,67 +22578,17 @@
                 <w14:ligatures w14:val="none"/>
               </w:rPr>
             </w:pPr>
-            <w:proofErr w:type="spellStart"/>
-            <w:r>
-              <w:rPr>
-                <w:rFonts w:ascii="Calibri" w:eastAsia="Times New Roman" w:hAnsi="Calibri" w:cs="Calibri"/>
-                <w:color w:val="000000"/>
-                <w:kern w:val="0"/>
-                <w:sz w:val="22"/>
-                <w:szCs w:val="22"/>
-                <w14:ligatures w14:val="none"/>
-              </w:rPr>
-              <w:t>napięcie</w:t>
-            </w:r>
-            <w:proofErr w:type="spellEnd"/>
-            <w:r>
-              <w:rPr>
-                <w:rFonts w:ascii="Calibri" w:eastAsia="Times New Roman" w:hAnsi="Calibri" w:cs="Calibri"/>
-                <w:color w:val="000000"/>
-                <w:kern w:val="0"/>
-                <w:sz w:val="22"/>
-                <w:szCs w:val="22"/>
-                <w14:ligatures w14:val="none"/>
-              </w:rPr>
-              <w:t xml:space="preserve"> </w:t>
-            </w:r>
-            <w:proofErr w:type="spellStart"/>
-            <w:r>
-              <w:rPr>
-                <w:rFonts w:ascii="Calibri" w:eastAsia="Times New Roman" w:hAnsi="Calibri" w:cs="Calibri"/>
-                <w:color w:val="000000"/>
-                <w:kern w:val="0"/>
-                <w:sz w:val="22"/>
-                <w:szCs w:val="22"/>
-                <w14:ligatures w14:val="none"/>
-              </w:rPr>
-              <w:t>czujnika</w:t>
-            </w:r>
-            <w:proofErr w:type="spellEnd"/>
-            <w:r>
-              <w:rPr>
-                <w:rFonts w:ascii="Calibri" w:eastAsia="Times New Roman" w:hAnsi="Calibri" w:cs="Calibri"/>
-                <w:color w:val="000000"/>
-                <w:kern w:val="0"/>
-                <w:sz w:val="22"/>
-                <w:szCs w:val="22"/>
-                <w14:ligatures w14:val="none"/>
-              </w:rPr>
-              <w:t xml:space="preserve"> </w:t>
-            </w:r>
-            <w:proofErr w:type="spellStart"/>
-            <w:r>
-              <w:rPr>
-                <w:rFonts w:ascii="Calibri" w:eastAsia="Times New Roman" w:hAnsi="Calibri" w:cs="Calibri"/>
-                <w:color w:val="000000"/>
-                <w:kern w:val="0"/>
-                <w:sz w:val="22"/>
-                <w:szCs w:val="22"/>
-                <w14:ligatures w14:val="none"/>
-              </w:rPr>
-              <w:t>doładowania</w:t>
-            </w:r>
-            <w:proofErr w:type="spellEnd"/>
+            <w:r>
+              <w:rPr>
+                <w:rFonts w:ascii="Calibri" w:eastAsia="Times New Roman" w:hAnsi="Calibri" w:cs="Calibri"/>
+                <w:color w:val="000000"/>
+                <w:kern w:val="0"/>
+                <w:sz w:val="22"/>
+                <w:szCs w:val="22"/>
+                <w14:ligatures w14:val="none"/>
+              </w:rPr>
+              <w:t>napięcie czujnika doładowania</w:t>
+            </w:r>
           </w:p>
         </w:tc>
       </w:tr>
@@ -25561,77 +22702,16 @@
                 <w14:ligatures w14:val="none"/>
               </w:rPr>
             </w:pPr>
-            <w:proofErr w:type="spellStart"/>
-            <w:r>
-              <w:rPr>
-                <w:rFonts w:ascii="Calibri" w:eastAsia="Times New Roman" w:hAnsi="Calibri" w:cs="Calibri"/>
-                <w:color w:val="000000"/>
-                <w:kern w:val="0"/>
-                <w:sz w:val="22"/>
-                <w:szCs w:val="22"/>
-                <w14:ligatures w14:val="none"/>
-              </w:rPr>
-              <w:t>ciśnienie</w:t>
-            </w:r>
-            <w:proofErr w:type="spellEnd"/>
-            <w:r>
-              <w:rPr>
-                <w:rFonts w:ascii="Calibri" w:eastAsia="Times New Roman" w:hAnsi="Calibri" w:cs="Calibri"/>
-                <w:color w:val="000000"/>
-                <w:kern w:val="0"/>
-                <w:sz w:val="22"/>
-                <w:szCs w:val="22"/>
-                <w14:ligatures w14:val="none"/>
-              </w:rPr>
-              <w:t xml:space="preserve"> </w:t>
-            </w:r>
-            <w:proofErr w:type="spellStart"/>
-            <w:r>
-              <w:rPr>
-                <w:rFonts w:ascii="Calibri" w:eastAsia="Times New Roman" w:hAnsi="Calibri" w:cs="Calibri"/>
-                <w:color w:val="000000"/>
-                <w:kern w:val="0"/>
-                <w:sz w:val="22"/>
-                <w:szCs w:val="22"/>
-                <w14:ligatures w14:val="none"/>
-              </w:rPr>
-              <w:t>szyny</w:t>
-            </w:r>
-            <w:proofErr w:type="spellEnd"/>
-            <w:r>
-              <w:rPr>
-                <w:rFonts w:ascii="Calibri" w:eastAsia="Times New Roman" w:hAnsi="Calibri" w:cs="Calibri"/>
-                <w:color w:val="000000"/>
-                <w:kern w:val="0"/>
-                <w:sz w:val="22"/>
-                <w:szCs w:val="22"/>
-                <w14:ligatures w14:val="none"/>
-              </w:rPr>
-              <w:t xml:space="preserve"> </w:t>
-            </w:r>
-            <w:proofErr w:type="spellStart"/>
-            <w:r>
-              <w:rPr>
-                <w:rFonts w:ascii="Calibri" w:eastAsia="Times New Roman" w:hAnsi="Calibri" w:cs="Calibri"/>
-                <w:color w:val="000000"/>
-                <w:kern w:val="0"/>
-                <w:sz w:val="22"/>
-                <w:szCs w:val="22"/>
-                <w14:ligatures w14:val="none"/>
-              </w:rPr>
-              <w:t>paliwowej</w:t>
-            </w:r>
-            <w:proofErr w:type="spellEnd"/>
-            <w:r>
-              <w:rPr>
-                <w:rFonts w:ascii="Calibri" w:eastAsia="Times New Roman" w:hAnsi="Calibri" w:cs="Calibri"/>
-                <w:color w:val="000000"/>
-                <w:kern w:val="0"/>
-                <w:sz w:val="22"/>
-                <w:szCs w:val="22"/>
-                <w14:ligatures w14:val="none"/>
-              </w:rPr>
-              <w:t xml:space="preserve"> (common rail)</w:t>
+            <w:r>
+              <w:rPr>
+                <w:rFonts w:ascii="Calibri" w:eastAsia="Times New Roman" w:hAnsi="Calibri" w:cs="Calibri"/>
+                <w:color w:val="000000"/>
+                <w:kern w:val="0"/>
+                <w:sz w:val="22"/>
+                <w:szCs w:val="22"/>
+                <w14:ligatures w14:val="none"/>
+              </w:rPr>
+              <w:t>ciśnienie szyny paliwowej (common rail)</w:t>
             </w:r>
           </w:p>
         </w:tc>
@@ -25744,67 +22824,17 @@
                 <w14:ligatures w14:val="none"/>
               </w:rPr>
             </w:pPr>
-            <w:proofErr w:type="spellStart"/>
-            <w:r>
-              <w:rPr>
-                <w:rFonts w:ascii="Calibri" w:eastAsia="Times New Roman" w:hAnsi="Calibri" w:cs="Calibri"/>
-                <w:color w:val="000000"/>
-                <w:kern w:val="0"/>
-                <w:sz w:val="22"/>
-                <w:szCs w:val="22"/>
-                <w14:ligatures w14:val="none"/>
-              </w:rPr>
-              <w:t>temperatura</w:t>
-            </w:r>
-            <w:proofErr w:type="spellEnd"/>
-            <w:r>
-              <w:rPr>
-                <w:rFonts w:ascii="Calibri" w:eastAsia="Times New Roman" w:hAnsi="Calibri" w:cs="Calibri"/>
-                <w:color w:val="000000"/>
-                <w:kern w:val="0"/>
-                <w:sz w:val="22"/>
-                <w:szCs w:val="22"/>
-                <w14:ligatures w14:val="none"/>
-              </w:rPr>
-              <w:t xml:space="preserve"> </w:t>
-            </w:r>
-            <w:proofErr w:type="spellStart"/>
-            <w:r>
-              <w:rPr>
-                <w:rFonts w:ascii="Calibri" w:eastAsia="Times New Roman" w:hAnsi="Calibri" w:cs="Calibri"/>
-                <w:color w:val="000000"/>
-                <w:kern w:val="0"/>
-                <w:sz w:val="22"/>
-                <w:szCs w:val="22"/>
-                <w14:ligatures w14:val="none"/>
-              </w:rPr>
-              <w:t>oleju</w:t>
-            </w:r>
-            <w:proofErr w:type="spellEnd"/>
-            <w:r>
-              <w:rPr>
-                <w:rFonts w:ascii="Calibri" w:eastAsia="Times New Roman" w:hAnsi="Calibri" w:cs="Calibri"/>
-                <w:color w:val="000000"/>
-                <w:kern w:val="0"/>
-                <w:sz w:val="22"/>
-                <w:szCs w:val="22"/>
-                <w14:ligatures w14:val="none"/>
-              </w:rPr>
-              <w:t xml:space="preserve"> </w:t>
-            </w:r>
-            <w:proofErr w:type="spellStart"/>
-            <w:r>
-              <w:rPr>
-                <w:rFonts w:ascii="Calibri" w:eastAsia="Times New Roman" w:hAnsi="Calibri" w:cs="Calibri"/>
-                <w:color w:val="000000"/>
-                <w:kern w:val="0"/>
-                <w:sz w:val="22"/>
-                <w:szCs w:val="22"/>
-                <w14:ligatures w14:val="none"/>
-              </w:rPr>
-              <w:t>napędowego</w:t>
-            </w:r>
-            <w:proofErr w:type="spellEnd"/>
+            <w:r>
+              <w:rPr>
+                <w:rFonts w:ascii="Calibri" w:eastAsia="Times New Roman" w:hAnsi="Calibri" w:cs="Calibri"/>
+                <w:color w:val="000000"/>
+                <w:kern w:val="0"/>
+                <w:sz w:val="22"/>
+                <w:szCs w:val="22"/>
+                <w14:ligatures w14:val="none"/>
+              </w:rPr>
+              <w:t>temperatura oleju napędowego</w:t>
+            </w:r>
           </w:p>
         </w:tc>
       </w:tr>
@@ -26044,43 +23074,17 @@
                 <w14:ligatures w14:val="none"/>
               </w:rPr>
             </w:pPr>
-            <w:proofErr w:type="spellStart"/>
-            <w:r>
-              <w:rPr>
-                <w:rFonts w:ascii="Calibri" w:eastAsia="Times New Roman" w:hAnsi="Calibri" w:cs="Calibri"/>
-                <w:color w:val="000000"/>
-                <w:kern w:val="0"/>
-                <w:sz w:val="22"/>
-                <w:szCs w:val="22"/>
-                <w14:ligatures w14:val="none"/>
-              </w:rPr>
-              <w:t>ciśnienie</w:t>
-            </w:r>
-            <w:proofErr w:type="spellEnd"/>
-            <w:r>
-              <w:rPr>
-                <w:rFonts w:ascii="Calibri" w:eastAsia="Times New Roman" w:hAnsi="Calibri" w:cs="Calibri"/>
-                <w:color w:val="000000"/>
-                <w:kern w:val="0"/>
-                <w:sz w:val="22"/>
-                <w:szCs w:val="22"/>
-                <w14:ligatures w14:val="none"/>
-              </w:rPr>
-              <w:t xml:space="preserve"> </w:t>
-            </w:r>
-            <w:proofErr w:type="spellStart"/>
-            <w:r>
-              <w:rPr>
-                <w:rFonts w:ascii="Calibri" w:eastAsia="Times New Roman" w:hAnsi="Calibri" w:cs="Calibri"/>
-                <w:color w:val="000000"/>
-                <w:kern w:val="0"/>
-                <w:sz w:val="22"/>
-                <w:szCs w:val="22"/>
-                <w14:ligatures w14:val="none"/>
-              </w:rPr>
-              <w:t>klimatyzacji</w:t>
-            </w:r>
-            <w:proofErr w:type="spellEnd"/>
+            <w:r>
+              <w:rPr>
+                <w:rFonts w:ascii="Calibri" w:eastAsia="Times New Roman" w:hAnsi="Calibri" w:cs="Calibri"/>
+                <w:color w:val="000000"/>
+                <w:kern w:val="0"/>
+                <w:sz w:val="22"/>
+                <w:szCs w:val="22"/>
+                <w14:ligatures w14:val="none"/>
+              </w:rPr>
+              <w:t>ciśnienie klimatyzacji</w:t>
+            </w:r>
           </w:p>
         </w:tc>
       </w:tr>
@@ -26194,43 +23198,17 @@
                 <w14:ligatures w14:val="none"/>
               </w:rPr>
             </w:pPr>
-            <w:proofErr w:type="spellStart"/>
-            <w:r>
-              <w:rPr>
-                <w:rFonts w:ascii="Calibri" w:eastAsia="Times New Roman" w:hAnsi="Calibri" w:cs="Calibri"/>
-                <w:color w:val="000000"/>
-                <w:kern w:val="0"/>
-                <w:sz w:val="22"/>
-                <w:szCs w:val="22"/>
-                <w14:ligatures w14:val="none"/>
-              </w:rPr>
-              <w:t>zużycie</w:t>
-            </w:r>
-            <w:proofErr w:type="spellEnd"/>
-            <w:r>
-              <w:rPr>
-                <w:rFonts w:ascii="Calibri" w:eastAsia="Times New Roman" w:hAnsi="Calibri" w:cs="Calibri"/>
-                <w:color w:val="000000"/>
-                <w:kern w:val="0"/>
-                <w:sz w:val="22"/>
-                <w:szCs w:val="22"/>
-                <w14:ligatures w14:val="none"/>
-              </w:rPr>
-              <w:t xml:space="preserve"> </w:t>
-            </w:r>
-            <w:proofErr w:type="spellStart"/>
-            <w:r>
-              <w:rPr>
-                <w:rFonts w:ascii="Calibri" w:eastAsia="Times New Roman" w:hAnsi="Calibri" w:cs="Calibri"/>
-                <w:color w:val="000000"/>
-                <w:kern w:val="0"/>
-                <w:sz w:val="22"/>
-                <w:szCs w:val="22"/>
-                <w14:ligatures w14:val="none"/>
-              </w:rPr>
-              <w:t>paliwa</w:t>
-            </w:r>
-            <w:proofErr w:type="spellEnd"/>
+            <w:r>
+              <w:rPr>
+                <w:rFonts w:ascii="Calibri" w:eastAsia="Times New Roman" w:hAnsi="Calibri" w:cs="Calibri"/>
+                <w:color w:val="000000"/>
+                <w:kern w:val="0"/>
+                <w:sz w:val="22"/>
+                <w:szCs w:val="22"/>
+                <w14:ligatures w14:val="none"/>
+              </w:rPr>
+              <w:t>zużycie paliwa</w:t>
+            </w:r>
           </w:p>
         </w:tc>
       </w:tr>
@@ -26342,43 +23320,17 @@
                 <w14:ligatures w14:val="none"/>
               </w:rPr>
             </w:pPr>
-            <w:proofErr w:type="spellStart"/>
-            <w:r>
-              <w:rPr>
-                <w:rFonts w:ascii="Calibri" w:eastAsia="Times New Roman" w:hAnsi="Calibri" w:cs="Calibri"/>
-                <w:color w:val="000000"/>
-                <w:kern w:val="0"/>
-                <w:sz w:val="22"/>
-                <w:szCs w:val="22"/>
-                <w14:ligatures w14:val="none"/>
-              </w:rPr>
-              <w:t>temperatura</w:t>
-            </w:r>
-            <w:proofErr w:type="spellEnd"/>
-            <w:r>
-              <w:rPr>
-                <w:rFonts w:ascii="Calibri" w:eastAsia="Times New Roman" w:hAnsi="Calibri" w:cs="Calibri"/>
-                <w:color w:val="000000"/>
-                <w:kern w:val="0"/>
-                <w:sz w:val="22"/>
-                <w:szCs w:val="22"/>
-                <w14:ligatures w14:val="none"/>
-              </w:rPr>
-              <w:t xml:space="preserve"> </w:t>
-            </w:r>
-            <w:proofErr w:type="spellStart"/>
-            <w:r>
-              <w:rPr>
-                <w:rFonts w:ascii="Calibri" w:eastAsia="Times New Roman" w:hAnsi="Calibri" w:cs="Calibri"/>
-                <w:color w:val="000000"/>
-                <w:kern w:val="0"/>
-                <w:sz w:val="22"/>
-                <w:szCs w:val="22"/>
-                <w14:ligatures w14:val="none"/>
-              </w:rPr>
-              <w:t>przepływomierza</w:t>
-            </w:r>
-            <w:proofErr w:type="spellEnd"/>
+            <w:r>
+              <w:rPr>
+                <w:rFonts w:ascii="Calibri" w:eastAsia="Times New Roman" w:hAnsi="Calibri" w:cs="Calibri"/>
+                <w:color w:val="000000"/>
+                <w:kern w:val="0"/>
+                <w:sz w:val="22"/>
+                <w:szCs w:val="22"/>
+                <w14:ligatures w14:val="none"/>
+              </w:rPr>
+              <w:t>temperatura przepływomierza</w:t>
+            </w:r>
           </w:p>
         </w:tc>
       </w:tr>
@@ -26492,7 +23444,6 @@
                 <w14:ligatures w14:val="none"/>
               </w:rPr>
             </w:pPr>
-            <w:proofErr w:type="spellStart"/>
             <w:r>
               <w:rPr>
                 <w:rFonts w:ascii="Calibri" w:eastAsia="Times New Roman" w:hAnsi="Calibri" w:cs="Calibri"/>
@@ -26504,7 +23455,6 @@
               </w:rPr>
               <w:t>prędkość</w:t>
             </w:r>
-            <w:proofErr w:type="spellEnd"/>
           </w:p>
         </w:tc>
       </w:tr>
@@ -27141,6 +24091,133 @@
           </w:p>
         </w:tc>
       </w:tr>
+      <w:tr>
+        <w:trPr>
+          <w:cantSplit/>
+          <w:trHeight w:val="300"/>
+          <w:jc w:val="center"/>
+        </w:trPr>
+        <w:tc>
+          <w:tcPr>
+            <w:tcW w:w="1985" w:type="dxa"/>
+            <w:tcBorders>
+              <w:top w:val="single" w:sz="4" w:space="0" w:color="auto"/>
+              <w:left w:val="single" w:sz="4" w:space="0" w:color="auto"/>
+              <w:bottom w:val="single" w:sz="4" w:space="0" w:color="auto"/>
+              <w:right w:val="single" w:sz="4" w:space="0" w:color="auto"/>
+            </w:tcBorders>
+            <w:shd w:val="clear" w:color="auto" w:fill="auto"/>
+            <w:noWrap/>
+            <w:vAlign w:val="center"/>
+          </w:tcPr>
+          <w:p>
+            <w:pPr>
+              <w:spacing w:after="0" w:line="240" w:lineRule="auto"/>
+              <w:rPr>
+                <w:rFonts w:ascii="Calibri" w:eastAsia="Times New Roman" w:hAnsi="Calibri" w:cs="Calibri"/>
+                <w:color w:val="000000"/>
+                <w:kern w:val="0"/>
+                <w:sz w:val="22"/>
+                <w:szCs w:val="22"/>
+                <w:lang w:val="pl-PL"/>
+                <w14:ligatures w14:val="none"/>
+              </w:rPr>
+            </w:pPr>
+            <w:r>
+              <w:rPr>
+                <w:rFonts w:ascii="Calibri" w:eastAsia="Times New Roman" w:hAnsi="Calibri" w:cs="Calibri"/>
+                <w:color w:val="000000"/>
+                <w:kern w:val="0"/>
+                <w:sz w:val="22"/>
+                <w:szCs w:val="22"/>
+                <w:lang w:val="pl-PL"/>
+                <w14:ligatures w14:val="none"/>
+              </w:rPr>
+              <w:t>BrakePedal</w:t>
+            </w:r>
+          </w:p>
+        </w:tc>
+        <w:tc>
+          <w:tcPr>
+            <w:tcW w:w="1129" w:type="dxa"/>
+            <w:tcBorders>
+              <w:top w:val="single" w:sz="4" w:space="0" w:color="auto"/>
+              <w:left w:val="nil"/>
+              <w:bottom w:val="single" w:sz="4" w:space="0" w:color="auto"/>
+              <w:right w:val="single" w:sz="4" w:space="0" w:color="auto"/>
+            </w:tcBorders>
+            <w:shd w:val="clear" w:color="auto" w:fill="auto"/>
+            <w:noWrap/>
+            <w:vAlign w:val="center"/>
+          </w:tcPr>
+          <w:p>
+            <w:pPr>
+              <w:spacing w:after="0" w:line="240" w:lineRule="auto"/>
+              <w:rPr>
+                <w:rFonts w:ascii="Calibri" w:eastAsia="Times New Roman" w:hAnsi="Calibri" w:cs="Calibri"/>
+                <w:color w:val="000000"/>
+                <w:kern w:val="0"/>
+                <w:sz w:val="22"/>
+                <w:szCs w:val="22"/>
+                <w:lang w:val="pl-PL"/>
+                <w14:ligatures w14:val="none"/>
+              </w:rPr>
+            </w:pPr>
+            <w:r>
+              <w:rPr>
+                <w:rFonts w:ascii="Calibri" w:eastAsia="Times New Roman" w:hAnsi="Calibri" w:cs="Calibri"/>
+                <w:color w:val="000000"/>
+                <w:kern w:val="0"/>
+                <w:sz w:val="22"/>
+                <w:szCs w:val="22"/>
+                <w:lang w:val="pl-PL"/>
+                <w14:ligatures w14:val="none"/>
+              </w:rPr>
+              <w:t>%</w:t>
+            </w:r>
+          </w:p>
+        </w:tc>
+        <w:tc>
+          <w:tcPr>
+            <w:tcW w:w="5386" w:type="dxa"/>
+            <w:tcBorders>
+              <w:top w:val="single" w:sz="4" w:space="0" w:color="auto"/>
+              <w:left w:val="nil"/>
+              <w:bottom w:val="single" w:sz="4" w:space="0" w:color="auto"/>
+              <w:right w:val="single" w:sz="4" w:space="0" w:color="auto"/>
+            </w:tcBorders>
+            <w:shd w:val="clear" w:color="auto" w:fill="auto"/>
+            <w:noWrap/>
+            <w:vAlign w:val="bottom"/>
+          </w:tcPr>
+          <w:p>
+            <w:pPr>
+              <w:spacing w:after="0" w:line="240" w:lineRule="auto"/>
+              <w:rPr>
+                <w:rFonts w:ascii="Calibri" w:eastAsia="Times New Roman" w:hAnsi="Calibri" w:cs="Calibri"/>
+                <w:color w:val="000000"/>
+                <w:kern w:val="0"/>
+                <w:sz w:val="22"/>
+                <w:szCs w:val="22"/>
+                <w:lang w:val="pl-PL"/>
+                <w14:ligatures w14:val="none"/>
+              </w:rPr>
+            </w:pPr>
+            <w:r>
+              <w:rPr>
+                <w:rFonts w:ascii="Calibri" w:eastAsia="Times New Roman" w:hAnsi="Calibri" w:cs="Calibri"/>
+                <w:color w:val="000000"/>
+                <w:kern w:val="0"/>
+                <w:sz w:val="22"/>
+                <w:szCs w:val="22"/>
+                <w:lang w:val="pl-PL"/>
+                <w14:ligatures w14:val="none"/>
+              </w:rPr>
+              <w:t>Procent wciśnięcia pedału hamulca (od 0 do 100%)</w:t>
+            </w:r>
+          </w:p>
+        </w:tc>
+      </w:tr>
       <w:bookmarkEnd w:id="31"/>
     </w:tbl>
     <w:p>
@@ -27189,7 +24266,7 @@
           <w:lang w:val="pl-PL"/>
         </w:rPr>
       </w:pPr>
-      <w:bookmarkStart w:id="32" w:name="_Toc239527378"/>
+      <w:bookmarkStart w:id="32" w:name="_Toc243860588"/>
       <w:r>
         <w:rPr>
           <w:rStyle w:val="Enfasigrassetto"/>
@@ -27532,7 +24609,7 @@
           <w:noProof/>
         </w:rPr>
         <w:drawing>
-          <wp:inline distT="0" distB="0" distL="0" distR="0" wp14:anchorId="19B6A0B1" wp14:editId="0E3F75A7">
+          <wp:inline distT="0" distB="0" distL="0" distR="0" wp14:anchorId="2FE58744" wp14:editId="13830D4E">
             <wp:extent cx="3785732" cy="2513121"/>
             <wp:effectExtent l="0" t="0" r="5715" b="1905"/>
             <wp:docPr id="1308484496" name="Immagine 6"/>
@@ -27549,7 +24626,7 @@
                     </pic:cNvPicPr>
                   </pic:nvPicPr>
                   <pic:blipFill rotWithShape="1">
-                    <a:blip r:embed="rId34">
+                    <a:blip r:embed="rId37">
                       <a:extLst>
                         <a:ext uri="{28A0092B-C50C-407E-A947-70E740481C1C}">
                           <a14:useLocalDpi xmlns:a14="http://schemas.microsoft.com/office/drawing/2010/main" val="0"/>
@@ -27628,7 +24705,7 @@
           <w:lang w:val="pl-PL"/>
         </w:rPr>
       </w:pPr>
-      <w:bookmarkStart w:id="33" w:name="_Toc239527379"/>
+      <w:bookmarkStart w:id="33" w:name="_Toc243860589"/>
       <w:r>
         <w:rPr>
           <w:rStyle w:val="Enfasigrassetto"/>
@@ -27678,7 +24755,7 @@
         <w:rPr>
           <w:lang w:val="pl-PL"/>
         </w:rPr>
-        <w:t>Włącza i wyłącza, jeśli tryb RACE został wcześniej aktywowany procedurą wyrównania proxy (patrz p. 2.19), ESC (elektroniczną kontrolę stabilności) oraz TC (kontrolę trakcji). Aktywuje się poprzez naciśnięcie przycisku na lewym manetku kierownicy (przycisk LANE) przez co najmniej 3 sekundy. Po aktywacji na desce rozdzielczej pojawią się kontrolki „ESC OFF” oraz ikona wyłączonego systemu antykolizyjnego, wraz z typowymi ekranami stylu jazdy Race.</w:t>
+        <w:t>Włącza i wyłącza, jeśli tryb RACE został wcześniej aktywowany procedurą wyrównania proxy (patrz p. 2.19), ESC (elektroniczną kontrolę stabilności) oraz TC (kontrolę trakcji). Aktywuje się poprzez naciśnięcie przycisku na lewej manetce kierownicy (przycisk LANE) przez co najmniej 3 sekundy. Po aktywacji na desce rozdzielczej pojawią się kontrolki „ESC OFF” oraz ikona wyłączonego systemu antykolizyjnego, wraz z typowymi ekranami stylu jazdy Race.</w:t>
       </w:r>
     </w:p>
     <w:p>
@@ -27754,7 +24831,7 @@
           <w:lang w:val="pl-PL"/>
         </w:rPr>
       </w:pPr>
-      <w:bookmarkStart w:id="34" w:name="_Toc239527380"/>
+      <w:bookmarkStart w:id="34" w:name="_Toc243860590"/>
       <w:r>
         <w:rPr>
           <w:rStyle w:val="Enfasigrassetto"/>
@@ -27948,7 +25025,7 @@
         <w:rPr>
           <w:lang w:val="pl-PL"/>
         </w:rPr>
-        <w:t>: rzadko może się zdarzyć, tylko w niektórych modelach Giulia/Stelvio, że po wyłączeniu funkcji na panelu pozostają pewne usterki. W takim przypadku wykonaj cykl włączenia/wyłączenia zapłonu pojazdu lub wybierz funkcję CLEAR FAULT, patrz p. 2.13.</w:t>
+        <w:t>: rzadko może się zdarzyć, tylko w niektórych modelach Giulia/Stelvio, że po wyłączeniu funkcji na panelu pozostają pewne usterki. W takim przypadku wykonaj cykl włączenia/wyłączenia zapłonu pojazdu lub wybierz funkcję Clear Faults, patrz p. 2.13.</w:t>
       </w:r>
     </w:p>
     <w:p>
@@ -27969,7 +25046,7 @@
         <w:rPr>
           <w:lang w:val="pl-PL"/>
         </w:rPr>
-        <w:t xml:space="preserve"> można szybko przewinąć alarmy na desce rozdzielczej, naciskając przycisk TRIP na prawym manetku.</w:t>
+        <w:t xml:space="preserve"> można szybko przewinąć alarmy na desce rozdzielczej, naciskając przycisk TRIP na prawej manetce.</w:t>
       </w:r>
     </w:p>
     <w:p>
@@ -27989,7 +25066,7 @@
           <w:lang w:val="pl-PL"/>
         </w:rPr>
       </w:pPr>
-      <w:bookmarkStart w:id="35" w:name="_Toc239527381"/>
+      <w:bookmarkStart w:id="35" w:name="_Toc243860591"/>
       <w:r>
         <w:rPr>
           <w:rStyle w:val="Enfasigrassetto"/>
@@ -28074,7 +25151,7 @@
         <w:rPr>
           <w:lang w:val="pl-PL"/>
         </w:rPr>
-        <w:t>Naciśnięcie przycisku Cruise Control powoduje włączenie i wyłączenie Adaptacyjnego Tempomatu</w:t>
+        <w:t>Naciśnięcie przycisku Cruise Control powoduje włączenie i wyłączenie Adaptacyjnego Tempomatu.</w:t>
       </w:r>
     </w:p>
     <w:p>
@@ -28135,7 +25212,7 @@
           <w:lang w:val="pl-PL"/>
         </w:rPr>
       </w:pPr>
-      <w:bookmarkStart w:id="36" w:name="_Toc239527382"/>
+      <w:bookmarkStart w:id="36" w:name="_Toc243860592"/>
       <w:r>
         <w:rPr>
           <w:rStyle w:val="Enfasigrassetto"/>
@@ -28212,7 +25289,7 @@
         <w:rPr>
           <w:lang w:val="pl-PL"/>
         </w:rPr>
-        <w:t>Po włączeniu tej funkcji w menu głównym BACCABLE pojawi się pozycja CLEAR FAULTS. Po naciśnięciu i natychmiastowym zwolnieniu przycisku RES (lub przycisku DISTANCE) na kilka sekund wyświetli się napis WAIT. Po zakończeniu wykonywania polecenia ponownie wyświetli się napis CLEAR FAULTS</w:t>
+        <w:t>Po włączeniu tej funkcji w menu głównym BACCABLE pojawi się pozycja Clear Faults. Po naciśnięciu i natychmiastowym zwolnieniu przycisku RES (lub przycisku DISTANCE) na kilka sekund wyświetli się napis WAIT. Po zakończeniu wykonywania polecenia ponownie wyświetli się napis Clear Faults.</w:t>
       </w:r>
     </w:p>
     <w:p>
@@ -28233,7 +25310,7 @@
           <w:lang w:val="pl-PL"/>
         </w:rPr>
       </w:pPr>
-      <w:bookmarkStart w:id="37" w:name="_Toc239527383"/>
+      <w:bookmarkStart w:id="37" w:name="_Toc243860593"/>
       <w:r>
         <w:rPr>
           <w:rStyle w:val="Enfasigrassetto"/>
@@ -28325,7 +25402,7 @@
           <w:lang w:val="pl-PL"/>
         </w:rPr>
       </w:pPr>
-      <w:bookmarkStart w:id="38" w:name="_Toc239527384"/>
+      <w:bookmarkStart w:id="38" w:name="_Toc243860594"/>
       <w:r>
         <w:rPr>
           <w:rStyle w:val="Enfasigrassetto"/>
@@ -28452,7 +25529,7 @@
           <w:lang w:val="pl-PL"/>
         </w:rPr>
       </w:pPr>
-      <w:bookmarkStart w:id="39" w:name="_Toc239527385"/>
+      <w:bookmarkStart w:id="39" w:name="_Toc243860595"/>
       <w:r>
         <w:rPr>
           <w:rStyle w:val="Enfasigrassetto"/>
@@ -28564,7 +25641,7 @@
           <w:lang w:val="pl-PL"/>
         </w:rPr>
       </w:pPr>
-      <w:bookmarkStart w:id="40" w:name="_Toc239527386"/>
+      <w:bookmarkStart w:id="40" w:name="_Toc243860596"/>
       <w:r>
         <w:rPr>
           <w:rStyle w:val="Enfasigrassetto"/>
@@ -28666,7 +25743,7 @@
           <w:lang w:val="pl-PL"/>
         </w:rPr>
       </w:pPr>
-      <w:bookmarkStart w:id="41" w:name="_Toc239527387"/>
+      <w:bookmarkStart w:id="41" w:name="_Toc243860597"/>
       <w:r>
         <w:rPr>
           <w:rStyle w:val="Enfasigrassetto"/>
@@ -28756,7 +25833,7 @@
         <w:rPr>
           <w:lang w:val="pl-PL"/>
         </w:rPr>
-        <w:t>: Aby uzyskać dobry burnout w pojazdach z napędem 2WD, konieczne jest wyłączenie systemów kontroli poprzez wcześniejsze włączenie funkcji DYNO, następnie aktywowanie przednich hamulców za pomocą funkcji opisanej w tym paragrafie, a po kilku sekundach od naciśnięcia przyspieszenia, gdy pojawi się dym z tylnych opon, naciśnięcie przycisku RES w celu zwolnienia przednich hamulców.</w:t>
+        <w:t>: Aby uzyskać dobry burnout w pojazdach z napędem 2WD, konieczne jest wyłączenie systemów kontroli poprzez wcześniejsze włączenie funkcji DYNO, następnie aktywowanie przednich hamulców za pomocą funkcji opisanej w tym paragrafie, a po kilku sekundach od naciśnięcia pedału przyspieszenia, gdy pojawi się dym z tylnych opon, naciśnięcie przycisku RES w celu zwolnienia przednich hamulców.</w:t>
       </w:r>
     </w:p>
     <w:p>
@@ -28844,7 +25921,7 @@
           <w:lang w:val="pl-PL"/>
         </w:rPr>
       </w:pPr>
-      <w:bookmarkStart w:id="42" w:name="_Toc239527388"/>
+      <w:bookmarkStart w:id="42" w:name="_Toc243860598"/>
       <w:r>
         <w:rPr>
           <w:rStyle w:val="Enfasigrassetto"/>
@@ -28882,7 +25959,7 @@
           <w:bCs/>
           <w:lang w:val="pl-PL"/>
         </w:rPr>
-        <w:t>W fazie rozwoju. Nie włączaj tej funkcji</w:t>
+        <w:t>W fazie rozwoju. Nie włączaj tej funkcji.</w:t>
       </w:r>
     </w:p>
     <w:p>
@@ -28905,7 +25982,7 @@
           <w:lang w:val="pl-PL"/>
         </w:rPr>
       </w:pPr>
-      <w:bookmarkStart w:id="43" w:name="_Toc239527389"/>
+      <w:bookmarkStart w:id="43" w:name="_Toc243860599"/>
       <w:r>
         <w:rPr>
           <w:rStyle w:val="Enfasigrassetto"/>
@@ -28934,6 +26011,14 @@
           <w:lang w:val="pl-PL"/>
         </w:rPr>
       </w:pPr>
+    </w:p>
+    <w:p>
+      <w:pPr>
+        <w:jc w:val="both"/>
+        <w:rPr>
+          <w:lang w:val="pl-PL"/>
+        </w:rPr>
+      </w:pPr>
       <w:r>
         <w:rPr>
           <w:b/>
@@ -28946,7 +26031,7 @@
         <w:rPr>
           <w:lang w:val="pl-PL"/>
         </w:rPr>
-        <w:t>Pozwala odczytywać błędy ze sterowników pojazdu (na razie tylko z Body Computer)</w:t>
+        <w:t>Odczytuje błędy aktywne lub zapisane w sterownikach pojazdu: Body Computer (BODY), sterowniku silnika (ECM) i ABS, i wyświetla je na desce rozdzielczej jeden po drugim.</w:t>
       </w:r>
     </w:p>
     <w:p>
@@ -28960,8 +26045,218 @@
         <w:rPr>
           <w:lang w:val="pl-PL"/>
         </w:rPr>
-        <w:t>Funkcję READ FAULTS należy najpierw włączyć, wchodząc do MAIN SETUP MENU, wybierając funkcję READ FAULTS, a następnie wybierając SAVE&amp;EXIT, aby trwale zapisać ustawienie. Wówczas w menu głównym pojawi się nowa pozycja READ FAULTS. Po naciśnięciu przycisku RES lub DISTANCE (na kierownicy) po ustawieniu się na pozycji READ FAULTS menu głównego BACCABLE pojawi się wskazanie WAIT, sygnalizujące konieczność poczekania, aż błędy zostaną odczytane ze sterownika pojazdu. Po zakończeniu odczytu automatycznie zostanie wyświetlone podmenu pokazujące wykryte błędy, zidentyfikowane po kodzie błędu i nazwie odpowiedniego sterownika. Można wtedy przewijać listę przyciskami góra-dół tempomatu. Aby wrócić do menu głównego, wystarczy ponownie nacisnąć przycisk RES lub DISTANCE na kierownicy.</w:t>
-      </w:r>
+        <w:t>Funkcję READ FAULTS należy najpierw włączyć, wchodząc do MAIN SETUP MENU, wybierając funkcję READ FAULTS, a następnie wybierając SAVE&amp;EXIT, aby trwale zapisać ustawienie. Wówczas w menu głównym pojawi się pozycja Read Faults. Po naciśnięciu przycisku RES lub DISTANCE (na kierownicy) na tej pozycji pojawi się wskazanie WAIT podczas odczytu błędów, w następującej kolejności:</w:t>
+      </w:r>
+    </w:p>
+    <w:p>
+      <w:pPr>
+        <w:pStyle w:val="Paragrafoelenco"/>
+        <w:numPr>
+          <w:ilvl w:val="0"/>
+          <w:numId w:val="20"/>
+        </w:numPr>
+        <w:jc w:val="both"/>
+        <w:rPr>
+          <w:lang w:val="pl-PL"/>
+        </w:rPr>
+      </w:pPr>
+      <w:r>
+        <w:rPr>
+          <w:b/>
+          <w:bCs/>
+          <w:lang w:val="pl-PL"/>
+        </w:rPr>
+        <w:t>BODY</w:t>
+      </w:r>
+      <w:r>
+        <w:rPr>
+          <w:lang w:val="pl-PL"/>
+        </w:rPr>
+        <w:t>: Body Computer;</w:t>
+      </w:r>
+    </w:p>
+    <w:p>
+      <w:pPr>
+        <w:pStyle w:val="Paragrafoelenco"/>
+        <w:numPr>
+          <w:ilvl w:val="0"/>
+          <w:numId w:val="20"/>
+        </w:numPr>
+        <w:jc w:val="both"/>
+        <w:rPr>
+          <w:lang w:val="pl-PL"/>
+        </w:rPr>
+      </w:pPr>
+      <w:r>
+        <w:rPr>
+          <w:b/>
+          <w:bCs/>
+          <w:lang w:val="pl-PL"/>
+        </w:rPr>
+        <w:t>ECM</w:t>
+      </w:r>
+      <w:r>
+        <w:rPr>
+          <w:lang w:val="pl-PL"/>
+        </w:rPr>
+        <w:t>: sterownik silnika, jeśli lista błędów nie jest jeszcze pełna;</w:t>
+      </w:r>
+    </w:p>
+    <w:p>
+      <w:pPr>
+        <w:pStyle w:val="Paragrafoelenco"/>
+        <w:numPr>
+          <w:ilvl w:val="0"/>
+          <w:numId w:val="20"/>
+        </w:numPr>
+        <w:jc w:val="both"/>
+        <w:rPr>
+          <w:lang w:val="pl-PL"/>
+        </w:rPr>
+      </w:pPr>
+      <w:r>
+        <w:rPr>
+          <w:b/>
+          <w:bCs/>
+          <w:lang w:val="pl-PL"/>
+        </w:rPr>
+        <w:t>ABS</w:t>
+      </w:r>
+      <w:r>
+        <w:rPr>
+          <w:lang w:val="pl-PL"/>
+        </w:rPr>
+        <w:t>: jeśli lista nadal nie jest pełna. ABS nie jest odczytywany, jeśli w danej chwili aktywne są funkcje DYNO lub BRAKES OVERRIDE, które już z niego korzystają.</w:t>
+      </w:r>
+    </w:p>
+    <w:p>
+      <w:pPr>
+        <w:jc w:val="both"/>
+        <w:rPr>
+          <w:lang w:val="pl-PL"/>
+        </w:rPr>
+      </w:pPr>
+      <w:r>
+        <w:rPr>
+          <w:lang w:val="pl-PL"/>
+        </w:rPr>
+        <w:t>Po zakończeniu odczytu automatycznie otworzy się podmenu wyświetlające jeden błąd w wierszu, poprzedzony nazwą sterownika i zakończony licznikiem, z kodem w standardowym formacie narzędzi diagnostycznych (litera P, C, B lub U, cztery cyfry i, po myślniku, typ usterki). Na przykład:</w:t>
+      </w:r>
+    </w:p>
+    <w:p>
+      <w:pPr>
+        <w:pStyle w:val="Paragrafoelenco"/>
+        <w:numPr>
+          <w:ilvl w:val="0"/>
+          <w:numId w:val="20"/>
+        </w:numPr>
+        <w:jc w:val="both"/>
+        <w:rPr>
+          <w:lang w:val="pl-PL"/>
+        </w:rPr>
+      </w:pPr>
+      <w:r>
+        <w:rPr>
+          <w:lang w:val="pl-PL"/>
+        </w:rPr>
+        <w:t>BODY B10AA-4A 1/3</w:t>
+      </w:r>
+    </w:p>
+    <w:p>
+      <w:pPr>
+        <w:pStyle w:val="Paragrafoelenco"/>
+        <w:numPr>
+          <w:ilvl w:val="0"/>
+          <w:numId w:val="20"/>
+        </w:numPr>
+        <w:jc w:val="both"/>
+        <w:rPr>
+          <w:lang w:val="pl-PL"/>
+        </w:rPr>
+      </w:pPr>
+      <w:r>
+        <w:rPr>
+          <w:lang w:val="pl-PL"/>
+        </w:rPr>
+        <w:t>ECM  P0420-00 2/3</w:t>
+      </w:r>
+    </w:p>
+    <w:p>
+      <w:pPr>
+        <w:pStyle w:val="Paragrafoelenco"/>
+        <w:numPr>
+          <w:ilvl w:val="0"/>
+          <w:numId w:val="20"/>
+        </w:numPr>
+        <w:jc w:val="both"/>
+        <w:rPr>
+          <w:lang w:val="pl-PL"/>
+        </w:rPr>
+      </w:pPr>
+      <w:r>
+        <w:rPr>
+          <w:lang w:val="pl-PL"/>
+        </w:rPr>
+        <w:t>ABS  C0035-1C 3/3</w:t>
+      </w:r>
+    </w:p>
+    <w:p>
+      <w:pPr>
+        <w:jc w:val="both"/>
+        <w:rPr>
+          <w:lang w:val="pl-PL"/>
+        </w:rPr>
+      </w:pPr>
+      <w:r>
+        <w:rPr>
+          <w:lang w:val="pl-PL"/>
+        </w:rPr>
+        <w:t>Wyświetlane są tylko błędy aktywne lub zapisane. Licznik wskazuje pozycję błędu i łączną liczbę wykrytych błędów; od dziesiątego błędu, z braku miejsca, wyświetlana jest tylko pozycja. Lista zawiera maksymalnie 20 błędów. Jeśli nie ma błędów, wyświetlany jest napis NO FAULTS. Jeśli Body Computer nie odpowiada, wyświetlany jest napis TIMEOUT i następuje powrót do menu głównego; jeśli natomiast nie odpowiada sterownik silnika lub ABS, błędy pozostałych sterowników są i tak wyświetlane.</w:t>
+      </w:r>
+    </w:p>
+    <w:p>
+      <w:pPr>
+        <w:jc w:val="both"/>
+        <w:rPr>
+          <w:lang w:val="pl-PL"/>
+        </w:rPr>
+      </w:pPr>
+      <w:r>
+        <w:rPr>
+          <w:lang w:val="pl-PL"/>
+        </w:rPr>
+        <w:t>Listę można przewijać przyciskami góra/dół panelu Cruise Control. Aby wrócić do menu głównego, wystarczy ponownie nacisnąć przycisk RES lub DISTANCE na kierownicy.</w:t>
+      </w:r>
+    </w:p>
+    <w:p>
+      <w:pPr>
+        <w:jc w:val="both"/>
+        <w:rPr>
+          <w:lang w:val="pl-PL"/>
+        </w:rPr>
+      </w:pPr>
+      <w:r>
+        <w:rPr>
+          <w:b/>
+          <w:bCs/>
+          <w:lang w:val="pl-PL"/>
+        </w:rPr>
+        <w:t xml:space="preserve">Uwaga: </w:t>
+      </w:r>
+      <w:r>
+        <w:rPr>
+          <w:lang w:val="pl-PL"/>
+        </w:rPr>
+        <w:t>połączenie z ABS zwykle powoduje dwa niepożądane efekty zależne od pojazdu: na desce rozdzielczej tymczasowo wyświetlane są ostrzeżenia ABS, a hamulec na chwilę traci skuteczność.</w:t>
+      </w:r>
+    </w:p>
+    <w:p>
+      <w:pPr>
+        <w:jc w:val="both"/>
+        <w:rPr>
+          <w:lang w:val="pl-PL"/>
+        </w:rPr>
+      </w:pPr>
     </w:p>
     <w:p>
       <w:pPr>
@@ -28973,7 +26268,7 @@
           <w:lang w:val="pl-PL"/>
         </w:rPr>
       </w:pPr>
-      <w:bookmarkStart w:id="44" w:name="_Toc239527390"/>
+      <w:bookmarkStart w:id="44" w:name="_Toc243860600"/>
       <w:r>
         <w:rPr>
           <w:rStyle w:val="Enfasigrassetto"/>
@@ -28981,6 +26276,7 @@
           <w:color w:val="auto"/>
           <w:lang w:val="pl-PL"/>
         </w:rPr>
+        <w:lastRenderedPageBreak/>
         <w:t>2.19</w:t>
       </w:r>
       <w:r>
@@ -29105,9 +26401,9 @@
           <w:lang w:eastAsia="zh-CN"/>
           <w14:ligatures w14:val="standardContextual"/>
         </w:rPr>
-        <w:t xml:space="preserve"> procedurę wyrównania proxy należy wykonać za pomocą Multiecuscan, ELM327 i odpowiednich kabli; synchronizuje ona sterowniki elektroniczne (ECU) między sobą, tak aby wszystkie moduły rozpoznawały aktualną konfigurację pojazdu. Wśród tych ustawień znajduje się włączenie trybu race, który pozwala korzystać z funkcji ESC/TC BACCABLE bez instalowania manetka RDNA. Włączenie trybu race za pomocą procedury wyrównania jest dobrze opisane pod następującym linkiem: </w:t>
-      </w:r>
-      <w:hyperlink r:id="rId35" w:history="1">
+        <w:t xml:space="preserve"> procedurę wyrównania proxy należy wykonać za pomocą Multiecuscan, ELM327 i odpowiednich kabli; synchronizuje ona sterowniki elektroniczne (ECU) między sobą, tak aby wszystkie moduły rozpoznawały aktualną konfigurację pojazdu. Wśród tych ustawień znajduje się włączenie trybu race, który pozwala korzystać z funkcji ESC/TC BACCABLE bez instalowania manetki RDNA. Włączenie trybu race za pomocą procedury wyrównania jest dobrze opisane pod następującym linkiem: </w:t>
+      </w:r>
+      <w:hyperlink r:id="rId38" w:history="1">
         <w:r>
           <w:rPr>
             <w:rStyle w:val="Collegamentoipertestuale"/>
@@ -29183,17 +26479,7 @@
           <w:lang w:eastAsia="zh-CN"/>
           <w14:ligatures w14:val="standardContextual"/>
         </w:rPr>
-        <w:t xml:space="preserve">Włączenie Race poprzez wyrównanie Proxy powoduje utratę map pedału, czyli wszystkie style jazdy DNA przyjmują mapę trybu N, mającą liniową krzywą, podczas gdy Dynamic powinien mieć bardzo czułą krzywą przy delikatnym naciśnięciu pedału przyspieszenia. Aby obejść ten problem, </w:t>
-      </w:r>
-      <w:r>
-        <w:rPr>
-          <w:rFonts w:asciiTheme="minorHAnsi" w:eastAsiaTheme="minorEastAsia" w:hAnsiTheme="minorHAnsi" w:cstheme="minorBidi"/>
-          <w:kern w:val="2"/>
-          <w:lang w:eastAsia="zh-CN"/>
-          <w14:ligatures w14:val="standardContextual"/>
-        </w:rPr>
-        <w:lastRenderedPageBreak/>
-        <w:t>można wyłączyć race poprzez wyrównanie proxy tylko na ECU silnika. W ten sposób mapy pedału ponownie zaczynają działać poprawnie, a race pozostaje dostępne w pojeździe. Aby osiągnąć ten rezultat, po pomyślnym zakończeniu procedury włączenia race zgodnie z procedurą, do której link znajduje się we Wprowadzeniu, wystarczy ustawić z powrotem na proxy manetek typu 1 (czyli wyłączyć race), odłączyć elm327 od pojazdu i uruchomić procedurę wyrównania. Pierwszym sterownikiem, który MES będzie próbował zapisać, będzie body; nie mogąc tego zrobić, ponieważ elm327 będzie odłączony od pojazdu, zgłosi błąd. W tym momencie musimy ponownie podłączyć elm327, ponieważ drugim sterownikiem do zapisania będzie ECU silnika. Gdy tylko zostanie zgłoszony pomyślny zapis ECU silnika, musimy ponownie odłączyć elm327 lub odłączyć kabel USB, jeśli używamy elm327 USB, aby uniemożliwić Multiecuscan zapisanie pozostałych ECU. Następnie, po wyłączeniu i ponownym włączeniu pojazdu, po chwili licznik kilometrów zacznie migać, sygnalizując niepełne wyrównanie proxy, mapy pedału będą działać jak pierwotnie, czyli poprawnie, a funkcja ESC/TC BACCABLE będzie działać prawidłowo. Aby wyeliminować uciążliwe miganie licznika kilometrów, wybierzemy funkcję ODOMETER BLINK w menu setup BACCABLE.</w:t>
+        <w:t>Włączenie Race poprzez wyrównanie Proxy powoduje utratę map pedału, czyli wszystkie style jazdy DNA przyjmują mapę trybu N, mającą liniową krzywą, podczas gdy Dynamic powinien mieć bardzo czułą krzywą przy delikatnym naciśnięciu pedału przyspieszenia. Aby obejść ten problem, można wyłączyć race poprzez wyrównanie proxy tylko na ECU silnika. W ten sposób mapy pedału ponownie zaczynają działać poprawnie, a race pozostaje dostępne w pojeździe. Aby osiągnąć ten rezultat, po pomyślnym zakończeniu procedury włączenia race zgodnie z procedurą, do której link znajduje się we Wprowadzeniu, wystarczy ustawić z powrotem na proxy manetkę typu 1 (czyli wyłączyć race), odłączyć elm327 od pojazdu i uruchomić procedurę wyrównania. Pierwszym sterownikiem, który MES będzie próbował zapisać, będzie body; nie mogąc tego zrobić, ponieważ elm327 będzie odłączony od pojazdu, zgłosi błąd. W tym momencie musimy ponownie podłączyć elm327, ponieważ drugim sterownikiem do zapisania będzie ECU silnika. Gdy tylko zostanie zgłoszony pomyślny zapis ECU silnika, musimy ponownie odłączyć elm327 lub odłączyć kabel USB, jeśli używamy elm327 USB, aby uniemożliwić Multiecuscan zapisanie pozostałych ECU. Następnie, po wyłączeniu i ponownym włączeniu pojazdu, po chwili licznik kilometrów zacznie migać, sygnalizując niepełne wyrównanie proxy, mapy pedału będą działać jak pierwotnie, czyli poprawnie, a funkcja ESC/TC BACCABLE będzie działać prawidłowo. Aby wyeliminować uciążliwe miganie licznika kilometrów, wybierzemy funkcję ODOMETER BLINK w menu setup BACCABLE.</w:t>
       </w:r>
     </w:p>
     <w:p>
@@ -29216,7 +26502,7 @@
           <w:lang w:val="pl-PL"/>
         </w:rPr>
       </w:pPr>
-      <w:bookmarkStart w:id="45" w:name="_Toc239527391"/>
+      <w:bookmarkStart w:id="45" w:name="_Toc243860601"/>
       <w:r>
         <w:rPr>
           <w:rStyle w:val="Enfasigrassetto"/>
@@ -29294,7 +26580,8 @@
         <w:rPr>
           <w:lang w:val="pl-PL"/>
         </w:rPr>
-        <w:t>Po odznaczeniu tej funkcji w menu setup sygnalizator dźwiękowy wskazujący niezapięte pasy bezpieczeństwa zostaje wyłączony. Ustawienie jest trwałe nawet po zdemontowaniu BACCABLE i może wymagać ponownego uruchomienia, aby zacząć obowiązywać</w:t>
+        <w:lastRenderedPageBreak/>
+        <w:t>Po odznaczeniu tej funkcji w menu setup sygnalizator dźwiękowy wskazujący niezapięte pasy bezpieczeństwa zostaje wyłączony. Ustawienie jest trwałe nawet po zdemontowaniu BACCABLE i może wymagać ponownego uruchomienia, aby zacząć obowiązywać.</w:t>
       </w:r>
     </w:p>
     <w:p>
@@ -29317,7 +26604,7 @@
           <w:lang w:val="pl-PL"/>
         </w:rPr>
       </w:pPr>
-      <w:bookmarkStart w:id="46" w:name="_Toc239527392"/>
+      <w:bookmarkStart w:id="46" w:name="_Toc243860602"/>
       <w:r>
         <w:rPr>
           <w:rStyle w:val="Enfasigrassetto"/>
@@ -29354,7 +26641,7 @@
           <w:bCs/>
           <w:lang w:val="pl-PL"/>
         </w:rPr>
-        <w:t>W fazie rozwoju. Nie włączaj tej funkcji</w:t>
+        <w:t>W fazie rozwoju. Nie włączaj tej funkcji.</w:t>
       </w:r>
     </w:p>
     <w:p>
@@ -29433,7 +26720,7 @@
         <w:rPr>
           <w:lang w:val="pl-PL"/>
         </w:rPr>
-        <w:t>W menu setup funkcję można ustawić w następujący sposób (menu obrotowe uruchamiane naciśnięciem przycisku RES i DISTANCE):</w:t>
+        <w:t>W menu setup funkcję można ustawić w następujący sposób (menu cykliczne: każde naciśnięcie przycisku RES lub przycisku DISTANCE przechodzi do następnej wartości):</w:t>
       </w:r>
     </w:p>
     <w:p>
@@ -29454,7 +26741,7 @@
           <w:bCs/>
           <w:lang w:val="pl-PL"/>
         </w:rPr>
-        <w:t>Pedal Booster Deselezionato (wyłączone)</w:t>
+        <w:t>Pedal Booster wyłączony</w:t>
       </w:r>
       <w:r>
         <w:rPr>
@@ -29481,7 +26768,6 @@
           <w:bCs/>
           <w:lang w:val="pl-PL"/>
         </w:rPr>
-        <w:lastRenderedPageBreak/>
         <w:t>Pedal Booster Auto</w:t>
       </w:r>
       <w:r>
@@ -29645,7 +26931,7 @@
           <w:lang w:val="pl-PL"/>
         </w:rPr>
       </w:pPr>
-      <w:bookmarkStart w:id="47" w:name="_Toc239527393"/>
+      <w:bookmarkStart w:id="47" w:name="_Toc243860603"/>
       <w:r>
         <w:rPr>
           <w:rStyle w:val="Enfasigrassetto"/>
@@ -29653,6 +26939,7 @@
           <w:color w:val="auto"/>
           <w:lang w:val="pl-PL"/>
         </w:rPr>
+        <w:lastRenderedPageBreak/>
         <w:t>2.22</w:t>
       </w:r>
       <w:r>
@@ -29692,7 +26979,7 @@
           <w:lang w:val="pl-PL"/>
         </w:rPr>
       </w:pPr>
-      <w:bookmarkStart w:id="48" w:name="_Toc239527394"/>
+      <w:bookmarkStart w:id="48" w:name="_Toc243860604"/>
       <w:r>
         <w:rPr>
           <w:rStyle w:val="Enfasigrassetto"/>
@@ -29739,7 +27026,7 @@
           <w:lang w:val="pl-PL"/>
         </w:rPr>
       </w:pPr>
-      <w:bookmarkStart w:id="49" w:name="_Toc239527395"/>
+      <w:bookmarkStart w:id="49" w:name="_Toc243860605"/>
       <w:r>
         <w:rPr>
           <w:rStyle w:val="Enfasigrassetto"/>
@@ -29812,7 +27099,7 @@
           <w:lang w:val="pl-PL"/>
         </w:rPr>
       </w:pPr>
-      <w:bookmarkStart w:id="50" w:name="_Toc239527396"/>
+      <w:bookmarkStart w:id="50" w:name="_Toc243860606"/>
       <w:r>
         <w:rPr>
           <w:rStyle w:val="Enfasigrassetto"/>
@@ -29869,7 +27156,6 @@
           <w:bCs/>
           <w:lang w:val="pl-PL"/>
         </w:rPr>
-        <w:lastRenderedPageBreak/>
         <w:t>Uwaga:</w:t>
       </w:r>
       <w:r>
@@ -29999,7 +27285,7 @@
           <w:lang w:val="pl-PL"/>
         </w:rPr>
       </w:pPr>
-      <w:bookmarkStart w:id="51" w:name="_Toc239527397"/>
+      <w:bookmarkStart w:id="51" w:name="_Toc243860607"/>
       <w:r>
         <w:rPr>
           <w:rStyle w:val="Enfasigrassetto"/>
@@ -30007,6 +27293,7 @@
           <w:color w:val="auto"/>
           <w:lang w:val="pl-PL"/>
         </w:rPr>
+        <w:lastRenderedPageBreak/>
         <w:t>2.26</w:t>
       </w:r>
       <w:r>
@@ -30082,7 +27369,7 @@
           <w:lang w:val="pl-PL"/>
         </w:rPr>
       </w:pPr>
-      <w:bookmarkStart w:id="53" w:name="_Toc239527398"/>
+      <w:bookmarkStart w:id="53" w:name="_Toc243860608"/>
       <w:bookmarkEnd w:id="52"/>
       <w:r>
         <w:rPr>
@@ -30281,7 +27568,6 @@
                 <w:rFonts w:cstheme="minorHAnsi"/>
                 <w:lang w:val="pl-PL"/>
               </w:rPr>
-              <w:lastRenderedPageBreak/>
               <w:t>Ø</w:t>
             </w:r>
             <w:r>
@@ -30376,7 +27662,7 @@
           <w:lang w:val="pl-PL"/>
         </w:rPr>
       </w:pPr>
-      <w:bookmarkStart w:id="54" w:name="_Toc239527399"/>
+      <w:bookmarkStart w:id="54" w:name="_Toc243860609"/>
       <w:r>
         <w:rPr>
           <w:rStyle w:val="Enfasigrassetto"/>
@@ -30529,6 +27815,7 @@
               <w:rPr>
                 <w:lang w:val="pl-PL"/>
               </w:rPr>
+              <w:lastRenderedPageBreak/>
               <w:t>O   OPEN WINDOWS 1</w:t>
             </w:r>
           </w:p>
@@ -30668,7 +27955,7 @@
           <w:lang w:val="pl-PL"/>
         </w:rPr>
       </w:pPr>
-      <w:bookmarkStart w:id="55" w:name="_Toc239527400"/>
+      <w:bookmarkStart w:id="55" w:name="_Toc243860610"/>
       <w:r>
         <w:rPr>
           <w:rStyle w:val="Enfasigrassetto"/>
@@ -30737,7 +28024,7 @@
         <w:rPr>
           <w:lang w:val="pl-PL"/>
         </w:rPr>
-        <w:t>Funkcja HAS VIRTUAL PAD pozwala symulować naciśnięcie przycisku HAS poprzez dwukrotne kliknięcie przycisku LANE (znajdującego się na lewym manetku kierownicy). Pozwala to uniknąć zakupu dedykowanego panelu.</w:t>
+        <w:t>Funkcja HAS VIRTUAL PAD pozwala symulować naciśnięcie przycisku HAS poprzez dwukrotne kliknięcie przycisku LANE (znajdującego się na lewej manetce kierownicy). Pozwala to uniknąć zakupu dedykowanego panelu.</w:t>
       </w:r>
     </w:p>
     <w:p>
@@ -30792,7 +28079,7 @@
         </w:rPr>
       </w:pPr>
       <w:bookmarkStart w:id="56" w:name="_Hlk210492837"/>
-      <w:bookmarkStart w:id="57" w:name="_Toc239527401"/>
+      <w:bookmarkStart w:id="57" w:name="_Toc243860611"/>
       <w:r>
         <w:rPr>
           <w:rStyle w:val="Enfasigrassetto"/>
@@ -30800,7 +28087,6 @@
           <w:color w:val="auto"/>
           <w:lang w:val="pl-PL"/>
         </w:rPr>
-        <w:lastRenderedPageBreak/>
         <w:t>2.30</w:t>
       </w:r>
       <w:r>
@@ -30811,14 +28097,20 @@
           <w:lang w:val="pl-PL"/>
         </w:rPr>
         <w:tab/>
-        <w:t>QV EXHAUST FLAP</w:t>
+        <w:t>EXHAUST FLAP</w:t>
       </w:r>
       <w:bookmarkEnd w:id="57"/>
     </w:p>
     <w:p>
       <w:pPr>
-        <w:pStyle w:val="Paragrafoelenco"/>
-        <w:ind w:left="1080"/>
+        <w:jc w:val="both"/>
+        <w:rPr>
+          <w:lang w:val="pl-PL"/>
+        </w:rPr>
+      </w:pPr>
+    </w:p>
+    <w:p>
+      <w:pPr>
         <w:jc w:val="both"/>
         <w:rPr>
           <w:lang w:val="pl-PL"/>
@@ -30836,14 +28128,129 @@
         <w:rPr>
           <w:lang w:val="pl-PL"/>
         </w:rPr>
-        <w:t>Otwiera zawór wydechowy Giulia Quadrifoglio poprzez dwukrotne naciśnięcie przycisku RELEASE znajdującego się na łopatce zmiany biegów (lub w menu głównym poprzez wybranie pozycji TOGGLE QV VALVE).</w:t>
-      </w:r>
-    </w:p>
-    <w:bookmarkEnd w:id="56"/>
+        <w:t>Otwiera i zamyka zawory wydechowe po dwukrotnym naciśnięciu przycisku RELEASE znajdującego się na dźwigni zmiany biegów lub z menu głównego poprzez wybranie pozycji Toggle Exhaust. W Giulii Quadrifoglio steruje oryginalnymi zaworami; jeśli natomiast używane są zawory aftermarket z pilotem radiowym, BACCABLE symuluje naciśnięcie przycisku otwierania lub zamykania pilota (wymaga podłączenia pilota do dedykowanych wyjść BACCABLE).</w:t>
+      </w:r>
+    </w:p>
+    <w:p>
+      <w:pPr>
+        <w:jc w:val="both"/>
+        <w:rPr>
+          <w:lang w:val="pl-PL"/>
+        </w:rPr>
+      </w:pPr>
+      <w:r>
+        <w:rPr>
+          <w:b/>
+          <w:bCs/>
+          <w:lang w:val="pl-PL"/>
+        </w:rPr>
+        <w:t xml:space="preserve">Uwaga: </w:t>
+      </w:r>
+      <w:r>
+        <w:rPr>
+          <w:lang w:val="pl-PL"/>
+        </w:rPr>
+        <w:t>Jest to funkcja, którą można włączać i wyłączać z poziomu SETUP MENU, patrz p. 2.1, w pozycji Exhaust Flap. Kolejne naciśnięcia przycisku RES (lub przycisku DISTANCE) zmieniają cyklicznie wartość pozycji:</w:t>
+      </w:r>
+    </w:p>
     <w:p>
       <w:pPr>
         <w:pStyle w:val="Paragrafoelenco"/>
-        <w:ind w:left="1080"/>
+        <w:numPr>
+          <w:ilvl w:val="0"/>
+          <w:numId w:val="20"/>
+        </w:numPr>
+        <w:jc w:val="both"/>
+        <w:rPr>
+          <w:lang w:val="pl-PL"/>
+        </w:rPr>
+      </w:pPr>
+      <w:r>
+        <w:rPr>
+          <w:b/>
+          <w:bCs/>
+          <w:lang w:val="pl-PL"/>
+        </w:rPr>
+        <w:t>O  Exhaust Flap</w:t>
+      </w:r>
+      <w:r>
+        <w:rPr>
+          <w:lang w:val="pl-PL"/>
+        </w:rPr>
+        <w:t>: funkcja wyłączona;</w:t>
+      </w:r>
+    </w:p>
+    <w:p>
+      <w:pPr>
+        <w:pStyle w:val="Paragrafoelenco"/>
+        <w:numPr>
+          <w:ilvl w:val="0"/>
+          <w:numId w:val="20"/>
+        </w:numPr>
+        <w:jc w:val="both"/>
+        <w:rPr>
+          <w:lang w:val="pl-PL"/>
+        </w:rPr>
+      </w:pPr>
+      <w:r>
+        <w:rPr>
+          <w:b/>
+          <w:bCs/>
+          <w:lang w:val="pl-PL"/>
+        </w:rPr>
+        <w:t>Ø  Exhaust Flap</w:t>
+      </w:r>
+      <w:r>
+        <w:rPr>
+          <w:lang w:val="pl-PL"/>
+        </w:rPr>
+        <w:t>: zawory otwierają się i zamykają podwójnym kliknięciem przycisku RELEASE lub pozycją Toggle Exhaust w menu głównym;</w:t>
+      </w:r>
+    </w:p>
+    <w:p>
+      <w:pPr>
+        <w:pStyle w:val="Paragrafoelenco"/>
+        <w:numPr>
+          <w:ilvl w:val="0"/>
+          <w:numId w:val="20"/>
+        </w:numPr>
+        <w:jc w:val="both"/>
+        <w:rPr>
+          <w:lang w:val="pl-PL"/>
+        </w:rPr>
+      </w:pPr>
+      <w:r>
+        <w:rPr>
+          <w:b/>
+          <w:bCs/>
+          <w:lang w:val="pl-PL"/>
+        </w:rPr>
+        <w:lastRenderedPageBreak/>
+        <w:t>Ø  Exhaust Flap DR</w:t>
+      </w:r>
+      <w:r>
+        <w:rPr>
+          <w:lang w:val="pl-PL"/>
+        </w:rPr>
+        <w:t>: jak wyżej, a dodatkowo zawory otwierają się automatycznie po przejściu na styl jazdy D (Dynamic) lub R (Race) i zamykają po przejściu na styl N (Natural) lub A (All Weather). Podwójne kliknięcie nadal działa, do następnej zmiany stylu jazdy.</w:t>
+      </w:r>
+    </w:p>
+    <w:p>
+      <w:pPr>
+        <w:jc w:val="both"/>
+        <w:rPr>
+          <w:lang w:val="pl-PL"/>
+        </w:rPr>
+      </w:pPr>
+      <w:r>
+        <w:rPr>
+          <w:lang w:val="pl-PL"/>
+        </w:rPr>
+        <w:t>Po wyłączeniu silnika zawory są zamykane, aby przerwać wysyłanie komunikatów na magistrali CAN przy wyłączonym pojeździe, ale wybór użytkownika zostaje zapamiętany: gdy tylko silnik ponownie pracuje (powyżej około 400 rpm), zawory są ponownie otwierane, jeśli były otwarte przed wyłączeniem. W opcji DR przy ponownym uruchomieniu sprawdzany jest bieżący styl jazdy, a położenie zaworów jest potwierdzane (otwarte w D i R, zamknięte w N i A), nawet jeśli styl jazdy został zmieniony przy wyłączonym silniku. Podwójne kliknięcie przy wyłączonym silniku zmienia tylko zapamiętany wybór, który zostanie zastosowany przy następnym uruchomieniu. Wybór jest tracony po odłączeniu BACCABLE, natomiast stan włączenia funkcji jest zapisywany na stałe.</w:t>
+      </w:r>
+    </w:p>
+    <w:p>
+      <w:pPr>
         <w:jc w:val="both"/>
         <w:rPr>
           <w:lang w:val="pl-PL"/>
@@ -30860,7 +28267,8 @@
           <w:lang w:val="pl-PL"/>
         </w:rPr>
       </w:pPr>
-      <w:bookmarkStart w:id="58" w:name="_Toc239527402"/>
+      <w:bookmarkStart w:id="58" w:name="_Toc243860612"/>
+      <w:bookmarkEnd w:id="56"/>
       <w:r>
         <w:rPr>
           <w:rStyle w:val="Enfasigrassetto"/>
@@ -30884,8 +28292,14 @@
     </w:p>
     <w:p>
       <w:pPr>
-        <w:pStyle w:val="Paragrafoelenco"/>
-        <w:ind w:left="1080"/>
+        <w:jc w:val="both"/>
+        <w:rPr>
+          <w:lang w:val="pl-PL"/>
+        </w:rPr>
+      </w:pPr>
+    </w:p>
+    <w:p>
+      <w:pPr>
         <w:jc w:val="both"/>
         <w:rPr>
           <w:lang w:val="pl-PL"/>
@@ -30903,8 +28317,147 @@
         <w:rPr>
           <w:lang w:val="pl-PL"/>
         </w:rPr>
-        <w:t>Tymczasowo wyłącza sygnalizator dźwiękowy, jeśli wykryta zostanie przeszkoda z przodu, a pojazd jest nieruchomy.</w:t>
-      </w:r>
+        <w:t>Wycisza przednie czujniki parkowania, gdy pojazd stoi przed przeszkodą z wciśniętym pedałem hamulca, i ponownie je włącza po zwolnieniu hamulca.</w:t>
+      </w:r>
+    </w:p>
+    <w:p>
+      <w:pPr>
+        <w:jc w:val="both"/>
+        <w:rPr>
+          <w:lang w:val="pl-PL"/>
+        </w:rPr>
+      </w:pPr>
+      <w:r>
+        <w:rPr>
+          <w:b/>
+          <w:bCs/>
+          <w:lang w:val="pl-PL"/>
+        </w:rPr>
+        <w:t xml:space="preserve">Uwaga: </w:t>
+      </w:r>
+      <w:r>
+        <w:rPr>
+          <w:lang w:val="pl-PL"/>
+        </w:rPr>
+        <w:t>Jest to funkcja, którą można włączać i wyłączać z poziomu SETUP MENU, patrz p. 2.1.</w:t>
+      </w:r>
+    </w:p>
+    <w:p>
+      <w:pPr>
+        <w:jc w:val="both"/>
+        <w:rPr>
+          <w:lang w:val="pl-PL"/>
+        </w:rPr>
+      </w:pPr>
+      <w:r>
+        <w:rPr>
+          <w:lang w:val="pl-PL"/>
+        </w:rPr>
+        <w:t>Działanie:</w:t>
+      </w:r>
+    </w:p>
+    <w:p>
+      <w:pPr>
+        <w:pStyle w:val="Paragrafoelenco"/>
+        <w:numPr>
+          <w:ilvl w:val="0"/>
+          <w:numId w:val="20"/>
+        </w:numPr>
+        <w:jc w:val="both"/>
+        <w:rPr>
+          <w:lang w:val="pl-PL"/>
+        </w:rPr>
+      </w:pPr>
+      <w:r>
+        <w:rPr>
+          <w:lang w:val="pl-PL"/>
+        </w:rPr>
+        <w:t>gdy przednie czujniki sygnalizują przeszkodę, a pedał hamulca jest zdecydowanie wciśnięty (powyżej około 15% skoku), BACCABLE wyłącza czujniki parkowania, symulując naciśnięcie odpowiedniego przycisku (dioda LED przycisku świeci światłem ciągłym);</w:t>
+      </w:r>
+    </w:p>
+    <w:p>
+      <w:pPr>
+        <w:pStyle w:val="Paragrafoelenco"/>
+        <w:numPr>
+          <w:ilvl w:val="0"/>
+          <w:numId w:val="20"/>
+        </w:numPr>
+        <w:jc w:val="both"/>
+        <w:rPr>
+          <w:lang w:val="pl-PL"/>
+        </w:rPr>
+      </w:pPr>
+      <w:r>
+        <w:rPr>
+          <w:lang w:val="pl-PL"/>
+        </w:rPr>
+        <w:t>po zwolnieniu hamulca, jeśli czujniki zostały wyłączone przez BACCABLE, są automatycznie włączane ponownie przez ponowne zasymulowanie naciśnięcia przycisku;</w:t>
+      </w:r>
+    </w:p>
+    <w:p>
+      <w:pPr>
+        <w:pStyle w:val="Paragrafoelenco"/>
+        <w:numPr>
+          <w:ilvl w:val="0"/>
+          <w:numId w:val="20"/>
+        </w:numPr>
+        <w:jc w:val="both"/>
+        <w:rPr>
+          <w:lang w:val="pl-PL"/>
+        </w:rPr>
+      </w:pPr>
+      <w:r>
+        <w:rPr>
+          <w:lang w:val="pl-PL"/>
+        </w:rPr>
+        <w:t>przy włączonym biegu wstecznym funkcja nigdy nie wyłącza czujników. Jeśli zostały wyłączone przez BACCABLE, a pojazd nie włącza ich samodzielnie, BACCABLE włącza je około pół sekundy po włączeniu biegu wstecznego;</w:t>
+      </w:r>
+    </w:p>
+    <w:p>
+      <w:pPr>
+        <w:pStyle w:val="Paragrafoelenco"/>
+        <w:numPr>
+          <w:ilvl w:val="0"/>
+          <w:numId w:val="20"/>
+        </w:numPr>
+        <w:jc w:val="both"/>
+        <w:rPr>
+          <w:lang w:val="pl-PL"/>
+        </w:rPr>
+      </w:pPr>
+      <w:r>
+        <w:rPr>
+          <w:lang w:val="pl-PL"/>
+        </w:rPr>
+        <w:t>jeśli pojazd sam ponownie włącza czujniki (na przykład po przekroczeniu określonej prędkości), BACCABLE nie interweniuje;</w:t>
+      </w:r>
+    </w:p>
+    <w:p>
+      <w:pPr>
+        <w:pStyle w:val="Paragrafoelenco"/>
+        <w:numPr>
+          <w:ilvl w:val="0"/>
+          <w:numId w:val="20"/>
+        </w:numPr>
+        <w:jc w:val="both"/>
+        <w:rPr>
+          <w:lang w:val="pl-PL"/>
+        </w:rPr>
+      </w:pPr>
+      <w:r>
+        <w:rPr>
+          <w:lang w:val="pl-PL"/>
+        </w:rPr>
+        <w:t>jeśli czujniki zostaną ręcznie włączone przy wciąż wciśniętym hamulcu przed przeszkodą, zostaną ponownie wyłączone: aby pozostały aktywne, wystarczy zwolnić hamulec.</w:t>
+      </w:r>
+    </w:p>
+    <w:p>
+      <w:pPr>
+        <w:jc w:val="both"/>
+        <w:rPr>
+          <w:lang w:val="pl-PL"/>
+        </w:rPr>
+      </w:pPr>
     </w:p>
     <w:p>
       <w:pPr>
@@ -30916,7 +28469,7 @@
           <w:lang w:val="pl-PL"/>
         </w:rPr>
       </w:pPr>
-      <w:bookmarkStart w:id="59" w:name="_Toc239527403"/>
+      <w:bookmarkStart w:id="59" w:name="_Toc243860613"/>
       <w:r>
         <w:rPr>
           <w:rStyle w:val="Enfasigrassetto"/>
@@ -30957,7 +28510,7 @@
         <w:rPr>
           <w:lang w:val="pl-PL"/>
         </w:rPr>
-        <w:t>Zamienia baccable w ELM327 zdolny do automatycznego łączenia się z 3 magistralami CAN pojazdu, bez konieczności posiadania specjalnych kabli i bez przenoszenia złącza USB z portu C1.</w:t>
+        <w:t>Zamienia baccable w ELM327 zdolny do automatycznego łączenia się z 3 magistralami pojazdu, bez specjalnych przewodów i bez przekładania złącza USB z portu C1.</w:t>
       </w:r>
     </w:p>
     <w:p>
@@ -30979,7 +28532,7 @@
         <w:rPr>
           <w:lang w:val="pl-PL"/>
         </w:rPr>
-        <w:t>Aby użyć funkcji ELM327, należy:</w:t>
+        <w:t>Aby korzystać z funkcji ELM327, należy ją włączyć w MAIN SETUP MENU. Można ją też włączyć za pomocą aplikacji na Androida (wygodne, gdy pojazd nie jest dostępny). Po włączeniu funkcji należy postępować w następujący sposób:</w:t>
       </w:r>
     </w:p>
     <w:p>
@@ -30998,7 +28551,271 @@
         <w:rPr>
           <w:lang w:val="pl-PL"/>
         </w:rPr>
-        <w:t>podłączyć kabel USB między baccable a komputerem lub smartfonem z systemem Android, używając prawego złącza baccable (C1)</w:t>
+        <w:t>podłączyć kabel usb między baccable a komputerem PC (lub smartfonem z Androidem), używając prawego złącza baccable (C1)</w:t>
+      </w:r>
+    </w:p>
+    <w:p>
+      <w:pPr>
+        <w:pStyle w:val="Paragrafoelenco"/>
+        <w:spacing w:line="259" w:lineRule="auto"/>
+        <w:rPr>
+          <w:lang w:val="pl-PL"/>
+        </w:rPr>
+      </w:pPr>
+      <w:r>
+        <w:rPr>
+          <w:lang w:val="pl-PL"/>
+        </w:rPr>
+        <w:t>Dopiero potem podłączyć baccable do gniazda OBD.</w:t>
+      </w:r>
+    </w:p>
+    <w:p>
+      <w:pPr>
+        <w:spacing w:line="259" w:lineRule="auto"/>
+        <w:rPr>
+          <w:lang w:val="pl-PL"/>
+        </w:rPr>
+      </w:pPr>
+      <w:r>
+        <w:rPr>
+          <w:b/>
+          <w:bCs/>
+          <w:lang w:val="pl-PL"/>
+        </w:rPr>
+        <w:t>Uwaga1</w:t>
+      </w:r>
+      <w:r>
+        <w:rPr>
+          <w:lang w:val="pl-PL"/>
+        </w:rPr>
+        <w:t>: na smartfonie lub komputerze PC należy zainstalować wybraną aplikację (na przykład Multiecuscan, alfaobd itp.)</w:t>
+      </w:r>
+    </w:p>
+    <w:p>
+      <w:pPr>
+        <w:spacing w:line="259" w:lineRule="auto"/>
+        <w:rPr>
+          <w:lang w:val="pl-PL"/>
+        </w:rPr>
+      </w:pPr>
+      <w:r>
+        <w:rPr>
+          <w:b/>
+          <w:bCs/>
+          <w:lang w:val="pl-PL"/>
+        </w:rPr>
+        <w:t>Uwaga2</w:t>
+      </w:r>
+      <w:r>
+        <w:rPr>
+          <w:lang w:val="pl-PL"/>
+        </w:rPr>
+        <w:t>: 10 sekund po odłączeniu kabla USB baccable wraca do pracy jako zwykły baccable. Aby ponownie użyć go jako ELM327, należy odłączyć baccable od gniazda OBD, a następnie ponownie podłączyć kabel USB i dopiero potem złącze OBD.</w:t>
+      </w:r>
+    </w:p>
+    <w:p>
+      <w:pPr>
+        <w:spacing w:line="259" w:lineRule="auto"/>
+        <w:rPr>
+          <w:lang w:val="pl-PL"/>
+        </w:rPr>
+      </w:pPr>
+      <w:r>
+        <w:rPr>
+          <w:b/>
+          <w:bCs/>
+          <w:lang w:val="pl-PL"/>
+        </w:rPr>
+        <w:t>Uwaga3</w:t>
+      </w:r>
+      <w:r>
+        <w:rPr>
+          <w:lang w:val="pl-PL"/>
+        </w:rPr>
+        <w:t>: jeśli funkcja ELM327 nie jest używana, należy pamiętać o jej wyłączeniu w main setup menu, aby ograniczyć możliwe zakłócenia między funkcją ELM327 a funkcją immobilizer w pierwszych sekundach pracy.</w:t>
+      </w:r>
+    </w:p>
+    <w:p>
+      <w:pPr>
+        <w:spacing w:line="259" w:lineRule="auto"/>
+        <w:rPr>
+          <w:lang w:val="pl-PL"/>
+        </w:rPr>
+      </w:pPr>
+    </w:p>
+    <w:p>
+      <w:pPr>
+        <w:pStyle w:val="Titolo2"/>
+        <w:rPr>
+          <w:rStyle w:val="Enfasigrassetto"/>
+          <w:rFonts w:asciiTheme="minorHAnsi" w:hAnsiTheme="minorHAnsi" w:cstheme="minorHAnsi"/>
+          <w:color w:val="auto"/>
+          <w:lang w:val="pl-PL"/>
+        </w:rPr>
+      </w:pPr>
+      <w:bookmarkStart w:id="60" w:name="_Toc243860614"/>
+      <w:r>
+        <w:rPr>
+          <w:rStyle w:val="Enfasigrassetto"/>
+          <w:rFonts w:asciiTheme="minorHAnsi" w:hAnsiTheme="minorHAnsi" w:cstheme="minorHAnsi"/>
+          <w:color w:val="auto"/>
+          <w:lang w:val="pl-PL"/>
+        </w:rPr>
+        <w:t>2.33</w:t>
+      </w:r>
+      <w:r>
+        <w:rPr>
+          <w:rStyle w:val="Enfasigrassetto"/>
+          <w:rFonts w:asciiTheme="minorHAnsi" w:hAnsiTheme="minorHAnsi" w:cstheme="minorHAnsi"/>
+          <w:color w:val="auto"/>
+          <w:lang w:val="pl-PL"/>
+        </w:rPr>
+        <w:tab/>
+        <w:t>MAX HOLD</w:t>
+      </w:r>
+      <w:bookmarkEnd w:id="60"/>
+    </w:p>
+    <w:p>
+      <w:pPr>
+        <w:jc w:val="both"/>
+        <w:rPr>
+          <w:lang w:val="pl-PL"/>
+        </w:rPr>
+      </w:pPr>
+      <w:r>
+        <w:rPr>
+          <w:b/>
+          <w:bCs/>
+          <w:lang w:val="pl-PL"/>
+        </w:rPr>
+        <w:t xml:space="preserve">Krótki opis: </w:t>
+      </w:r>
+      <w:r>
+        <w:rPr>
+          <w:lang w:val="pl-PL"/>
+        </w:rPr>
+        <w:t>Utrzymuje na wyświetlaczu maksymalną wartość wybranego parametru.</w:t>
+      </w:r>
+    </w:p>
+    <w:p>
+      <w:pPr>
+        <w:jc w:val="both"/>
+        <w:rPr>
+          <w:lang w:val="pl-PL"/>
+        </w:rPr>
+      </w:pPr>
+    </w:p>
+    <w:p>
+      <w:pPr>
+        <w:jc w:val="both"/>
+        <w:rPr>
+          <w:lang w:val="pl-PL"/>
+        </w:rPr>
+      </w:pPr>
+      <w:r>
+        <w:rPr>
+          <w:lang w:val="pl-PL"/>
+        </w:rPr>
+        <w:t>Funkcja Max Hold jest zawsze włączona, więc nie trzeba jej włączać w main setup menu. Aby jej użyć, w menu głównym Baccable widoczna jest pozycja MAX HOLD OFF. Naciśnięcie przycisku RES lub DISTANCE zmieni ją na MAX HOLD ON. Gdy następnie przejdziesz do menu „Show Parameters” i zatrzymasz się na jednym z parametrów, na wyświetlaczu zostanie zachowana maksymalna wartość zarejestrowana dla tego parametru. Przejście do wyświetlania innego parametru spowoduje skasowanie poprzedniej maksymalnej wartości. Aby ją wyłączyć, należy wrócić do MAX HOLD ON i nacisnąć przycisk RES lub DISTANCE, aby zobaczyć powrót do stanu wyłączonego (zostanie wyświetlone MAX HOLD OFF).</w:t>
+      </w:r>
+    </w:p>
+    <w:p>
+      <w:pPr>
+        <w:jc w:val="both"/>
+        <w:rPr>
+          <w:lang w:val="pl-PL"/>
+        </w:rPr>
+      </w:pPr>
+    </w:p>
+    <w:p>
+      <w:pPr>
+        <w:pStyle w:val="Titolo2"/>
+        <w:rPr>
+          <w:rStyle w:val="Enfasigrassetto"/>
+          <w:rFonts w:asciiTheme="minorHAnsi" w:hAnsiTheme="minorHAnsi" w:cstheme="minorHAnsi"/>
+          <w:color w:val="auto"/>
+          <w:lang w:val="pl-PL"/>
+        </w:rPr>
+      </w:pPr>
+      <w:bookmarkStart w:id="61" w:name="_Toc243860615"/>
+      <w:r>
+        <w:rPr>
+          <w:rStyle w:val="Enfasigrassetto"/>
+          <w:rFonts w:asciiTheme="minorHAnsi" w:hAnsiTheme="minorHAnsi" w:cstheme="minorHAnsi"/>
+          <w:color w:val="auto"/>
+          <w:lang w:val="pl-PL"/>
+        </w:rPr>
+        <w:t>2.34</w:t>
+      </w:r>
+      <w:r>
+        <w:rPr>
+          <w:rStyle w:val="Enfasigrassetto"/>
+          <w:rFonts w:asciiTheme="minorHAnsi" w:hAnsiTheme="minorHAnsi" w:cstheme="minorHAnsi"/>
+          <w:color w:val="auto"/>
+          <w:lang w:val="pl-PL"/>
+        </w:rPr>
+        <w:tab/>
+        <w:t>DNA MEMORY</w:t>
+      </w:r>
+      <w:bookmarkEnd w:id="61"/>
+    </w:p>
+    <w:p>
+      <w:pPr>
+        <w:jc w:val="both"/>
+        <w:rPr>
+          <w:lang w:val="pl-PL"/>
+        </w:rPr>
+      </w:pPr>
+      <w:r>
+        <w:rPr>
+          <w:b/>
+          <w:bCs/>
+          <w:lang w:val="pl-PL"/>
+        </w:rPr>
+        <w:t xml:space="preserve">Krótki opis: </w:t>
+      </w:r>
+      <w:r>
+        <w:rPr>
+          <w:lang w:val="pl-PL"/>
+        </w:rPr>
+        <w:t>Przy pierwszym uruchomieniu silnika przywraca styl jazdy (A, N, D lub R), który był używany podczas poprzedniego korzystania z pojazdu.</w:t>
+      </w:r>
+    </w:p>
+    <w:p>
+      <w:pPr>
+        <w:jc w:val="both"/>
+        <w:rPr>
+          <w:lang w:val="pl-PL"/>
+        </w:rPr>
+      </w:pPr>
+      <w:r>
+        <w:rPr>
+          <w:b/>
+          <w:bCs/>
+          <w:lang w:val="pl-PL"/>
+        </w:rPr>
+        <w:t xml:space="preserve">Uwaga: </w:t>
+      </w:r>
+      <w:r>
+        <w:rPr>
+          <w:lang w:val="pl-PL"/>
+        </w:rPr>
+        <w:t>Jest to funkcja, którą można włączać i wyłączać z poziomu SETUP MENU, patrz p. 2.1, w pozycji DNA Memory. Ustawienie jest zapisywane na stałe po wybraniu SAVE&amp;EXIT.</w:t>
+      </w:r>
+    </w:p>
+    <w:p>
+      <w:pPr>
+        <w:jc w:val="both"/>
+        <w:rPr>
+          <w:lang w:val="pl-PL"/>
+        </w:rPr>
+      </w:pPr>
+      <w:r>
+        <w:rPr>
+          <w:lang w:val="pl-PL"/>
+        </w:rPr>
+        <w:lastRenderedPageBreak/>
+        <w:t>Działanie:</w:t>
       </w:r>
     </w:p>
     <w:p>
@@ -31006,18 +28823,18 @@
         <w:pStyle w:val="Paragrafoelenco"/>
         <w:numPr>
           <w:ilvl w:val="0"/>
-          <w:numId w:val="27"/>
+          <w:numId w:val="20"/>
         </w:numPr>
-        <w:spacing w:line="259" w:lineRule="auto"/>
-        <w:rPr>
-          <w:lang w:val="pl-PL"/>
-        </w:rPr>
-      </w:pPr>
-      <w:r>
-        <w:rPr>
-          <w:lang w:val="pl-PL"/>
-        </w:rPr>
-        <w:t>wejść do MAIN SETUP MENU BACCABLE przy włączonym pojeździe i wybrać funkcję ELM327</w:t>
+        <w:jc w:val="both"/>
+        <w:rPr>
+          <w:lang w:val="pl-PL"/>
+        </w:rPr>
+      </w:pPr>
+      <w:r>
+        <w:rPr>
+          <w:lang w:val="pl-PL"/>
+        </w:rPr>
+        <w:t>podczas pracy silnika BACCABLE zapamiętuje używany styl jazdy; po wyłączeniu silnika zapamiętana wartość zostaje zamrożona;</w:t>
       </w:r>
     </w:p>
     <w:p>
@@ -31025,53 +28842,80 @@
         <w:pStyle w:val="Paragrafoelenco"/>
         <w:numPr>
           <w:ilvl w:val="0"/>
-          <w:numId w:val="27"/>
+          <w:numId w:val="20"/>
         </w:numPr>
-        <w:spacing w:line="259" w:lineRule="auto"/>
-        <w:rPr>
-          <w:lang w:val="pl-PL"/>
-        </w:rPr>
-      </w:pPr>
-      <w:r>
-        <w:rPr>
-          <w:lang w:val="pl-PL"/>
-        </w:rPr>
-        <w:t>wybrać SAVE&amp;EXIT, aby zapisać ustawienie</w:t>
+        <w:jc w:val="both"/>
+        <w:rPr>
+          <w:lang w:val="pl-PL"/>
+        </w:rPr>
+      </w:pPr>
+      <w:r>
+        <w:rPr>
+          <w:lang w:val="pl-PL"/>
+        </w:rPr>
+        <w:t>przy pierwszym uruchomieniu silnika po wyłączeniu pojazdu (i przejściu magistrali CAN w stan uśpienia), około 2 sekundy po uruchomieniu, jeśli styl jazdy różni się od zapamiętanego, BACCABLE symuluje ruchy przełącznika DNA potrzebne do jego osiągnięcia, w górę (A, N, D, R) lub w dół. Przejście z D do R wymaga dłuższego przytrzymania przełącznika, które BACCABLE symuluje przez około 2 sekundy;</w:t>
       </w:r>
     </w:p>
     <w:p>
       <w:pPr>
         <w:pStyle w:val="Paragrafoelenco"/>
-        <w:spacing w:line="259" w:lineRule="auto"/>
-        <w:rPr>
-          <w:lang w:val="pl-PL"/>
-        </w:rPr>
-      </w:pPr>
-      <w:r>
-        <w:rPr>
-          <w:lang w:val="pl-PL"/>
-        </w:rPr>
-        <w:t>Od razu baccable zamieni się w ELM327.</w:t>
+        <w:numPr>
+          <w:ilvl w:val="0"/>
+          <w:numId w:val="20"/>
+        </w:numPr>
+        <w:jc w:val="both"/>
+        <w:rPr>
+          <w:lang w:val="pl-PL"/>
+        </w:rPr>
+      </w:pPr>
+      <w:r>
+        <w:rPr>
+          <w:lang w:val="pl-PL"/>
+        </w:rPr>
+        <w:t>około 1 sekundy po zakończeniu ruchów sprawdzany jest styl jazdy; jeśli nie jest to styl zapamiętany, ruchy są powtarzane tylko jeden raz;</w:t>
       </w:r>
     </w:p>
     <w:p>
       <w:pPr>
         <w:pStyle w:val="Paragrafoelenco"/>
-        <w:spacing w:line="259" w:lineRule="auto"/>
-        <w:rPr>
-          <w:lang w:val="pl-PL"/>
-        </w:rPr>
-      </w:pPr>
-      <w:r>
-        <w:rPr>
-          <w:lang w:val="pl-PL"/>
-        </w:rPr>
-        <w:t xml:space="preserve">Na smartfonie lub komputerze należy zainstalować żądaną aplikację (np. Multiecuscan, alfaobd itd.) </w:t>
-      </w:r>
-    </w:p>
-    <w:p>
-      <w:pPr>
-        <w:spacing w:line="259" w:lineRule="auto"/>
+        <w:numPr>
+          <w:ilvl w:val="0"/>
+          <w:numId w:val="20"/>
+        </w:numPr>
+        <w:jc w:val="both"/>
+        <w:rPr>
+          <w:lang w:val="pl-PL"/>
+        </w:rPr>
+      </w:pPr>
+      <w:r>
+        <w:rPr>
+          <w:lang w:val="pl-PL"/>
+        </w:rPr>
+        <w:t>jeśli podczas przywracania przełącznik DNA zostanie poruszony lub silnik się wyłączy, przywracanie jest natychmiast przerywane;</w:t>
+      </w:r>
+    </w:p>
+    <w:p>
+      <w:pPr>
+        <w:pStyle w:val="Paragrafoelenco"/>
+        <w:numPr>
+          <w:ilvl w:val="0"/>
+          <w:numId w:val="20"/>
+        </w:numPr>
+        <w:jc w:val="both"/>
+        <w:rPr>
+          <w:lang w:val="pl-PL"/>
+        </w:rPr>
+      </w:pPr>
+      <w:r>
+        <w:rPr>
+          <w:lang w:val="pl-PL"/>
+        </w:rPr>
+        <w:t>po zakończeniu przywracania styl jazdy można dowolnie zmieniać: BACCABLE nie interweniuje aż do następnego uruchomienia po wyłączeniu pojazdu, a nowo wybrany styl zostanie zapamiętany. Wyłączenia silnika spowodowane systemem Start&amp;Stop nie uruchamiają przywracania.</w:t>
+      </w:r>
+    </w:p>
+    <w:p>
+      <w:pPr>
+        <w:jc w:val="both"/>
         <w:rPr>
           <w:lang w:val="pl-PL"/>
         </w:rPr>
@@ -31082,125 +28926,18 @@
           <w:bCs/>
           <w:lang w:val="pl-PL"/>
         </w:rPr>
-        <w:t>Uwaga 1</w:t>
-      </w:r>
-      <w:r>
-        <w:rPr>
-          <w:lang w:val="pl-PL"/>
-        </w:rPr>
-        <w:t>: Po 10 sekundach od odłączenia kabla USB baccable ponownie stanie się zwykłym baccable. Aby ponownie użyć go jako ELM327, należy odłączyć baccable od OBD, a następnie podłączyć kabel USB, a potem złącze OBD.</w:t>
-      </w:r>
-    </w:p>
-    <w:p>
-      <w:pPr>
-        <w:spacing w:line="259" w:lineRule="auto"/>
-        <w:rPr>
-          <w:lang w:val="pl-PL"/>
-        </w:rPr>
-      </w:pPr>
-      <w:r>
-        <w:rPr>
-          <w:b/>
-          <w:bCs/>
-          <w:lang w:val="pl-PL"/>
-        </w:rPr>
-        <w:t>Uwaga 2</w:t>
-      </w:r>
-      <w:r>
-        <w:rPr>
-          <w:lang w:val="pl-PL"/>
-        </w:rPr>
-        <w:t>: jeśli nie używasz funkcji ELM327, pamiętaj, aby ją wyłączyć w main setup menu, aby zmniejszyć ryzyko możliwych zakłóceń między funkcją ELM327 a funkcją immobilizer w pierwszych sekundach działania.</w:t>
-      </w:r>
-    </w:p>
-    <w:p>
-      <w:pPr>
-        <w:jc w:val="both"/>
-        <w:rPr>
-          <w:lang w:val="pl-PL"/>
-        </w:rPr>
-      </w:pPr>
-    </w:p>
-    <w:p>
-      <w:pPr>
-        <w:pStyle w:val="Titolo2"/>
-        <w:rPr>
-          <w:rStyle w:val="Enfasigrassetto"/>
-          <w:rFonts w:asciiTheme="minorHAnsi" w:hAnsiTheme="minorHAnsi" w:cstheme="minorHAnsi"/>
-          <w:color w:val="auto"/>
-          <w:lang w:val="pl-PL"/>
-        </w:rPr>
-      </w:pPr>
-      <w:bookmarkStart w:id="60" w:name="_Toc239527404"/>
-      <w:r>
-        <w:rPr>
-          <w:rStyle w:val="Enfasigrassetto"/>
-          <w:rFonts w:asciiTheme="minorHAnsi" w:hAnsiTheme="minorHAnsi" w:cstheme="minorHAnsi"/>
-          <w:color w:val="auto"/>
-          <w:lang w:val="pl-PL"/>
-        </w:rPr>
-        <w:t>2.33</w:t>
-      </w:r>
-      <w:r>
-        <w:rPr>
-          <w:rStyle w:val="Enfasigrassetto"/>
-          <w:rFonts w:asciiTheme="minorHAnsi" w:hAnsiTheme="minorHAnsi" w:cstheme="minorHAnsi"/>
-          <w:color w:val="auto"/>
-          <w:lang w:val="pl-PL"/>
-        </w:rPr>
-        <w:tab/>
-        <w:t>MAX HOLD</w:t>
-      </w:r>
-      <w:bookmarkEnd w:id="60"/>
-    </w:p>
-    <w:p>
-      <w:pPr>
-        <w:jc w:val="both"/>
-        <w:rPr>
-          <w:lang w:val="pl-PL"/>
-        </w:rPr>
-      </w:pPr>
-      <w:r>
-        <w:rPr>
-          <w:b/>
-          <w:bCs/>
-          <w:lang w:val="pl-PL"/>
-        </w:rPr>
-        <w:t xml:space="preserve">Krótki opis: </w:t>
-      </w:r>
-      <w:r>
-        <w:rPr>
-          <w:lang w:val="pl-PL"/>
-        </w:rPr>
-        <w:t>Utrzymuje na wyświetlaczu maksymalną wartość wybranego parametru.</w:t>
-      </w:r>
-    </w:p>
-    <w:p>
-      <w:pPr>
-        <w:jc w:val="both"/>
-        <w:rPr>
-          <w:lang w:val="pl-PL"/>
-        </w:rPr>
-      </w:pPr>
-    </w:p>
-    <w:p>
-      <w:pPr>
-        <w:jc w:val="both"/>
-        <w:rPr>
-          <w:lang w:val="pl-PL"/>
-        </w:rPr>
-      </w:pPr>
-      <w:r>
-        <w:rPr>
-          <w:lang w:val="pl-PL"/>
-        </w:rPr>
-        <w:lastRenderedPageBreak/>
-        <w:t>Funkcja Max Hold jest zawsze włączona, więc nie trzeba jej włączać w main setup menu. Aby jej użyć, w menu głównym Baccable widoczna jest pozycja MAX HOLD OFF. Naciśnięcie przycisku RES lub DISTANCE zmieni ją na MAX HOLD ON. Następnie, poruszając się w menu „Show Parameters” i zatrzymując się na jednym z parametrów, na wyświetlaczu zostanie zachowana maksymalna wartość zarejestrowana dla tego parametru. Przejście do wyświetlania innego parametru spowoduje skasowanie poprzedniej maksymalnej wartości. Aby ją wyłączyć, należy wrócić do MAX HOLD ON i nacisnąć przycisk RES lub DISTANCE, aby zobaczyć powrót do stanu wyłączonego (zostanie wyświetlone MAX HOLD OFF).</w:t>
+        <w:t xml:space="preserve">Zgodność: </w:t>
+      </w:r>
+      <w:r>
+        <w:rPr>
+          <w:lang w:val="pl-PL"/>
+        </w:rPr>
+        <w:t>funkcja wymaga monostabilnego przełącznika DNA komunikującego się na magistrali CAN BH. W pojazdach wyposażonych w przełącznik innego typu BACCABLE nie wykrywa przełącznika i nie wysyła żadnych poleceń. Zapamiętany styl jest tracony po odłączeniu BACCABLE.</w:t>
       </w:r>
     </w:p>
     <w:sectPr>
-      <w:headerReference w:type="default" r:id="rId36"/>
-      <w:footerReference w:type="default" r:id="rId37"/>
+      <w:headerReference w:type="default" r:id="rId39"/>
+      <w:footerReference w:type="default" r:id="rId40"/>
       <w:pgSz w:w="11906" w:h="16838"/>
       <w:pgMar w:top="1985" w:right="1276" w:bottom="1440" w:left="1276" w:header="709" w:footer="709" w:gutter="0"/>
       <w:cols w:space="708"/>
@@ -31373,7 +29110,7 @@
         <w:noProof/>
       </w:rPr>
       <w:drawing>
-        <wp:anchor distT="0" distB="0" distL="114300" distR="114300" simplePos="0" relativeHeight="251658240" behindDoc="0" locked="0" layoutInCell="1" allowOverlap="1" wp14:anchorId="5B36560C" wp14:editId="4A728D14">
+        <wp:anchor distT="0" distB="0" distL="114300" distR="114300" simplePos="0" relativeHeight="251658240" behindDoc="0" locked="0" layoutInCell="1" allowOverlap="1" wp14:anchorId="4EED9EF8" wp14:editId="0CF876D3">
           <wp:simplePos x="0" y="0"/>
           <wp:positionH relativeFrom="column">
             <wp:posOffset>15875</wp:posOffset>
@@ -31451,16 +29188,7 @@
       <w:t xml:space="preserve"> </w:t>
     </w:r>
     <w:r>
-      <w:t>V.</w:t>
-    </w:r>
-    <w:r>
-      <w:t>4</w:t>
-    </w:r>
-    <w:r>
-      <w:t>.</w:t>
-    </w:r>
-    <w:r>
-      <w:t>8</w:t>
+      <w:t>V.4.9</w:t>
     </w:r>
   </w:p>
   <w:p>
@@ -31483,19 +29211,7 @@
       <w:t xml:space="preserve">Data: </w:t>
     </w:r>
     <w:r>
-      <w:t>05</w:t>
-    </w:r>
-    <w:r>
-      <w:t>/</w:t>
-    </w:r>
-    <w:r>
-      <w:t>09</w:t>
-    </w:r>
-    <w:r>
-      <w:t>/202</w:t>
-    </w:r>
-    <w:r>
-      <w:t>6</w:t>
+      <w:t>25/10/2026</w:t>
     </w:r>
   </w:p>
 </w:hdr>
